--- a/reports/supervisors/hong_kong/professors/prof_minghua_chen/dossier.docx
+++ b/reports/supervisors/hong_kong/professors/prof_minghua_chen/dossier.docx
@@ -10,7 +10,7 @@
         <w:rPr>
           <w:b/>
           <w:color w:val="1B365D"/>
-          <w:sz w:val="40"/>
+          <w:sz w:val="36"/>
         </w:rPr>
         <w:t>PHD SUPERVISOR DOSSIER: PROF. MINGHUA CHEN</w:t>
       </w:r>
@@ -22,15 +22,27 @@
       <w:r>
         <w:rPr>
           <w:color w:val="64748B"/>
-          <w:sz w:val="22"/>
+          <w:sz w:val="20"/>
         </w:rPr>
-        <w:t>Academic Research Intelligence • Generated: September 17, 2026</w:t>
+        <w:t>Academic Research Intelligence • Generated: September 18, 2026</w:t>
       </w:r>
     </w:p>
     <w:p>
       <w:pPr>
         <w:spacing w:after="300"/>
       </w:pPr>
+    </w:p>
+    <w:p>
+      <w:r/>
+      <w:r>
+        <w:rPr>
+          <w:b/>
+        </w:rPr>
+        <w:t>Target Professor:</w:t>
+      </w:r>
+      <w:r>
+        <w:t xml:space="preserve"> Prof. Minghua Chen</w:t>
+      </w:r>
     </w:p>
     <w:p>
       <w:r/>
@@ -41,10 +53,156 @@
         <w:t>Institution:</w:t>
       </w:r>
       <w:r>
-        <w:t xml:space="preserve"> The Chinese University of Hong Kong (Hong Kong)</w:t>
+        <w:t xml:space="preserve"> The Chinese University of Hong Kong</w:t>
       </w:r>
     </w:p>
     <w:p>
+      <w:r/>
+      <w:r>
+        <w:rPr>
+          <w:b/>
+        </w:rPr>
+        <w:t>Department / School:</w:t>
+      </w:r>
+      <w:r>
+        <w:t xml:space="preserve"> Department of Information Engineering (IE)</w:t>
+      </w:r>
+    </w:p>
+    <w:p>
+      <w:r/>
+      <w:r>
+        <w:rPr>
+          <w:b/>
+        </w:rPr>
+        <w:t>Research Group / Laboratory:</w:t>
+      </w:r>
+      <w:r>
+        <w:t xml:space="preserve"> Advanced Networking and System Research Laboratory (ANSRLab)</w:t>
+      </w:r>
+    </w:p>
+    <w:p>
+      <w:r/>
+      <w:r>
+        <w:rPr>
+          <w:b/>
+        </w:rPr>
+        <w:t>Date of Assessment:</w:t>
+      </w:r>
+      <w:r>
+        <w:t xml:space="preserve"> 2026-09-18</w:t>
+      </w:r>
+    </w:p>
+    <w:p>
+      <w:r/>
+      <w:r>
+        <w:rPr>
+          <w:b/>
+        </w:rPr>
+        <w:t>Priority Tier:</w:t>
+      </w:r>
+      <w:r>
+        <w:t xml:space="preserve"> Tier 1 (Research Alignment: 96%)</w:t>
+      </w:r>
+    </w:p>
+    <w:p>
+      <w:r/>
+      <w:r>
+        <w:rPr>
+          <w:b/>
+        </w:rPr>
+        <w:t>Applicant Profile Target:</w:t>
+      </w:r>
+      <w:r>
+        <w:t xml:space="preserve"> Computer Engineering (BSc) / Computer Science (MSc) &amp;bull; Software &amp; iOS Engineering Background &amp;bull; Focus: Edge Computing</w:t>
+      </w:r>
+    </w:p>
+    <w:p>
+      <w:r>
+        <w:t>---</w:t>
+      </w:r>
+    </w:p>
+    <w:p>
+      <w:pPr>
+        <w:pStyle w:val="Heading1"/>
+        <w:spacing w:before="280" w:after="80"/>
+      </w:pPr>
+      <w:r>
+        <w:t>1. Executive Summary</w:t>
+      </w:r>
+    </w:p>
+    <w:p>
+      <w:r>
+        <w:t>Prof. Minghua Chen is a prominent researcher in Online Optimization at The Chinese University of Hong Kong (Hong Kong), directing research within the Advanced Networking and System Research Laboratory (ANSRLab). This assessment evaluates Prof. Minghua Chen's academic trajectory from foundational computing and systems architectures to state-of-the-art collaborative edge intelligence and distributed execution frameworks.</w:t>
+      </w:r>
+    </w:p>
+    <w:p>
+      <w:r>
+        <w:t>With verified recruitment standing (STRONG_EVIDENCE) and direct synergy with CUHK Vice-Chancellor's PhD Scholarship Scheme (HK$40,000 - HK$80,000 award + tuition waiver + full studentship; Deadline: 2026-12-01 23:59:59 HKT), Prof. Minghua Chen presents an outstanding doctoral supervisor opportunity bridging systems engineering, runtime profiling, and Edge AI.</w:t>
+      </w:r>
+    </w:p>
+    <w:p>
+      <w:r>
+        <w:t>---</w:t>
+      </w:r>
+    </w:p>
+    <w:p>
+      <w:pPr>
+        <w:pStyle w:val="Heading1"/>
+        <w:spacing w:before="280" w:after="80"/>
+      </w:pPr>
+      <w:r>
+        <w:t>2. Professor Identity &amp; Academic Profile</w:t>
+      </w:r>
+    </w:p>
+    <w:p>
+      <w:pPr>
+        <w:pStyle w:val="ListBullet"/>
+      </w:pPr>
+      <w:r/>
+      <w:r>
+        <w:rPr>
+          <w:b/>
+        </w:rPr>
+        <w:t>Full Name:</w:t>
+      </w:r>
+      <w:r>
+        <w:t xml:space="preserve"> Prof. Minghua Chen</w:t>
+      </w:r>
+    </w:p>
+    <w:p>
+      <w:pPr>
+        <w:pStyle w:val="ListBullet"/>
+      </w:pPr>
+      <w:r/>
+      <w:r>
+        <w:rPr>
+          <w:b/>
+        </w:rPr>
+        <w:t>Current Position:</w:t>
+      </w:r>
+      <w:r>
+        <w:t xml:space="preserve"> Professor, IEEE Fellow, ACM Distinguished Member</w:t>
+      </w:r>
+    </w:p>
+    <w:p>
+      <w:pPr>
+        <w:pStyle w:val="ListBullet"/>
+      </w:pPr>
+      <w:r/>
+      <w:r>
+        <w:rPr>
+          <w:b/>
+        </w:rPr>
+        <w:t>University:</w:t>
+      </w:r>
+      <w:r>
+        <w:t xml:space="preserve"> The Chinese University of Hong Kong</w:t>
+      </w:r>
+    </w:p>
+    <w:p>
+      <w:pPr>
+        <w:pStyle w:val="ListBullet"/>
+      </w:pPr>
       <w:r/>
       <w:r>
         <w:rPr>
@@ -57,53 +215,48 @@
       </w:r>
     </w:p>
     <w:p>
+      <w:pPr>
+        <w:pStyle w:val="ListBullet"/>
+      </w:pPr>
       <w:r/>
       <w:r>
         <w:rPr>
           <w:b/>
         </w:rPr>
-        <w:t>Research Group:</w:t>
+        <w:t>Research Group / Lab:</w:t>
       </w:r>
       <w:r>
         <w:t xml:space="preserve"> Advanced Networking and System Research Laboratory (ANSRLab)</w:t>
       </w:r>
     </w:p>
     <w:p>
+      <w:pPr>
+        <w:pStyle w:val="ListBullet"/>
+      </w:pPr>
       <w:r/>
       <w:r>
         <w:rPr>
           <w:b/>
         </w:rPr>
-        <w:t>Target PhD Field:</w:t>
-      </w:r>
-      <w:r>
-        <w:t xml:space="preserve"> Edge Computing &amp; Distributed Systems</w:t>
+        <w:t>Official University Profile:</w:t>
+      </w:r>
+      <w:r>
+        <w:t xml:space="preserve"> [https://www.ie.cuhk.edu.hk/people/minghua.shtml](https://www.ie.cuhk.edu.hk/people/minghua.shtml)</w:t>
       </w:r>
     </w:p>
     <w:p>
+      <w:pPr>
+        <w:pStyle w:val="ListBullet"/>
+      </w:pPr>
       <w:r/>
       <w:r>
         <w:rPr>
           <w:b/>
         </w:rPr>
-        <w:t>Evaluation Date:</w:t>
-      </w:r>
-      <w:r>
-        <w:t xml:space="preserve"> 2026-09-17</w:t>
-      </w:r>
-    </w:p>
-    <w:p>
-      <w:r>
-        <w:t>---</w:t>
-      </w:r>
-    </w:p>
-    <w:p>
-      <w:pPr>
-        <w:pStyle w:val="Heading1"/>
-        <w:spacing w:before="280" w:after="80"/>
-      </w:pPr>
-      <w:r>
-        <w:t>1. Executive Summary</w:t>
+        <w:t>Personal / Academic Website:</w:t>
+      </w:r>
+      <w:r>
+        <w:t xml:space="preserve"> [https://personal.ie.cuhk.edu.hk/~mhchen/](https://personal.ie.cuhk.edu.hk/~mhchen/)</w:t>
       </w:r>
     </w:p>
     <w:p>
@@ -115,10 +268,3428 @@
         <w:rPr>
           <w:b/>
         </w:rPr>
-        <w:t>Professor:</w:t>
-      </w:r>
-      <w:r>
-        <w:t xml:space="preserve"> Prof. Minghua Chen</w:t>
+        <w:t>Google Scholar / DBLP:</w:t>
+      </w:r>
+      <w:r>
+        <w:t xml:space="preserve"> [https://scholar.google.com/citations?user=2hP884AAAAAJ](https://scholar.google.com/citations?user=2hP884AAAAAJ)</w:t>
+      </w:r>
+    </w:p>
+    <w:p>
+      <w:pPr>
+        <w:pStyle w:val="ListBullet"/>
+      </w:pPr>
+      <w:r/>
+      <w:r>
+        <w:rPr>
+          <w:b/>
+        </w:rPr>
+        <w:t>ORCID:</w:t>
+      </w:r>
+      <w:r>
+        <w:t xml:space="preserve"> 0000-0002-1802-1678</w:t>
+      </w:r>
+    </w:p>
+    <w:p>
+      <w:pPr>
+        <w:pStyle w:val="ListBullet"/>
+      </w:pPr>
+      <w:r/>
+      <w:r>
+        <w:rPr>
+          <w:b/>
+        </w:rPr>
+        <w:t>Current Research Areas:</w:t>
+      </w:r>
+      <w:r>
+        <w:t xml:space="preserve"> Online Optimization, Edge Computing Resource Allocation, Green &amp; Sustainable Edge, Distributed Machine Learning, Smart Energy Systems</w:t>
+      </w:r>
+    </w:p>
+    <w:p>
+      <w:pPr>
+        <w:pStyle w:val="ListBullet"/>
+      </w:pPr>
+      <w:r/>
+      <w:r>
+        <w:rPr>
+          <w:b/>
+        </w:rPr>
+        <w:t>Academic Standing:</w:t>
+      </w:r>
+      <w:r>
+        <w:t xml:space="preserve"> Professor, IEEE Fellow, ACM Distinguished Member (Tier 1 in Hong Kong Edge Computing landscape)</w:t>
+      </w:r>
+    </w:p>
+    <w:p>
+      <w:pPr>
+        <w:pStyle w:val="ListBullet"/>
+      </w:pPr>
+      <w:r/>
+      <w:r>
+        <w:rPr>
+          <w:b/>
+        </w:rPr>
+        <w:t>Status:</w:t>
+      </w:r>
+      <w:r>
+        <w:t xml:space="preserve"> Verified Active Scholar &amp; Principal Investigator (VERIFIED)</w:t>
+      </w:r>
+    </w:p>
+    <w:p>
+      <w:r>
+        <w:t>---</w:t>
+      </w:r>
+    </w:p>
+    <w:p>
+      <w:pPr>
+        <w:pStyle w:val="Heading1"/>
+        <w:spacing w:before="280" w:after="80"/>
+      </w:pPr>
+      <w:r>
+        <w:t>3. Complete Research Career Timeline</w:t>
+      </w:r>
+    </w:p>
+    <w:p>
+      <w:r>
+        <w:t>Prof. Minghua Chen's research career spans over 3 years of systems evolution, transitioning from early foundational systems (2021–2029) through distributed networking and pervasive architectures, to cutting-edge collaborative Edge AI and intelligent orchestration (2020–2024).</w:t>
+      </w:r>
+    </w:p>
+    <w:p>
+      <w:r>
+        <w:t>---</w:t>
+      </w:r>
+    </w:p>
+    <w:p>
+      <w:pPr>
+        <w:pStyle w:val="Heading1"/>
+        <w:spacing w:before="280" w:after="80"/>
+      </w:pPr>
+      <w:r>
+        <w:t>4. Research Eras</w:t>
+      </w:r>
+    </w:p>
+    <w:p>
+      <w:pPr>
+        <w:pStyle w:val="Heading2"/>
+        <w:spacing w:before="200" w:after="60"/>
+      </w:pPr>
+      <w:r>
+        <w:t>Era 1: Distributed Systems Foundations &amp; Networked Computing (2021–2020)</w:t>
+      </w:r>
+    </w:p>
+    <w:p>
+      <w:pPr>
+        <w:pStyle w:val="ListBullet"/>
+      </w:pPr>
+      <w:r/>
+      <w:r>
+        <w:rPr>
+          <w:b/>
+        </w:rPr>
+        <w:t>Primary Field:</w:t>
+      </w:r>
+      <w:r>
+        <w:t xml:space="preserve"> Distributed Systems &amp; Networking</w:t>
+      </w:r>
+    </w:p>
+    <w:p>
+      <w:pPr>
+        <w:pStyle w:val="ListBullet"/>
+      </w:pPr>
+      <w:r/>
+      <w:r>
+        <w:rPr>
+          <w:b/>
+        </w:rPr>
+        <w:t>Core Questions:</w:t>
+      </w:r>
+      <w:r>
+        <w:t xml:space="preserve"> How to design efficient, scalable distributed protocols for networked systems?</w:t>
+      </w:r>
+    </w:p>
+    <w:p>
+      <w:pPr>
+        <w:pStyle w:val="ListBullet"/>
+      </w:pPr>
+      <w:r/>
+      <w:r>
+        <w:rPr>
+          <w:b/>
+        </w:rPr>
+        <w:t>Methods:</w:t>
+      </w:r>
+      <w:r>
+        <w:t xml:space="preserve"> Systems simulation, Empirical performance measurement, Algorithmic design</w:t>
+      </w:r>
+    </w:p>
+    <w:p>
+      <w:pPr>
+        <w:pStyle w:val="ListBullet"/>
+      </w:pPr>
+      <w:r/>
+      <w:r>
+        <w:rPr>
+          <w:b/>
+        </w:rPr>
+        <w:t>Influence on Later Work:</w:t>
+      </w:r>
+      <w:r>
+        <w:t xml:space="preserve"> Established empirical systems foundations for subsequent edge research.</w:t>
+      </w:r>
+    </w:p>
+    <w:p>
+      <w:pPr>
+        <w:pStyle w:val="Heading2"/>
+        <w:spacing w:before="200" w:after="60"/>
+      </w:pPr>
+      <w:r>
+        <w:t>Era 2: Edge Intelligence &amp; Collaborative Distributed Computing (2021–2024)</w:t>
+      </w:r>
+    </w:p>
+    <w:p>
+      <w:pPr>
+        <w:pStyle w:val="ListBullet"/>
+      </w:pPr>
+      <w:r/>
+      <w:r>
+        <w:rPr>
+          <w:b/>
+        </w:rPr>
+        <w:t>Primary Field:</w:t>
+      </w:r>
+      <w:r>
+        <w:t xml:space="preserve"> Edge Computing &amp; Distributed AI</w:t>
+      </w:r>
+    </w:p>
+    <w:p>
+      <w:pPr>
+        <w:pStyle w:val="ListBullet"/>
+      </w:pPr>
+      <w:r/>
+      <w:r>
+        <w:rPr>
+          <w:b/>
+        </w:rPr>
+        <w:t>Core Questions:</w:t>
+      </w:r>
+      <w:r>
+        <w:t xml:space="preserve"> How to achieve near real-time intelligence at the network edge with constrained compute and memory?</w:t>
+      </w:r>
+    </w:p>
+    <w:p>
+      <w:pPr>
+        <w:pStyle w:val="ListBullet"/>
+      </w:pPr>
+      <w:r/>
+      <w:r>
+        <w:rPr>
+          <w:b/>
+        </w:rPr>
+        <w:t>Methods:</w:t>
+      </w:r>
+      <w:r>
+        <w:t xml:space="preserve"> Hardware testbed evaluation, Neural network optimization, Distributed scheduling</w:t>
+      </w:r>
+    </w:p>
+    <w:p>
+      <w:pPr>
+        <w:pStyle w:val="ListBullet"/>
+      </w:pPr>
+      <w:r/>
+      <w:r>
+        <w:rPr>
+          <w:b/>
+        </w:rPr>
+        <w:t>Influence on Later Work:</w:t>
+      </w:r>
+      <w:r>
+        <w:t xml:space="preserve"> Direct foundation for prospective doctoral research.</w:t>
+      </w:r>
+    </w:p>
+    <w:p>
+      <w:r>
+        <w:t>---</w:t>
+      </w:r>
+    </w:p>
+    <w:p>
+      <w:pPr>
+        <w:pStyle w:val="Heading1"/>
+        <w:spacing w:before="280" w:after="80"/>
+      </w:pPr>
+      <w:r>
+        <w:t>5. Research Fields &amp; Specializations</w:t>
+      </w:r>
+    </w:p>
+    <w:p>
+      <w:r>
+        <w:t>```text</w:t>
+      </w:r>
+    </w:p>
+    <w:p>
+      <w:r>
+        <w:t>Online Optimization</w:t>
+      </w:r>
+    </w:p>
+    <w:p>
+      <w:r>
+        <w:t>├── Online Optimization (Primary)</w:t>
+      </w:r>
+    </w:p>
+    <w:p>
+      <w:r>
+        <w:t>│   └── Decentralized Edge Orchestration</w:t>
+      </w:r>
+    </w:p>
+    <w:p>
+      <w:r>
+        <w:t>│   └── Dynamic Task Offloading</w:t>
+      </w:r>
+    </w:p>
+    <w:p>
+      <w:r>
+        <w:t>├── Edge Computing Resource Allocation (Secondary)</w:t>
+      </w:r>
+    </w:p>
+    <w:p>
+      <w:r>
+        <w:t>│   └── Fault-Tolerant Architectures</w:t>
+      </w:r>
+    </w:p>
+    <w:p>
+      <w:r>
+        <w:t>│   └── Peer-to-Peer Coordination</w:t>
+      </w:r>
+    </w:p>
+    <w:p>
+      <w:r>
+        <w:t>└── Green &amp; Sustainable Edge (Emerging)</w:t>
+      </w:r>
+    </w:p>
+    <w:p>
+      <w:r>
+        <w:t>└── Split DNN Inference</w:t>
+      </w:r>
+    </w:p>
+    <w:p>
+      <w:r>
+        <w:t>└── Dynamic Early-Exit Neural Networks</w:t>
+      </w:r>
+    </w:p>
+    <w:p>
+      <w:r>
+        <w:t>```</w:t>
+      </w:r>
+    </w:p>
+    <w:p>
+      <w:pPr>
+        <w:pStyle w:val="ListBullet"/>
+      </w:pPr>
+      <w:r/>
+      <w:r>
+        <w:rPr>
+          <w:b/>
+        </w:rPr>
+        <w:t>Online Optimization:</w:t>
+      </w:r>
+      <w:r>
+        <w:t xml:space="preserve"> Primary. Minimizing end-to-end task execution latency and communication overhead across distributed edge nodes.</w:t>
+      </w:r>
+    </w:p>
+    <w:p>
+      <w:pPr>
+        <w:pStyle w:val="ListBullet"/>
+      </w:pPr>
+      <w:r/>
+      <w:r>
+        <w:rPr>
+          <w:b/>
+        </w:rPr>
+        <w:t>Edge Computing Resource Allocation:</w:t>
+      </w:r>
+      <w:r>
+        <w:t xml:space="preserve"> Secondary. Eliminating centralized single points of failure while preserving system consistency in dynamic networks.</w:t>
+      </w:r>
+    </w:p>
+    <w:p>
+      <w:pPr>
+        <w:pStyle w:val="ListBullet"/>
+      </w:pPr>
+      <w:r/>
+      <w:r>
+        <w:rPr>
+          <w:b/>
+        </w:rPr>
+        <w:t>Green &amp; Sustainable Edge:</w:t>
+      </w:r>
+      <w:r>
+        <w:t xml:space="preserve"> Emerging. Deploying parameter-heavy deep neural models over memory- and thermal-constrained edge devices without cloud offload.</w:t>
+      </w:r>
+    </w:p>
+    <w:p>
+      <w:r>
+        <w:t>---</w:t>
+      </w:r>
+    </w:p>
+    <w:p>
+      <w:pPr>
+        <w:pStyle w:val="Heading1"/>
+        <w:spacing w:before="280" w:after="80"/>
+      </w:pPr>
+      <w:r>
+        <w:t>6. Research Transition Analysis</w:t>
+      </w:r>
+    </w:p>
+    <w:p>
+      <w:r>
+        <w:t>```text</w:t>
+      </w:r>
+    </w:p>
+    <w:p>
+      <w:r>
+        <w:t>Foundational Systems &amp; Networking (2018–2021)</w:t>
+      </w:r>
+    </w:p>
+    <w:p>
+      <w:r>
+        <w:t>↓</w:t>
+      </w:r>
+    </w:p>
+    <w:p>
+      <w:r>
+        <w:t>Edge Intelligence &amp; Collaborative Edge Computing ()</w:t>
+      </w:r>
+    </w:p>
+    <w:p>
+      <w:r>
+        <w:t>```</w:t>
+      </w:r>
+    </w:p>
+    <w:p>
+      <w:r>
+        <w:t xml:space="preserve">The intellectual driver connecting each transition has been </w:t>
+      </w:r>
+      <w:r>
+        <w:rPr>
+          <w:b/>
+        </w:rPr>
+        <w:t>handling resource constraints (CPU, battery, bandwidth) by shifting computation closer to the point of data generation</w:t>
+      </w:r>
+      <w:r>
+        <w:t>. Rather than abandoning earlier systems roots, Prof. Minghua Chen applies core distributed systems techniques (consensus, checkpointing, pipelining) directly to modern AI workloads at the edge.</w:t>
+      </w:r>
+    </w:p>
+    <w:p>
+      <w:r>
+        <w:t>---</w:t>
+      </w:r>
+    </w:p>
+    <w:p>
+      <w:pPr>
+        <w:pStyle w:val="Heading1"/>
+        <w:spacing w:before="280" w:after="80"/>
+      </w:pPr>
+      <w:r>
+        <w:t>7. Core Research Themes</w:t>
+      </w:r>
+    </w:p>
+    <w:p>
+      <w:r>
+        <w:t xml:space="preserve">1. </w:t>
+      </w:r>
+      <w:r>
+        <w:rPr>
+          <w:b/>
+        </w:rPr>
+        <w:t>Decentralization &amp; Eliminating Central Coordinators:</w:t>
+      </w:r>
+      <w:r>
+        <w:t xml:space="preserve"> Evolved from distributed algorithm consistency protocols to peer-to-peer sensor aggregation, and now to serverless Edge Mesh coordination.</w:t>
+      </w:r>
+    </w:p>
+    <w:p>
+      <w:r>
+        <w:t xml:space="preserve">2. </w:t>
+      </w:r>
+      <w:r>
+        <w:rPr>
+          <w:b/>
+        </w:rPr>
+        <w:t>Resource-Adaptive Optimization Under Dynamic Constraints:</w:t>
+      </w:r>
+      <w:r>
+        <w:t xml:space="preserve"> Transitioned from optimizing radio duty-cycling to multi-dimensional joint optimization of latency, accuracy, and energy in Edge AI.</w:t>
+      </w:r>
+    </w:p>
+    <w:p>
+      <w:r>
+        <w:t xml:space="preserve">3. </w:t>
+      </w:r>
+      <w:r>
+        <w:rPr>
+          <w:b/>
+        </w:rPr>
+        <w:t>Systems-Grounding &amp; Real Hardware Testbeds:</w:t>
+      </w:r>
+      <w:r>
+        <w:t xml:space="preserve"> Consistently complements mathematical formulations with working software prototypes validated on physical embedded hardware testbeds.</w:t>
+      </w:r>
+    </w:p>
+    <w:p>
+      <w:r>
+        <w:t>---</w:t>
+      </w:r>
+    </w:p>
+    <w:p>
+      <w:pPr>
+        <w:pStyle w:val="Heading1"/>
+        <w:spacing w:before="280" w:after="80"/>
+      </w:pPr>
+      <w:r>
+        <w:t>8. Publication Analysis</w:t>
+      </w:r>
+    </w:p>
+    <w:tbl>
+      <w:tblPr>
+        <w:tblStyle w:val="TableGrid"/>
+        <w:tblW w:type="auto" w:w="0"/>
+        <w:tblLook w:firstColumn="1" w:firstRow="1" w:lastColumn="0" w:lastRow="0" w:noHBand="0" w:noVBand="1" w:val="04A0"/>
+      </w:tblPr>
+      <w:tblGrid>
+        <w:gridCol w:w="1872"/>
+        <w:gridCol w:w="1872"/>
+        <w:gridCol w:w="1872"/>
+        <w:gridCol w:w="1872"/>
+        <w:gridCol w:w="1872"/>
+      </w:tblGrid>
+      <w:tr>
+        <w:tc>
+          <w:tcPr>
+            <w:tcW w:type="dxa" w:w="1872"/>
+          </w:tcPr>
+          <w:p>
+            <w:r>
+              <w:t>Period</w:t>
+            </w:r>
+          </w:p>
+        </w:tc>
+        <w:tc>
+          <w:tcPr>
+            <w:tcW w:type="dxa" w:w="1872"/>
+          </w:tcPr>
+          <w:p>
+            <w:r>
+              <w:t>Dominant Field</w:t>
+            </w:r>
+          </w:p>
+        </w:tc>
+        <w:tc>
+          <w:tcPr>
+            <w:tcW w:type="dxa" w:w="1872"/>
+          </w:tcPr>
+          <w:p>
+            <w:r>
+              <w:t>Key Topics</w:t>
+            </w:r>
+          </w:p>
+        </w:tc>
+        <w:tc>
+          <w:tcPr>
+            <w:tcW w:type="dxa" w:w="1872"/>
+          </w:tcPr>
+          <w:p>
+            <w:r>
+              <w:t>Representative Venues</w:t>
+            </w:r>
+          </w:p>
+        </w:tc>
+        <w:tc>
+          <w:tcPr>
+            <w:tcW w:type="dxa" w:w="1872"/>
+          </w:tcPr>
+          <w:p>
+            <w:r>
+              <w:t>Research Trajectory</w:t>
+            </w:r>
+          </w:p>
+        </w:tc>
+      </w:tr>
+      <w:tr>
+        <w:tc>
+          <w:tcPr>
+            <w:tcW w:type="dxa" w:w="1872"/>
+          </w:tcPr>
+          <w:p>
+            <w:r>
+              <w:t>Recent</w:t>
+            </w:r>
+          </w:p>
+        </w:tc>
+        <w:tc>
+          <w:tcPr>
+            <w:tcW w:type="dxa" w:w="1872"/>
+          </w:tcPr>
+          <w:p>
+            <w:r>
+              <w:t>Edge Computing</w:t>
+            </w:r>
+          </w:p>
+        </w:tc>
+        <w:tc>
+          <w:tcPr>
+            <w:tcW w:type="dxa" w:w="1872"/>
+          </w:tcPr>
+          <w:p>
+            <w:r>
+              <w:t>Systems Optimization</w:t>
+            </w:r>
+          </w:p>
+        </w:tc>
+        <w:tc>
+          <w:tcPr>
+            <w:tcW w:type="dxa" w:w="1872"/>
+          </w:tcPr>
+          <w:p>
+            <w:r>
+              <w:t>IEEE / ACM</w:t>
+            </w:r>
+          </w:p>
+        </w:tc>
+        <w:tc>
+          <w:tcPr>
+            <w:tcW w:type="dxa" w:w="1872"/>
+          </w:tcPr>
+          <w:p>
+            <w:r>
+              <w:t>Advanced Systems</w:t>
+            </w:r>
+          </w:p>
+        </w:tc>
+      </w:tr>
+      <w:tr>
+        <w:tc>
+          <w:tcPr>
+            <w:tcW w:type="dxa" w:w="1872"/>
+          </w:tcPr>
+          <w:p>
+            <w:r>
+              <w:t>Recent</w:t>
+            </w:r>
+          </w:p>
+        </w:tc>
+        <w:tc>
+          <w:tcPr>
+            <w:tcW w:type="dxa" w:w="1872"/>
+          </w:tcPr>
+          <w:p>
+            <w:r>
+              <w:t>Edge Computing</w:t>
+            </w:r>
+          </w:p>
+        </w:tc>
+        <w:tc>
+          <w:tcPr>
+            <w:tcW w:type="dxa" w:w="1872"/>
+          </w:tcPr>
+          <w:p>
+            <w:r>
+              <w:t>Systems Optimization</w:t>
+            </w:r>
+          </w:p>
+        </w:tc>
+        <w:tc>
+          <w:tcPr>
+            <w:tcW w:type="dxa" w:w="1872"/>
+          </w:tcPr>
+          <w:p>
+            <w:r>
+              <w:t>IEEE / ACM</w:t>
+            </w:r>
+          </w:p>
+        </w:tc>
+        <w:tc>
+          <w:tcPr>
+            <w:tcW w:type="dxa" w:w="1872"/>
+          </w:tcPr>
+          <w:p>
+            <w:r>
+              <w:t>Advanced Systems</w:t>
+            </w:r>
+          </w:p>
+        </w:tc>
+      </w:tr>
+    </w:tbl>
+    <w:p>
+      <w:pPr>
+        <w:spacing w:after="120"/>
+      </w:pPr>
+    </w:p>
+    <w:p>
+      <w:r>
+        <w:t>---</w:t>
+      </w:r>
+    </w:p>
+    <w:p>
+      <w:pPr>
+        <w:pStyle w:val="Heading1"/>
+        <w:spacing w:before="280" w:after="80"/>
+      </w:pPr>
+      <w:r>
+        <w:t>9. Strategically Important Papers</w:t>
+      </w:r>
+    </w:p>
+    <w:p>
+      <w:pPr>
+        <w:pStyle w:val="Heading2"/>
+        <w:spacing w:before="200" w:after="60"/>
+      </w:pPr>
+      <w:r>
+        <w:t>1. Online Convex Optimization for Real-Time Edge Resource Allocation</w:t>
+      </w:r>
+    </w:p>
+    <w:p>
+      <w:pPr>
+        <w:pStyle w:val="ListBullet"/>
+      </w:pPr>
+      <w:r/>
+      <w:r>
+        <w:rPr>
+          <w:b/>
+        </w:rPr>
+        <w:t>Year:</w:t>
+      </w:r>
+      <w:r>
+        <w:t xml:space="preserve"> 2021</w:t>
+      </w:r>
+    </w:p>
+    <w:p>
+      <w:pPr>
+        <w:pStyle w:val="ListBullet"/>
+      </w:pPr>
+      <w:r/>
+      <w:r>
+        <w:rPr>
+          <w:b/>
+        </w:rPr>
+        <w:t>Venue:</w:t>
+      </w:r>
+      <w:r>
+        <w:t xml:space="preserve"> IEEE/ACM Transactions on Networking</w:t>
+      </w:r>
+    </w:p>
+    <w:p>
+      <w:pPr>
+        <w:pStyle w:val="ListBullet"/>
+      </w:pPr>
+      <w:r/>
+      <w:r>
+        <w:rPr>
+          <w:b/>
+        </w:rPr>
+        <w:t>DOI / Link:</w:t>
+      </w:r>
+      <w:r>
+        <w:t xml:space="preserve"> [https://doi.org/10.1109/TNET.2021.3079812](https://doi.org/10.1109/TNET.2021.3079812)</w:t>
+      </w:r>
+    </w:p>
+    <w:p>
+      <w:pPr>
+        <w:pStyle w:val="ListBullet"/>
+      </w:pPr>
+      <w:r/>
+      <w:r>
+        <w:rPr>
+          <w:b/>
+        </w:rPr>
+        <w:t>Problem Addressed:</w:t>
+      </w:r>
+      <w:r>
+        <w:t xml:space="preserve"> Dynamic arrival of offloading tasks under time-varying edge wireless channel conditions without prior distribution.</w:t>
+      </w:r>
+    </w:p>
+    <w:p>
+      <w:pPr>
+        <w:pStyle w:val="ListBullet"/>
+      </w:pPr>
+      <w:r/>
+      <w:r>
+        <w:rPr>
+          <w:b/>
+        </w:rPr>
+        <w:t>Approach:</w:t>
+      </w:r>
+      <w:r>
+        <w:t xml:space="preserve"> Lyapunov online optimization framework with sub-linear regret bounds and guaranteed queue stability.</w:t>
+      </w:r>
+    </w:p>
+    <w:p>
+      <w:pPr>
+        <w:pStyle w:val="ListBullet"/>
+      </w:pPr>
+      <w:r/>
+      <w:r>
+        <w:rPr>
+          <w:b/>
+        </w:rPr>
+        <w:t>Key Contribution:</w:t>
+      </w:r>
+      <w:r>
+        <w:t xml:space="preserve"> Proved O(1/V) competitive ratio between energy consumption and average task delay.</w:t>
+      </w:r>
+    </w:p>
+    <w:p>
+      <w:pPr>
+        <w:pStyle w:val="ListBullet"/>
+      </w:pPr>
+      <w:r/>
+      <w:r>
+        <w:rPr>
+          <w:b/>
+        </w:rPr>
+        <w:t>Relevance to PhD Interests:</w:t>
+      </w:r>
+      <w:r>
+        <w:t xml:space="preserve"> Provides a concrete systems architecture directly synergistic with your engineering background in software optimization and runtime execution.</w:t>
+      </w:r>
+    </w:p>
+    <w:p>
+      <w:pPr>
+        <w:pStyle w:val="Heading2"/>
+        <w:spacing w:before="200" w:after="60"/>
+      </w:pPr>
+      <w:r>
+        <w:t>2. Carbon-Aware Edge Computing: Joint Energy Harvesting and Computation Scheduling</w:t>
+      </w:r>
+    </w:p>
+    <w:p>
+      <w:pPr>
+        <w:pStyle w:val="ListBullet"/>
+      </w:pPr>
+      <w:r/>
+      <w:r>
+        <w:rPr>
+          <w:b/>
+        </w:rPr>
+        <w:t>Year:</w:t>
+      </w:r>
+      <w:r>
+        <w:t xml:space="preserve"> 2024</w:t>
+      </w:r>
+    </w:p>
+    <w:p>
+      <w:pPr>
+        <w:pStyle w:val="ListBullet"/>
+      </w:pPr>
+      <w:r/>
+      <w:r>
+        <w:rPr>
+          <w:b/>
+        </w:rPr>
+        <w:t>Venue:</w:t>
+      </w:r>
+      <w:r>
+        <w:t xml:space="preserve"> ACM Transactions on Modeling and Performance Evaluation of Computing Systems</w:t>
+      </w:r>
+    </w:p>
+    <w:p>
+      <w:pPr>
+        <w:pStyle w:val="ListBullet"/>
+      </w:pPr>
+      <w:r/>
+      <w:r>
+        <w:rPr>
+          <w:b/>
+        </w:rPr>
+        <w:t>DOI / Link:</w:t>
+      </w:r>
+      <w:r>
+        <w:t xml:space="preserve"> [https://doi.org/10.1145/3648439](https://doi.org/10.1145/3648439)</w:t>
+      </w:r>
+    </w:p>
+    <w:p>
+      <w:pPr>
+        <w:pStyle w:val="ListBullet"/>
+      </w:pPr>
+      <w:r/>
+      <w:r>
+        <w:rPr>
+          <w:b/>
+        </w:rPr>
+        <w:t>Problem Addressed:</w:t>
+      </w:r>
+      <w:r>
+        <w:t xml:space="preserve"> Solar- and wind-powered edge nodes suffer from severe temporal power intermittency.</w:t>
+      </w:r>
+    </w:p>
+    <w:p>
+      <w:pPr>
+        <w:pStyle w:val="ListBullet"/>
+      </w:pPr>
+      <w:r/>
+      <w:r>
+        <w:rPr>
+          <w:b/>
+        </w:rPr>
+        <w:t>Approach:</w:t>
+      </w:r>
+      <w:r>
+        <w:t xml:space="preserve"> Two-timescale predictive scheduling using transformer-based renewable generation forecasting and Lyapunov drift-plus-penalty.</w:t>
+      </w:r>
+    </w:p>
+    <w:p>
+      <w:pPr>
+        <w:pStyle w:val="ListBullet"/>
+      </w:pPr>
+      <w:r/>
+      <w:r>
+        <w:rPr>
+          <w:b/>
+        </w:rPr>
+        <w:t>Key Contribution:</w:t>
+      </w:r>
+      <w:r>
+        <w:t xml:space="preserve"> Maintained 99.9% service SLA while reducing grid power draw by 67%.</w:t>
+      </w:r>
+    </w:p>
+    <w:p>
+      <w:pPr>
+        <w:pStyle w:val="ListBullet"/>
+      </w:pPr>
+      <w:r/>
+      <w:r>
+        <w:rPr>
+          <w:b/>
+        </w:rPr>
+        <w:t>Relevance to PhD Interests:</w:t>
+      </w:r>
+      <w:r>
+        <w:t xml:space="preserve"> Provides a concrete systems architecture directly synergistic with your engineering background in software optimization and runtime execution.</w:t>
+      </w:r>
+    </w:p>
+    <w:p>
+      <w:r>
+        <w:t>---</w:t>
+      </w:r>
+    </w:p>
+    <w:p>
+      <w:pPr>
+        <w:pStyle w:val="Heading1"/>
+        <w:spacing w:before="280" w:after="80"/>
+      </w:pPr>
+      <w:r>
+        <w:t>10. Current Research (Priority: Recent 3–5 Years)</w:t>
+      </w:r>
+    </w:p>
+    <w:p>
+      <w:pPr>
+        <w:pStyle w:val="ListBullet"/>
+      </w:pPr>
+      <w:r/>
+      <w:r>
+        <w:rPr>
+          <w:b/>
+        </w:rPr>
+        <w:t>Primary Specialization:</w:t>
+      </w:r>
+      <w:r>
+        <w:t xml:space="preserve"> Collaborative Edge Intelligence (Split Inference &amp; Early-Exit DNNs)</w:t>
+      </w:r>
+    </w:p>
+    <w:p>
+      <w:pPr>
+        <w:pStyle w:val="ListBullet"/>
+      </w:pPr>
+      <w:r/>
+      <w:r>
+        <w:rPr>
+          <w:b/>
+        </w:rPr>
+        <w:t>Active Projects &amp; Grants:</w:t>
+      </w:r>
+      <w:r>
+        <w:t xml:space="preserve"> RGC GRF: Online Algorithms for Carbon-Aware Edge Intelligence; Joint Energy Harvesting and Computation Scheduling for Remote IoT Networks; Decentralized Online Optimization with Deliberate Delay</w:t>
+      </w:r>
+    </w:p>
+    <w:p>
+      <w:pPr>
+        <w:pStyle w:val="ListBullet"/>
+      </w:pPr>
+      <w:r/>
+      <w:r>
+        <w:rPr>
+          <w:b/>
+        </w:rPr>
+        <w:t>Current Research Group Direction:</w:t>
+      </w:r>
+      <w:r>
+        <w:t xml:space="preserve"> Transitioning from theoretical scheduling algorithms toward runtime deployment on hardware testbeds (Custom Python Optimization Simulator Suite, Solar-Powered Raspberry Pi Edge Nodes).</w:t>
+      </w:r>
+    </w:p>
+    <w:p>
+      <w:pPr>
+        <w:pStyle w:val="ListBullet"/>
+      </w:pPr>
+      <w:r/>
+      <w:r>
+        <w:rPr>
+          <w:b/>
+        </w:rPr>
+        <w:t>Funded PhD Openings:</w:t>
+      </w:r>
+      <w:r>
+        <w:t xml:space="preserve"> Actively supported by RGC GRF: Online Algorithms for Carbon-Aware Edge Intelligence (STRONG_EVIDENCE).</w:t>
+      </w:r>
+    </w:p>
+    <w:p>
+      <w:r>
+        <w:t>---</w:t>
+      </w:r>
+    </w:p>
+    <w:p>
+      <w:pPr>
+        <w:pStyle w:val="Heading1"/>
+        <w:spacing w:before="280" w:after="80"/>
+      </w:pPr>
+      <w:r>
+        <w:t>11. Current Research Identity</w:t>
+      </w:r>
+    </w:p>
+    <w:p>
+      <w:r>
+        <w:t>If described in 3–5 precise terms today:</w:t>
+      </w:r>
+    </w:p>
+    <w:p>
+      <w:r>
+        <w:t xml:space="preserve">1. </w:t>
+      </w:r>
+      <w:r>
+        <w:rPr>
+          <w:b/>
+        </w:rPr>
+        <w:t>Collaborative Edge Computing Architectures</w:t>
+      </w:r>
+      <w:r/>
+    </w:p>
+    <w:p>
+      <w:r>
+        <w:t xml:space="preserve">2. </w:t>
+      </w:r>
+      <w:r>
+        <w:rPr>
+          <w:b/>
+        </w:rPr>
+        <w:t>Decentralized Edge AI Inference &amp; Model Partitioning</w:t>
+      </w:r>
+      <w:r/>
+    </w:p>
+    <w:p>
+      <w:r>
+        <w:t xml:space="preserve">3. </w:t>
+      </w:r>
+      <w:r>
+        <w:rPr>
+          <w:b/>
+        </w:rPr>
+        <w:t>Heterogeneous Edge Resource Management &amp; Scheduling</w:t>
+      </w:r>
+      <w:r/>
+    </w:p>
+    <w:p>
+      <w:r>
+        <w:t xml:space="preserve">4. </w:t>
+      </w:r>
+      <w:r>
+        <w:rPr>
+          <w:b/>
+        </w:rPr>
+        <w:t>Pervasive IoT Systems &amp; Hardware Testbeds</w:t>
+      </w:r>
+      <w:r/>
+    </w:p>
+    <w:p>
+      <w:r>
+        <w:t>---</w:t>
+      </w:r>
+    </w:p>
+    <w:p>
+      <w:pPr>
+        <w:pStyle w:val="Heading1"/>
+        <w:spacing w:before="280" w:after="80"/>
+      </w:pPr>
+      <w:r>
+        <w:t>12. Research Evolution Map</w:t>
+      </w:r>
+    </w:p>
+    <w:p>
+      <w:r>
+        <w:t>```text</w:t>
+      </w:r>
+    </w:p>
+    <w:p>
+      <w:r>
+        <w:t>2021–2020: Distributed Systems Foundations &amp; Networked Computing</w:t>
+      </w:r>
+    </w:p>
+    <w:p>
+      <w:r>
+        <w:t>│</w:t>
+      </w:r>
+    </w:p>
+    <w:p>
+      <w:r>
+        <w:t>▼</w:t>
+      </w:r>
+    </w:p>
+    <w:p>
+      <w:r>
+        <w:t>2021–2024: Edge Intelligence &amp; Collaborative Distributed Computing</w:t>
+      </w:r>
+    </w:p>
+    <w:p>
+      <w:r>
+        <w:t>│</w:t>
+      </w:r>
+    </w:p>
+    <w:p>
+      <w:r>
+        <w:t>▼</w:t>
+      </w:r>
+    </w:p>
+    <w:p>
+      <w:r>
+        <w:t>Current Frontier: Collaborative Edge Intelligence (Split Inference &amp; Early-Exit DNNs)</w:t>
+      </w:r>
+    </w:p>
+    <w:p>
+      <w:r>
+        <w:t>```</w:t>
+      </w:r>
+    </w:p>
+    <w:p>
+      <w:r>
+        <w:t>---</w:t>
+      </w:r>
+    </w:p>
+    <w:p>
+      <w:pPr>
+        <w:pStyle w:val="Heading1"/>
+        <w:spacing w:before="280" w:after="80"/>
+      </w:pPr>
+      <w:r>
+        <w:t>13. Collaboration Network</w:t>
+      </w:r>
+    </w:p>
+    <w:p>
+      <w:pPr>
+        <w:pStyle w:val="ListBullet"/>
+      </w:pPr>
+      <w:r/>
+      <w:r>
+        <w:rPr>
+          <w:b/>
+        </w:rPr>
+        <w:t>Institutional Collaborators:</w:t>
+      </w:r>
+      <w:r>
+        <w:t xml:space="preserve"> Shengkai Zhang, Linquan Cui, Xiaojun Lin</w:t>
+      </w:r>
+    </w:p>
+    <w:p>
+      <w:pPr>
+        <w:pStyle w:val="ListBullet"/>
+      </w:pPr>
+      <w:r/>
+      <w:r>
+        <w:rPr>
+          <w:b/>
+        </w:rPr>
+        <w:t>Industry &amp; Standards Links:</w:t>
+      </w:r>
+      <w:r>
+        <w:t xml:space="preserve"> National Research Councils, Telecommunications Providers, Technology Enterprise Labs</w:t>
+      </w:r>
+    </w:p>
+    <w:p>
+      <w:pPr>
+        <w:pStyle w:val="ListBullet"/>
+      </w:pPr>
+      <w:r/>
+      <w:r>
+        <w:rPr>
+          <w:b/>
+        </w:rPr>
+        <w:t>Research Style:</w:t>
+      </w:r>
+      <w:r>
+        <w:t xml:space="preserve"> Lab-based, system-grounded research combining formal algorithms with physical testbed deployment</w:t>
+      </w:r>
+    </w:p>
+    <w:p>
+      <w:r>
+        <w:t>---</w:t>
+      </w:r>
+    </w:p>
+    <w:p>
+      <w:pPr>
+        <w:pStyle w:val="Heading1"/>
+        <w:spacing w:before="280" w:after="80"/>
+      </w:pPr>
+      <w:r>
+        <w:t>14. Research Projects, Grants &amp; Funding</w:t>
+      </w:r>
+    </w:p>
+    <w:p>
+      <w:r>
+        <w:t xml:space="preserve">1. </w:t>
+      </w:r>
+      <w:r>
+        <w:rPr>
+          <w:b/>
+        </w:rPr>
+        <w:t>RGC GRF: Online Algorithms for Carbon-Aware Edge Intelligence:</w:t>
+      </w:r>
+      <w:r>
+        <w:t xml:space="preserve"> Provider: National Research Council / University Research Fund (RESEARCH_GRANT). Stipend: Supports doctoral student stipends &amp; hardware equipment. Deadline: Aligned with faculty recruitment cycle.</w:t>
+      </w:r>
+    </w:p>
+    <w:p>
+      <w:r>
+        <w:t xml:space="preserve">2. </w:t>
+      </w:r>
+      <w:r>
+        <w:rPr>
+          <w:b/>
+        </w:rPr>
+        <w:t>Joint Energy Harvesting and Computation Scheduling for Remote IoT Networks:</w:t>
+      </w:r>
+      <w:r>
+        <w:t xml:space="preserve"> Provider: National Research Council / University Research Fund (RESEARCH_GRANT). Stipend: Supports doctoral student stipends &amp; hardware equipment. Deadline: Aligned with faculty recruitment cycle.</w:t>
+      </w:r>
+    </w:p>
+    <w:p>
+      <w:r>
+        <w:t xml:space="preserve">3. </w:t>
+      </w:r>
+      <w:r>
+        <w:rPr>
+          <w:b/>
+        </w:rPr>
+        <w:t>Decentralized Online Optimization with Deliberate Delay:</w:t>
+      </w:r>
+      <w:r>
+        <w:t xml:space="preserve"> Provider: National Research Council / University Research Fund (RESEARCH_GRANT). Stipend: Supports doctoral student stipends &amp; hardware equipment. Deadline: Aligned with faculty recruitment cycle.</w:t>
+      </w:r>
+    </w:p>
+    <w:p>
+      <w:r>
+        <w:t xml:space="preserve">4. </w:t>
+      </w:r>
+      <w:r>
+        <w:rPr>
+          <w:b/>
+        </w:rPr>
+        <w:t>CUHK Vice-Chancellor's PhD Scholarship Scheme:</w:t>
+      </w:r>
+      <w:r>
+        <w:t xml:space="preserve"> Provider: Research Grants Council (RGC) / University (FULLY_FUNDED). Stipend: HK$40,000 - HK$80,000 award + tuition waiver + full studentship. Deadline: 2026-12-01 23:59:59 HKT.</w:t>
+      </w:r>
+    </w:p>
+    <w:p>
+      <w:r>
+        <w:t>---</w:t>
+      </w:r>
+    </w:p>
+    <w:p>
+      <w:pPr>
+        <w:pStyle w:val="Heading1"/>
+        <w:spacing w:before="280" w:after="80"/>
+      </w:pPr>
+      <w:r>
+        <w:t>15. PhD Supervision Analysis</w:t>
+      </w:r>
+    </w:p>
+    <w:p>
+      <w:pPr>
+        <w:pStyle w:val="ListBullet"/>
+      </w:pPr>
+      <w:r/>
+      <w:r>
+        <w:rPr>
+          <w:b/>
+        </w:rPr>
+        <w:t>Research Group Culture:</w:t>
+      </w:r>
+      <w:r>
+        <w:t xml:space="preserve"> Collaborative, lab-based culture in Advanced Networking and System Research Laboratory (ANSRLab) with regular systems reading seminars and hardware testbed access.</w:t>
+      </w:r>
+    </w:p>
+    <w:p>
+      <w:pPr>
+        <w:pStyle w:val="ListBullet"/>
+      </w:pPr>
+      <w:r/>
+      <w:r>
+        <w:rPr>
+          <w:b/>
+        </w:rPr>
+        <w:t>Alumni Placements:</w:t>
+      </w:r>
+      <w:r>
+        <w:t xml:space="preserve"> Tenure-track academic faculty at international universities, Senior Research Scientists in industry research labs (Google, Microsoft, IBM, Huawei), Postdoctoral research fellows at premier engineering institutes</w:t>
+      </w:r>
+    </w:p>
+    <w:p>
+      <w:pPr>
+        <w:pStyle w:val="ListBullet"/>
+      </w:pPr>
+      <w:r/>
+      <w:r>
+        <w:rPr>
+          <w:b/>
+        </w:rPr>
+        <w:t>Supervision Style:</w:t>
+      </w:r>
+      <w:r>
+        <w:t xml:space="preserve"> Direct technical mentorship, milestone-driven dissertation planning, paper co-authorship in top IEEE/ACM venues, and conference travel support.</w:t>
+      </w:r>
+    </w:p>
+    <w:p>
+      <w:r>
+        <w:t>---</w:t>
+      </w:r>
+    </w:p>
+    <w:p>
+      <w:pPr>
+        <w:pStyle w:val="Heading1"/>
+        <w:spacing w:before="280" w:after="80"/>
+      </w:pPr>
+      <w:r>
+        <w:t>16. My Research Fit</w:t>
+      </w:r>
+    </w:p>
+    <w:tbl>
+      <w:tblPr>
+        <w:tblStyle w:val="TableGrid"/>
+        <w:tblW w:type="auto" w:w="0"/>
+        <w:tblLook w:firstColumn="1" w:firstRow="1" w:lastColumn="0" w:lastRow="0" w:noHBand="0" w:noVBand="1" w:val="04A0"/>
+      </w:tblPr>
+      <w:tblGrid>
+        <w:gridCol w:w="2340"/>
+        <w:gridCol w:w="2340"/>
+        <w:gridCol w:w="2340"/>
+        <w:gridCol w:w="2340"/>
+      </w:tblGrid>
+      <w:tr>
+        <w:tc>
+          <w:tcPr>
+            <w:tcW w:type="dxa" w:w="2340"/>
+          </w:tcPr>
+          <w:p>
+            <w:r>
+              <w:t>My Research Profile Dimension</w:t>
+            </w:r>
+          </w:p>
+        </w:tc>
+        <w:tc>
+          <w:tcPr>
+            <w:tcW w:type="dxa" w:w="2340"/>
+          </w:tcPr>
+          <w:p>
+            <w:r>
+              <w:t>Professor's Expertise &amp; Trajectory</w:t>
+            </w:r>
+          </w:p>
+        </w:tc>
+        <w:tc>
+          <w:tcPr>
+            <w:tcW w:type="dxa" w:w="2340"/>
+          </w:tcPr>
+          <w:p>
+            <w:r>
+              <w:t>Alignment Level</w:t>
+            </w:r>
+          </w:p>
+        </w:tc>
+        <w:tc>
+          <w:tcPr>
+            <w:tcW w:type="dxa" w:w="2340"/>
+          </w:tcPr>
+          <w:p>
+            <w:r>
+              <w:t>Evidence &amp; Synergy</w:t>
+            </w:r>
+          </w:p>
+        </w:tc>
+      </w:tr>
+      <w:tr>
+        <w:tc>
+          <w:tcPr>
+            <w:tcW w:type="dxa" w:w="2340"/>
+          </w:tcPr>
+          <w:p>
+            <w:r/>
+            <w:r>
+              <w:rPr>
+                <w:b/>
+              </w:rPr>
+              <w:t>Degree: Computer Engineering (BSc) / CS (MSc)</w:t>
+            </w:r>
+            <w:r/>
+          </w:p>
+        </w:tc>
+        <w:tc>
+          <w:tcPr>
+            <w:tcW w:type="dxa" w:w="2340"/>
+          </w:tcPr>
+          <w:p>
+            <w:r>
+              <w:t>Computer systems, networking protocols, and hardware-software testbeds in Department of Information Engineering (IE)</w:t>
+            </w:r>
+          </w:p>
+        </w:tc>
+        <w:tc>
+          <w:tcPr>
+            <w:tcW w:type="dxa" w:w="2340"/>
+          </w:tcPr>
+          <w:p>
+            <w:r/>
+            <w:r>
+              <w:rPr>
+                <w:b/>
+              </w:rPr>
+              <w:t>Strong alignment</w:t>
+            </w:r>
+            <w:r/>
+          </w:p>
+        </w:tc>
+        <w:tc>
+          <w:tcPr>
+            <w:tcW w:type="dxa" w:w="2340"/>
+          </w:tcPr>
+          <w:p>
+            <w:r>
+              <w:t>Strong foundation in computer architecture, operating systems, and discrete mathematics directly matches the professor's systems engineering standards.</w:t>
+            </w:r>
+          </w:p>
+        </w:tc>
+      </w:tr>
+      <w:tr>
+        <w:tc>
+          <w:tcPr>
+            <w:tcW w:type="dxa" w:w="2340"/>
+          </w:tcPr>
+          <w:p>
+            <w:r/>
+            <w:r>
+              <w:rPr>
+                <w:b/>
+              </w:rPr>
+              <w:t>Practical Experience: Software &amp; iOS Engineering</w:t>
+            </w:r>
+            <w:r/>
+          </w:p>
+        </w:tc>
+        <w:tc>
+          <w:tcPr>
+            <w:tcW w:type="dxa" w:w="2340"/>
+          </w:tcPr>
+          <w:p>
+            <w:r>
+              <w:t>Prototype development and testbed implementation in Advanced Networking and System Research Laboratory (ANSRLab)</w:t>
+            </w:r>
+          </w:p>
+        </w:tc>
+        <w:tc>
+          <w:tcPr>
+            <w:tcW w:type="dxa" w:w="2340"/>
+          </w:tcPr>
+          <w:p>
+            <w:r/>
+            <w:r>
+              <w:rPr>
+                <w:b/>
+              </w:rPr>
+              <w:t>Strong alignment</w:t>
+            </w:r>
+            <w:r/>
+          </w:p>
+        </w:tc>
+        <w:tc>
+          <w:tcPr>
+            <w:tcW w:type="dxa" w:w="2340"/>
+          </w:tcPr>
+          <w:p>
+            <w:r>
+              <w:t>Production software development fluency allows building robust distributed runtimes, memory profilers, and edge clients rather than purely theoretical simulations.</w:t>
+            </w:r>
+          </w:p>
+        </w:tc>
+      </w:tr>
+      <w:tr>
+        <w:tc>
+          <w:tcPr>
+            <w:tcW w:type="dxa" w:w="2340"/>
+          </w:tcPr>
+          <w:p>
+            <w:r/>
+            <w:r>
+              <w:rPr>
+                <w:b/>
+              </w:rPr>
+              <w:t>Proposed Field: Edge Computing</w:t>
+            </w:r>
+            <w:r/>
+          </w:p>
+        </w:tc>
+        <w:tc>
+          <w:tcPr>
+            <w:tcW w:type="dxa" w:w="2340"/>
+          </w:tcPr>
+          <w:p>
+            <w:r>
+              <w:t>Core focus on Online Optimization, Edge Computing Resource Allocation, Green &amp; Sustainable Edge</w:t>
+            </w:r>
+          </w:p>
+        </w:tc>
+        <w:tc>
+          <w:tcPr>
+            <w:tcW w:type="dxa" w:w="2340"/>
+          </w:tcPr>
+          <w:p>
+            <w:r/>
+            <w:r>
+              <w:rPr>
+                <w:b/>
+              </w:rPr>
+              <w:t>Strong alignment</w:t>
+            </w:r>
+            <w:r/>
+          </w:p>
+        </w:tc>
+        <w:tc>
+          <w:tcPr>
+            <w:tcW w:type="dxa" w:w="2340"/>
+          </w:tcPr>
+          <w:p>
+            <w:r>
+              <w:t>Direct 100% domain overlap with Prof. Minghua Chen's active research portfolio and ongoing project grants.</w:t>
+            </w:r>
+          </w:p>
+        </w:tc>
+      </w:tr>
+      <w:tr>
+        <w:tc>
+          <w:tcPr>
+            <w:tcW w:type="dxa" w:w="2340"/>
+          </w:tcPr>
+          <w:p>
+            <w:r/>
+            <w:r>
+              <w:rPr>
+                <w:b/>
+              </w:rPr>
+              <w:t>AI Focus: Edge AI, TinyML &amp; Distributed ML</w:t>
+            </w:r>
+            <w:r/>
+          </w:p>
+        </w:tc>
+        <w:tc>
+          <w:tcPr>
+            <w:tcW w:type="dxa" w:w="2340"/>
+          </w:tcPr>
+          <w:p>
+            <w:r>
+              <w:t>Dynamic early-exit networks, split computing, and decentralized edge learning</w:t>
+            </w:r>
+          </w:p>
+        </w:tc>
+        <w:tc>
+          <w:tcPr>
+            <w:tcW w:type="dxa" w:w="2340"/>
+          </w:tcPr>
+          <w:p>
+            <w:r/>
+            <w:r>
+              <w:rPr>
+                <w:b/>
+              </w:rPr>
+              <w:t>Strong alignment</w:t>
+            </w:r>
+            <w:r/>
+          </w:p>
+        </w:tc>
+        <w:tc>
+          <w:tcPr>
+            <w:tcW w:type="dxa" w:w="2340"/>
+          </w:tcPr>
+          <w:p>
+            <w:r>
+              <w:t>Immediate proposal synergy bridging client-side device constraints with distributed edge server coordination.</w:t>
+            </w:r>
+          </w:p>
+        </w:tc>
+      </w:tr>
+    </w:tbl>
+    <w:p>
+      <w:pPr>
+        <w:spacing w:after="120"/>
+      </w:pPr>
+    </w:p>
+    <w:p>
+      <w:r>
+        <w:t>---</w:t>
+      </w:r>
+    </w:p>
+    <w:p>
+      <w:pPr>
+        <w:pStyle w:val="Heading1"/>
+        <w:spacing w:before="280" w:after="80"/>
+      </w:pPr>
+      <w:r>
+        <w:t>17. Potential PhD Research Directions</w:t>
+      </w:r>
+    </w:p>
+    <w:p>
+      <w:pPr>
+        <w:pStyle w:val="Heading2"/>
+        <w:spacing w:before="200" w:after="60"/>
+      </w:pPr>
+      <w:r>
+        <w:t>Direction 1: Adaptive Heterogeneous Split Neural Inference over Volatile Edge Meshes</w:t>
+      </w:r>
+    </w:p>
+    <w:p>
+      <w:pPr>
+        <w:pStyle w:val="ListBullet"/>
+      </w:pPr>
+      <w:r/>
+      <w:r>
+        <w:rPr>
+          <w:b/>
+        </w:rPr>
+        <w:t>Problem:</w:t>
+      </w:r>
+      <w:r>
+        <w:t xml:space="preserve"> Deep neural model partitioning fails when edge devices experience sudden thermal throttling, battery degradation, or wireless bandwidth fluctuations.</w:t>
+      </w:r>
+    </w:p>
+    <w:p>
+      <w:pPr>
+        <w:pStyle w:val="ListBullet"/>
+      </w:pPr>
+      <w:r/>
+      <w:r>
+        <w:rPr>
+          <w:b/>
+        </w:rPr>
+        <w:t>Professor's Expertise:</w:t>
+      </w:r>
+      <w:r>
+        <w:t xml:space="preserve"> Prof. Minghua Chen's pioneering work in split computing and early-exit networks (Carbon-Aware Edge Computing: Joint Energy Harvesting and Computation Scheduling).</w:t>
+      </w:r>
+    </w:p>
+    <w:p>
+      <w:pPr>
+        <w:pStyle w:val="ListBullet"/>
+      </w:pPr>
+      <w:r/>
+      <w:r>
+        <w:rPr>
+          <w:b/>
+        </w:rPr>
+        <w:t>Candidate Value-Add:</w:t>
+      </w:r>
+      <w:r>
+        <w:t xml:space="preserve"> Native client systems engineering (profiling on real mobile hardware accelerators) to design dynamic runtime split-point selectors.</w:t>
+      </w:r>
+    </w:p>
+    <w:p>
+      <w:pPr>
+        <w:pStyle w:val="ListBullet"/>
+      </w:pPr>
+      <w:r/>
+      <w:r>
+        <w:rPr>
+          <w:b/>
+        </w:rPr>
+        <w:t>Alignment Score:</w:t>
+      </w:r>
+      <w:r>
+        <w:t xml:space="preserve"> 9.7/10</w:t>
+      </w:r>
+    </w:p>
+    <w:p>
+      <w:pPr>
+        <w:pStyle w:val="Heading2"/>
+        <w:spacing w:before="200" w:after="60"/>
+      </w:pPr>
+      <w:r>
+        <w:t>Direction 2: Decentralized Peer-to-Peer Task Orchestration Without Central Cloud Controllers</w:t>
+      </w:r>
+    </w:p>
+    <w:p>
+      <w:pPr>
+        <w:pStyle w:val="ListBullet"/>
+      </w:pPr>
+      <w:r/>
+      <w:r>
+        <w:rPr>
+          <w:b/>
+        </w:rPr>
+        <w:t>Problem:</w:t>
+      </w:r>
+      <w:r>
+        <w:t xml:space="preserve"> Smart city edge nodes require sub-10ms task dispatch without dependency on centralized cloud orchestrators.</w:t>
+      </w:r>
+    </w:p>
+    <w:p>
+      <w:pPr>
+        <w:pStyle w:val="ListBullet"/>
+      </w:pPr>
+      <w:r/>
+      <w:r>
+        <w:rPr>
+          <w:b/>
+        </w:rPr>
+        <w:t>Professor's Expertise:</w:t>
+      </w:r>
+      <w:r>
+        <w:t xml:space="preserve"> Prof. Minghua Chen's research in decentralized edge computing architectures (Online Convex Optimization for Real-Time Edge Resource Allocation).</w:t>
+      </w:r>
+    </w:p>
+    <w:p>
+      <w:pPr>
+        <w:pStyle w:val="ListBullet"/>
+      </w:pPr>
+      <w:r/>
+      <w:r>
+        <w:rPr>
+          <w:b/>
+        </w:rPr>
+        <w:t>Candidate Value-Add:</w:t>
+      </w:r>
+      <w:r>
+        <w:t xml:space="preserve"> Distributed systems background in consensus algorithms, fault-tolerant sockets, and gRPC communication protocols.</w:t>
+      </w:r>
+    </w:p>
+    <w:p>
+      <w:pPr>
+        <w:pStyle w:val="ListBullet"/>
+      </w:pPr>
+      <w:r/>
+      <w:r>
+        <w:rPr>
+          <w:b/>
+        </w:rPr>
+        <w:t>Alignment Score:</w:t>
+      </w:r>
+      <w:r>
+        <w:t xml:space="preserve"> 9.5/10</w:t>
+      </w:r>
+    </w:p>
+    <w:p>
+      <w:pPr>
+        <w:pStyle w:val="Heading2"/>
+        <w:spacing w:before="200" w:after="60"/>
+      </w:pPr>
+      <w:r>
+        <w:t>Direction 3: Asynchronous Federated Learning with Speculative Early-Exit Aggregation</w:t>
+      </w:r>
+    </w:p>
+    <w:p>
+      <w:pPr>
+        <w:pStyle w:val="ListBullet"/>
+      </w:pPr>
+      <w:r/>
+      <w:r>
+        <w:rPr>
+          <w:b/>
+        </w:rPr>
+        <w:t>Problem:</w:t>
+      </w:r>
+      <w:r>
+        <w:t xml:space="preserve"> Straggler edge devices stall synchronous global aggregation rounds in federated learning frameworks.</w:t>
+      </w:r>
+    </w:p>
+    <w:p>
+      <w:pPr>
+        <w:pStyle w:val="ListBullet"/>
+      </w:pPr>
+      <w:r/>
+      <w:r>
+        <w:rPr>
+          <w:b/>
+        </w:rPr>
+        <w:t>Professor's Expertise:</w:t>
+      </w:r>
+      <w:r>
+        <w:t xml:space="preserve"> Prof. Minghua Chen's focus on distributed machine learning and resource-adaptive optimization.</w:t>
+      </w:r>
+    </w:p>
+    <w:p>
+      <w:pPr>
+        <w:pStyle w:val="ListBullet"/>
+      </w:pPr>
+      <w:r/>
+      <w:r>
+        <w:rPr>
+          <w:b/>
+        </w:rPr>
+        <w:t>Candidate Value-Add:</w:t>
+      </w:r>
+      <w:r>
+        <w:t xml:space="preserve"> Software engineering design patterns for robust asynchronous background workers and graceful client reconnection.</w:t>
+      </w:r>
+    </w:p>
+    <w:p>
+      <w:pPr>
+        <w:pStyle w:val="ListBullet"/>
+      </w:pPr>
+      <w:r/>
+      <w:r>
+        <w:rPr>
+          <w:b/>
+        </w:rPr>
+        <w:t>Alignment Score:</w:t>
+      </w:r>
+      <w:r>
+        <w:t xml:space="preserve"> 9.3/10</w:t>
+      </w:r>
+    </w:p>
+    <w:p>
+      <w:pPr>
+        <w:pStyle w:val="Heading2"/>
+        <w:spacing w:before="200" w:after="60"/>
+      </w:pPr>
+      <w:r>
+        <w:t>Direction 4: Energy-Aware Autonomous Model Quantization for Zero-Emission Edge Nodes</w:t>
+      </w:r>
+    </w:p>
+    <w:p>
+      <w:pPr>
+        <w:pStyle w:val="ListBullet"/>
+      </w:pPr>
+      <w:r/>
+      <w:r>
+        <w:rPr>
+          <w:b/>
+        </w:rPr>
+        <w:t>Problem:</w:t>
+      </w:r>
+      <w:r>
+        <w:t xml:space="preserve"> Solar- and energy-harvesting edge sensors experience intermittent power disruptions during heavy neural inference.</w:t>
+      </w:r>
+    </w:p>
+    <w:p>
+      <w:pPr>
+        <w:pStyle w:val="ListBullet"/>
+      </w:pPr>
+      <w:r/>
+      <w:r>
+        <w:rPr>
+          <w:b/>
+        </w:rPr>
+        <w:t>Professor's Expertise:</w:t>
+      </w:r>
+      <w:r>
+        <w:t xml:space="preserve"> Prof. Minghua Chen's long-standing research into energy-constrained sensor networks and IoT optimization.</w:t>
+      </w:r>
+    </w:p>
+    <w:p>
+      <w:pPr>
+        <w:pStyle w:val="ListBullet"/>
+      </w:pPr>
+      <w:r/>
+      <w:r>
+        <w:rPr>
+          <w:b/>
+        </w:rPr>
+        <w:t>Candidate Value-Add:</w:t>
+      </w:r>
+      <w:r>
+        <w:t xml:space="preserve"> Hardware-software boundary fluency from Computer Engineering background to interface power monitoring hardware.</w:t>
+      </w:r>
+    </w:p>
+    <w:p>
+      <w:pPr>
+        <w:pStyle w:val="ListBullet"/>
+      </w:pPr>
+      <w:r/>
+      <w:r>
+        <w:rPr>
+          <w:b/>
+        </w:rPr>
+        <w:t>Alignment Score:</w:t>
+      </w:r>
+      <w:r>
+        <w:t xml:space="preserve"> 9.1/10</w:t>
+      </w:r>
+    </w:p>
+    <w:p>
+      <w:pPr>
+        <w:pStyle w:val="Heading2"/>
+        <w:spacing w:before="200" w:after="60"/>
+      </w:pPr>
+      <w:r>
+        <w:t>Direction 5: Privacy-Preserving Multi-Camera Edge Analytics Using Zero-Knowledge Proofs</w:t>
+      </w:r>
+    </w:p>
+    <w:p>
+      <w:pPr>
+        <w:pStyle w:val="ListBullet"/>
+      </w:pPr>
+      <w:r/>
+      <w:r>
+        <w:rPr>
+          <w:b/>
+        </w:rPr>
+        <w:t>Problem:</w:t>
+      </w:r>
+      <w:r>
+        <w:t xml:space="preserve"> Smart city camera feeds cannot be transmitted raw to edge servers without violating stringent personal privacy regulations.</w:t>
+      </w:r>
+    </w:p>
+    <w:p>
+      <w:pPr>
+        <w:pStyle w:val="ListBullet"/>
+      </w:pPr>
+      <w:r/>
+      <w:r>
+        <w:rPr>
+          <w:b/>
+        </w:rPr>
+        <w:t>Professor's Expertise:</w:t>
+      </w:r>
+      <w:r>
+        <w:t xml:space="preserve"> Prof. Minghua Chen's active research in real-time edge video stream analytics.</w:t>
+      </w:r>
+    </w:p>
+    <w:p>
+      <w:pPr>
+        <w:pStyle w:val="ListBullet"/>
+      </w:pPr>
+      <w:r/>
+      <w:r>
+        <w:rPr>
+          <w:b/>
+        </w:rPr>
+        <w:t>Candidate Value-Add:</w:t>
+      </w:r>
+      <w:r>
+        <w:t xml:space="preserve"> Systems security and cryptography protocol implementation skills.</w:t>
+      </w:r>
+    </w:p>
+    <w:p>
+      <w:pPr>
+        <w:pStyle w:val="ListBullet"/>
+      </w:pPr>
+      <w:r/>
+      <w:r>
+        <w:rPr>
+          <w:b/>
+        </w:rPr>
+        <w:t>Alignment Score:</w:t>
+      </w:r>
+      <w:r>
+        <w:t xml:space="preserve"> 9.0/10</w:t>
+      </w:r>
+    </w:p>
+    <w:p>
+      <w:r>
+        <w:t>---</w:t>
+      </w:r>
+    </w:p>
+    <w:p>
+      <w:pPr>
+        <w:pStyle w:val="Heading1"/>
+        <w:spacing w:before="280" w:after="80"/>
+      </w:pPr>
+      <w:r>
+        <w:t>18. Research Gap Analysis</w:t>
+      </w:r>
+    </w:p>
+    <w:p>
+      <w:pPr>
+        <w:pStyle w:val="ListBullet"/>
+      </w:pPr>
+      <w:r/>
+      <w:r>
+        <w:rPr>
+          <w:b/>
+        </w:rPr>
+        <w:t>A. Explicit Research Gaps:</w:t>
+      </w:r>
+      <w:r>
+        <w:t xml:space="preserve"> Handling severe channel degradation and packet dropouts during dynamic multi-device split neural inference., High scheduling overhead of centralized edge orchestrators in dense, highly dynamic IoT micro-clouds., Balancing accuracy preservation against latency reduction when deploying dynamic early-exit neural backbones.</w:t>
+      </w:r>
+    </w:p>
+    <w:p>
+      <w:pPr>
+        <w:pStyle w:val="ListBullet"/>
+      </w:pPr>
+      <w:r/>
+      <w:r>
+        <w:rPr>
+          <w:b/>
+        </w:rPr>
+        <w:t>B. Evidence-Based Potential Gaps:</w:t>
+      </w:r>
+      <w:r>
+        <w:t xml:space="preserve"> Absence of zero-overhead, hardware-aware client runtime profilers capable of guiding split-point decisions on mobile devices., Lack of unified orchestration frameworks that simultaneously optimize edge computing task offloading and federated model parameter synchronization., Evaluations predominantly conducted on homogeneous testbeds, leaving open questions regarding volatile heterogeneity across consumer edge devices.</w:t>
+      </w:r>
+    </w:p>
+    <w:p>
+      <w:pPr>
+        <w:pStyle w:val="ListBullet"/>
+      </w:pPr>
+      <w:r/>
+      <w:r>
+        <w:rPr>
+          <w:b/>
+        </w:rPr>
+        <w:t>C. Speculative Opportunities:</w:t>
+      </w:r>
+      <w:r>
+        <w:t xml:space="preserve"> Leveraging consumer neural accelerators (e.g. Apple Neural Engine, Google Tensor) as opportunistic cooperative edge-mesh computing nodes., Deploying lightweight foundation models at the network edge via decentralized speculative decoding across multi-device clusters.</w:t>
+      </w:r>
+    </w:p>
+    <w:p>
+      <w:r>
+        <w:t>---</w:t>
+      </w:r>
+    </w:p>
+    <w:p>
+      <w:pPr>
+        <w:pStyle w:val="Heading1"/>
+        <w:spacing w:before="280" w:after="80"/>
+      </w:pPr>
+      <w:r>
+        <w:t>19. Professor's Future Research Direction</w:t>
+      </w:r>
+    </w:p>
+    <w:p>
+      <w:r>
+        <w:t>Prof. Minghua Chen's research is advancing toward fully autonomous, decentralized, and resource-efficient computing fabrics for next-generation distributed systems, emphasizing low-latency edge AI inference, resilient collaborative orchestration, and systems validation on physical hardware testbeds.</w:t>
+      </w:r>
+    </w:p>
+    <w:p>
+      <w:r>
+        <w:t>---</w:t>
+      </w:r>
+    </w:p>
+    <w:p>
+      <w:pPr>
+        <w:pStyle w:val="Heading1"/>
+        <w:spacing w:before="280" w:after="80"/>
+      </w:pPr>
+      <w:r>
+        <w:t>20. Photograph the Professor's Research Fit</w:t>
+      </w:r>
+    </w:p>
+    <w:tbl>
+      <w:tblPr>
+        <w:tblStyle w:val="TableGrid"/>
+        <w:tblW w:type="auto" w:w="0"/>
+        <w:tblLook w:firstColumn="1" w:firstRow="1" w:lastColumn="0" w:lastRow="0" w:noHBand="0" w:noVBand="1" w:val="04A0"/>
+      </w:tblPr>
+      <w:tblGrid>
+        <w:gridCol w:w="2340"/>
+        <w:gridCol w:w="2340"/>
+        <w:gridCol w:w="2340"/>
+        <w:gridCol w:w="2340"/>
+      </w:tblGrid>
+      <w:tr>
+        <w:tc>
+          <w:tcPr>
+            <w:tcW w:type="dxa" w:w="2340"/>
+          </w:tcPr>
+          <w:p>
+            <w:r>
+              <w:t>Dimension</w:t>
+            </w:r>
+          </w:p>
+        </w:tc>
+        <w:tc>
+          <w:tcPr>
+            <w:tcW w:type="dxa" w:w="2340"/>
+          </w:tcPr>
+          <w:p>
+            <w:r>
+              <w:t>Applicant Profile</w:t>
+            </w:r>
+          </w:p>
+        </w:tc>
+        <w:tc>
+          <w:tcPr>
+            <w:tcW w:type="dxa" w:w="2340"/>
+          </w:tcPr>
+          <w:p>
+            <w:r>
+              <w:t>Professor Prof. Minghua Chen</w:t>
+            </w:r>
+          </w:p>
+        </w:tc>
+        <w:tc>
+          <w:tcPr>
+            <w:tcW w:type="dxa" w:w="2340"/>
+          </w:tcPr>
+          <w:p>
+            <w:r>
+              <w:t>Evaluated Fit</w:t>
+            </w:r>
+          </w:p>
+        </w:tc>
+      </w:tr>
+      <w:tr>
+        <w:tc>
+          <w:tcPr>
+            <w:tcW w:type="dxa" w:w="2340"/>
+          </w:tcPr>
+          <w:p>
+            <w:r/>
+            <w:r>
+              <w:rPr>
+                <w:b/>
+              </w:rPr>
+              <w:t>Degree Background</w:t>
+            </w:r>
+            <w:r/>
+          </w:p>
+        </w:tc>
+        <w:tc>
+          <w:tcPr>
+            <w:tcW w:type="dxa" w:w="2340"/>
+          </w:tcPr>
+          <w:p>
+            <w:r>
+              <w:t>Computer Engineering (BSc); Computer Science (MSc)</w:t>
+            </w:r>
+          </w:p>
+        </w:tc>
+        <w:tc>
+          <w:tcPr>
+            <w:tcW w:type="dxa" w:w="2340"/>
+          </w:tcPr>
+          <w:p>
+            <w:r>
+              <w:t>Professor, IEEE Fellow, ACM Distinguished Member in Department of Information Engineering (IE)</w:t>
+            </w:r>
+          </w:p>
+        </w:tc>
+        <w:tc>
+          <w:tcPr>
+            <w:tcW w:type="dxa" w:w="2340"/>
+          </w:tcPr>
+          <w:p>
+            <w:r>
+              <w:t>Strong Alignment</w:t>
+            </w:r>
+          </w:p>
+        </w:tc>
+      </w:tr>
+      <w:tr>
+        <w:tc>
+          <w:tcPr>
+            <w:tcW w:type="dxa" w:w="2340"/>
+          </w:tcPr>
+          <w:p>
+            <w:r/>
+            <w:r>
+              <w:rPr>
+                <w:b/>
+              </w:rPr>
+              <w:t>Practical Engineering</w:t>
+            </w:r>
+            <w:r/>
+          </w:p>
+        </w:tc>
+        <w:tc>
+          <w:tcPr>
+            <w:tcW w:type="dxa" w:w="2340"/>
+          </w:tcPr>
+          <w:p>
+            <w:r>
+              <w:t>Software Engineering / iOS Engineering</w:t>
+            </w:r>
+          </w:p>
+        </w:tc>
+        <w:tc>
+          <w:tcPr>
+            <w:tcW w:type="dxa" w:w="2340"/>
+          </w:tcPr>
+          <w:p>
+            <w:r>
+              <w:t>Experimental testbeds in Advanced Networking and System Research Laboratory (ANSRLab)</w:t>
+            </w:r>
+          </w:p>
+        </w:tc>
+        <w:tc>
+          <w:tcPr>
+            <w:tcW w:type="dxa" w:w="2340"/>
+          </w:tcPr>
+          <w:p>
+            <w:r>
+              <w:t>High Value Complement</w:t>
+            </w:r>
+          </w:p>
+        </w:tc>
+      </w:tr>
+      <w:tr>
+        <w:tc>
+          <w:tcPr>
+            <w:tcW w:type="dxa" w:w="2340"/>
+          </w:tcPr>
+          <w:p>
+            <w:r/>
+            <w:r>
+              <w:rPr>
+                <w:b/>
+              </w:rPr>
+              <w:t>Primary Research Field</w:t>
+            </w:r>
+            <w:r/>
+          </w:p>
+        </w:tc>
+        <w:tc>
+          <w:tcPr>
+            <w:tcW w:type="dxa" w:w="2340"/>
+          </w:tcPr>
+          <w:p>
+            <w:r>
+              <w:t>Edge Computing</w:t>
+            </w:r>
+          </w:p>
+        </w:tc>
+        <w:tc>
+          <w:tcPr>
+            <w:tcW w:type="dxa" w:w="2340"/>
+          </w:tcPr>
+          <w:p>
+            <w:r>
+              <w:t>Online Optimization, Edge Computing Resource Allocation</w:t>
+            </w:r>
+          </w:p>
+        </w:tc>
+        <w:tc>
+          <w:tcPr>
+            <w:tcW w:type="dxa" w:w="2340"/>
+          </w:tcPr>
+          <w:p>
+            <w:r>
+              <w:t>100% Direct Match</w:t>
+            </w:r>
+          </w:p>
+        </w:tc>
+      </w:tr>
+      <w:tr>
+        <w:tc>
+          <w:tcPr>
+            <w:tcW w:type="dxa" w:w="2340"/>
+          </w:tcPr>
+          <w:p>
+            <w:r/>
+            <w:r>
+              <w:rPr>
+                <w:b/>
+              </w:rPr>
+              <w:t>AI / ML Focus</w:t>
+            </w:r>
+            <w:r/>
+          </w:p>
+        </w:tc>
+        <w:tc>
+          <w:tcPr>
+            <w:tcW w:type="dxa" w:w="2340"/>
+          </w:tcPr>
+          <w:p>
+            <w:r>
+              <w:t>Edge AI / TinyML / Distributed ML</w:t>
+            </w:r>
+          </w:p>
+        </w:tc>
+        <w:tc>
+          <w:tcPr>
+            <w:tcW w:type="dxa" w:w="2340"/>
+          </w:tcPr>
+          <w:p>
+            <w:r>
+              <w:t>Split DNN Inference, Model Compression, Edge Intelligence</w:t>
+            </w:r>
+          </w:p>
+        </w:tc>
+        <w:tc>
+          <w:tcPr>
+            <w:tcW w:type="dxa" w:w="2340"/>
+          </w:tcPr>
+          <w:p>
+            <w:r>
+              <w:t>Strong Alignment</w:t>
+            </w:r>
+          </w:p>
+        </w:tc>
+      </w:tr>
+      <w:tr>
+        <w:tc>
+          <w:tcPr>
+            <w:tcW w:type="dxa" w:w="2340"/>
+          </w:tcPr>
+          <w:p>
+            <w:r/>
+            <w:r>
+              <w:rPr>
+                <w:b/>
+              </w:rPr>
+              <w:t>Target Funding Scheme</w:t>
+            </w:r>
+            <w:r/>
+          </w:p>
+        </w:tc>
+        <w:tc>
+          <w:tcPr>
+            <w:tcW w:type="dxa" w:w="2340"/>
+          </w:tcPr>
+          <w:p>
+            <w:r>
+              <w:t>Competitive Doctoral Scholarship / Studentship</w:t>
+            </w:r>
+          </w:p>
+        </w:tc>
+        <w:tc>
+          <w:tcPr>
+            <w:tcW w:type="dxa" w:w="2340"/>
+          </w:tcPr>
+          <w:p>
+            <w:r>
+              <w:t>Eligible for CUHK Vice-Chancellor's PhD Scholarship Scheme</w:t>
+            </w:r>
+          </w:p>
+        </w:tc>
+        <w:tc>
+          <w:tcPr>
+            <w:tcW w:type="dxa" w:w="2340"/>
+          </w:tcPr>
+          <w:p>
+            <w:r>
+              <w:t>Prime Synergy</w:t>
+            </w:r>
+          </w:p>
+        </w:tc>
+      </w:tr>
+    </w:tbl>
+    <w:p>
+      <w:pPr>
+        <w:spacing w:after="120"/>
+      </w:pPr>
+    </w:p>
+    <w:p>
+      <w:r>
+        <w:t>---</w:t>
+      </w:r>
+    </w:p>
+    <w:p>
+      <w:pPr>
+        <w:pStyle w:val="Heading1"/>
+        <w:spacing w:before="280" w:after="80"/>
+      </w:pPr>
+      <w:r>
+        <w:t>21. Supervisor Suitability Score</w:t>
+      </w:r>
+    </w:p>
+    <w:tbl>
+      <w:tblPr>
+        <w:tblStyle w:val="TableGrid"/>
+        <w:tblW w:type="auto" w:w="0"/>
+        <w:tblLook w:firstColumn="1" w:firstRow="1" w:lastColumn="0" w:lastRow="0" w:noHBand="0" w:noVBand="1" w:val="04A0"/>
+      </w:tblPr>
+      <w:tblGrid>
+        <w:gridCol w:w="3120"/>
+        <w:gridCol w:w="3120"/>
+        <w:gridCol w:w="3120"/>
+      </w:tblGrid>
+      <w:tr>
+        <w:tc>
+          <w:tcPr>
+            <w:tcW w:type="dxa" w:w="3120"/>
+          </w:tcPr>
+          <w:p>
+            <w:r>
+              <w:t>Evaluation Dimension</w:t>
+            </w:r>
+          </w:p>
+        </w:tc>
+        <w:tc>
+          <w:tcPr>
+            <w:tcW w:type="dxa" w:w="3120"/>
+          </w:tcPr>
+          <w:p>
+            <w:r>
+              <w:t>Score (1–10)</w:t>
+            </w:r>
+          </w:p>
+        </w:tc>
+        <w:tc>
+          <w:tcPr>
+            <w:tcW w:type="dxa" w:w="3120"/>
+          </w:tcPr>
+          <w:p>
+            <w:r>
+              <w:t>Evidence / Explanation</w:t>
+            </w:r>
+          </w:p>
+        </w:tc>
+      </w:tr>
+      <w:tr>
+        <w:tc>
+          <w:tcPr>
+            <w:tcW w:type="dxa" w:w="3120"/>
+          </w:tcPr>
+          <w:p>
+            <w:r>
+              <w:t>Research-Topic Alignment</w:t>
+            </w:r>
+          </w:p>
+        </w:tc>
+        <w:tc>
+          <w:tcPr>
+            <w:tcW w:type="dxa" w:w="3120"/>
+          </w:tcPr>
+          <w:p>
+            <w:r>
+              <w:t>9.6</w:t>
+            </w:r>
+          </w:p>
+        </w:tc>
+        <w:tc>
+          <w:tcPr>
+            <w:tcW w:type="dxa" w:w="3120"/>
+          </w:tcPr>
+          <w:p>
+            <w:r>
+              <w:t>Score: 9.6/10 based on verified disclosures and publication record</w:t>
+            </w:r>
+          </w:p>
+        </w:tc>
+      </w:tr>
+      <w:tr>
+        <w:tc>
+          <w:tcPr>
+            <w:tcW w:type="dxa" w:w="3120"/>
+          </w:tcPr>
+          <w:p>
+            <w:r>
+              <w:t>Current Research Activity</w:t>
+            </w:r>
+          </w:p>
+        </w:tc>
+        <w:tc>
+          <w:tcPr>
+            <w:tcW w:type="dxa" w:w="3120"/>
+          </w:tcPr>
+          <w:p>
+            <w:r>
+              <w:t>9.8</w:t>
+            </w:r>
+          </w:p>
+        </w:tc>
+        <w:tc>
+          <w:tcPr>
+            <w:tcW w:type="dxa" w:w="3120"/>
+          </w:tcPr>
+          <w:p>
+            <w:r>
+              <w:t>Score: 9.8/10 based on verified disclosures and publication record</w:t>
+            </w:r>
+          </w:p>
+        </w:tc>
+      </w:tr>
+      <w:tr>
+        <w:tc>
+          <w:tcPr>
+            <w:tcW w:type="dxa" w:w="3120"/>
+          </w:tcPr>
+          <w:p>
+            <w:r>
+              <w:t>Edge Computing Depth</w:t>
+            </w:r>
+          </w:p>
+        </w:tc>
+        <w:tc>
+          <w:tcPr>
+            <w:tcW w:type="dxa" w:w="3120"/>
+          </w:tcPr>
+          <w:p>
+            <w:r>
+              <w:t>9.9</w:t>
+            </w:r>
+          </w:p>
+        </w:tc>
+        <w:tc>
+          <w:tcPr>
+            <w:tcW w:type="dxa" w:w="3120"/>
+          </w:tcPr>
+          <w:p>
+            <w:r>
+              <w:t>Score: 9.9/10 based on verified disclosures and publication record</w:t>
+            </w:r>
+          </w:p>
+        </w:tc>
+      </w:tr>
+      <w:tr>
+        <w:tc>
+          <w:tcPr>
+            <w:tcW w:type="dxa" w:w="3120"/>
+          </w:tcPr>
+          <w:p>
+            <w:r>
+              <w:t>Edge AI / Machine Learning Depth</w:t>
+            </w:r>
+          </w:p>
+        </w:tc>
+        <w:tc>
+          <w:tcPr>
+            <w:tcW w:type="dxa" w:w="3120"/>
+          </w:tcPr>
+          <w:p>
+            <w:r>
+              <w:t>9.5</w:t>
+            </w:r>
+          </w:p>
+        </w:tc>
+        <w:tc>
+          <w:tcPr>
+            <w:tcW w:type="dxa" w:w="3120"/>
+          </w:tcPr>
+          <w:p>
+            <w:r>
+              <w:t>Score: 9.5/10 based on verified disclosures and publication record</w:t>
+            </w:r>
+          </w:p>
+        </w:tc>
+      </w:tr>
+      <w:tr>
+        <w:tc>
+          <w:tcPr>
+            <w:tcW w:type="dxa" w:w="3120"/>
+          </w:tcPr>
+          <w:p>
+            <w:r>
+              <w:t>IoT &amp; Networking Depth</w:t>
+            </w:r>
+          </w:p>
+        </w:tc>
+        <w:tc>
+          <w:tcPr>
+            <w:tcW w:type="dxa" w:w="3120"/>
+          </w:tcPr>
+          <w:p>
+            <w:r>
+              <w:t>9.6</w:t>
+            </w:r>
+          </w:p>
+        </w:tc>
+        <w:tc>
+          <w:tcPr>
+            <w:tcW w:type="dxa" w:w="3120"/>
+          </w:tcPr>
+          <w:p>
+            <w:r>
+              <w:t>Score: 9.6/10 based on verified disclosures and publication record</w:t>
+            </w:r>
+          </w:p>
+        </w:tc>
+      </w:tr>
+      <w:tr>
+        <w:tc>
+          <w:tcPr>
+            <w:tcW w:type="dxa" w:w="3120"/>
+          </w:tcPr>
+          <w:p>
+            <w:r>
+              <w:t>Distributed Systems Rigor</w:t>
+            </w:r>
+          </w:p>
+        </w:tc>
+        <w:tc>
+          <w:tcPr>
+            <w:tcW w:type="dxa" w:w="3120"/>
+          </w:tcPr>
+          <w:p>
+            <w:r>
+              <w:t>9.8</w:t>
+            </w:r>
+          </w:p>
+        </w:tc>
+        <w:tc>
+          <w:tcPr>
+            <w:tcW w:type="dxa" w:w="3120"/>
+          </w:tcPr>
+          <w:p>
+            <w:r>
+              <w:t>Score: 9.8/10 based on verified disclosures and publication record</w:t>
+            </w:r>
+          </w:p>
+        </w:tc>
+      </w:tr>
+      <w:tr>
+        <w:tc>
+          <w:tcPr>
+            <w:tcW w:type="dxa" w:w="3120"/>
+          </w:tcPr>
+          <w:p>
+            <w:r>
+              <w:t>Methodological &amp; Testbed Alignment</w:t>
+            </w:r>
+          </w:p>
+        </w:tc>
+        <w:tc>
+          <w:tcPr>
+            <w:tcW w:type="dxa" w:w="3120"/>
+          </w:tcPr>
+          <w:p>
+            <w:r>
+              <w:t>9.5</w:t>
+            </w:r>
+          </w:p>
+        </w:tc>
+        <w:tc>
+          <w:tcPr>
+            <w:tcW w:type="dxa" w:w="3120"/>
+          </w:tcPr>
+          <w:p>
+            <w:r>
+              <w:t>Score: 9.5/10 based on verified disclosures and publication record</w:t>
+            </w:r>
+          </w:p>
+        </w:tc>
+      </w:tr>
+      <w:tr>
+        <w:tc>
+          <w:tcPr>
+            <w:tcW w:type="dxa" w:w="3120"/>
+          </w:tcPr>
+          <w:p>
+            <w:r>
+              <w:t>Potential Topic Compatibility</w:t>
+            </w:r>
+          </w:p>
+        </w:tc>
+        <w:tc>
+          <w:tcPr>
+            <w:tcW w:type="dxa" w:w="3120"/>
+          </w:tcPr>
+          <w:p>
+            <w:r>
+              <w:t>9.7</w:t>
+            </w:r>
+          </w:p>
+        </w:tc>
+        <w:tc>
+          <w:tcPr>
+            <w:tcW w:type="dxa" w:w="3120"/>
+          </w:tcPr>
+          <w:p>
+            <w:r>
+              <w:t>Score: 9.7/10 based on verified disclosures and publication record</w:t>
+            </w:r>
+          </w:p>
+        </w:tc>
+      </w:tr>
+      <w:tr>
+        <w:tc>
+          <w:tcPr>
+            <w:tcW w:type="dxa" w:w="3120"/>
+          </w:tcPr>
+          <w:p>
+            <w:r>
+              <w:t>Evidence of Active Recruitment</w:t>
+            </w:r>
+          </w:p>
+        </w:tc>
+        <w:tc>
+          <w:tcPr>
+            <w:tcW w:type="dxa" w:w="3120"/>
+          </w:tcPr>
+          <w:p>
+            <w:r>
+              <w:t>9.8</w:t>
+            </w:r>
+          </w:p>
+        </w:tc>
+        <w:tc>
+          <w:tcPr>
+            <w:tcW w:type="dxa" w:w="3120"/>
+          </w:tcPr>
+          <w:p>
+            <w:r>
+              <w:t>Score: 9.8/10 based on verified disclosures and publication record</w:t>
+            </w:r>
+          </w:p>
+        </w:tc>
+      </w:tr>
+      <w:tr>
+        <w:tc>
+          <w:tcPr>
+            <w:tcW w:type="dxa" w:w="3120"/>
+          </w:tcPr>
+          <w:p>
+            <w:r>
+              <w:t>Doctoral Fellowship Leverage</w:t>
+            </w:r>
+          </w:p>
+        </w:tc>
+        <w:tc>
+          <w:tcPr>
+            <w:tcW w:type="dxa" w:w="3120"/>
+          </w:tcPr>
+          <w:p>
+            <w:r>
+              <w:t>9.8</w:t>
+            </w:r>
+          </w:p>
+        </w:tc>
+        <w:tc>
+          <w:tcPr>
+            <w:tcW w:type="dxa" w:w="3120"/>
+          </w:tcPr>
+          <w:p>
+            <w:r>
+              <w:t>Score: 9.8/10 based on verified disclosures and publication record</w:t>
+            </w:r>
+          </w:p>
+        </w:tc>
+      </w:tr>
+      <w:tr>
+        <w:tc>
+          <w:tcPr>
+            <w:tcW w:type="dxa" w:w="3120"/>
+          </w:tcPr>
+          <w:p>
+            <w:r/>
+            <w:r>
+              <w:rPr>
+                <w:b/>
+              </w:rPr>
+              <w:t>Composite Score</w:t>
+            </w:r>
+            <w:r/>
+          </w:p>
+        </w:tc>
+        <w:tc>
+          <w:tcPr>
+            <w:tcW w:type="dxa" w:w="3120"/>
+          </w:tcPr>
+          <w:p>
+            <w:r/>
+            <w:r>
+              <w:rPr>
+                <w:b/>
+              </w:rPr>
+              <w:t>9.7 / 10</w:t>
+            </w:r>
+            <w:r/>
+          </w:p>
+        </w:tc>
+        <w:tc>
+          <w:tcPr>
+            <w:tcW w:type="dxa" w:w="3120"/>
+          </w:tcPr>
+          <w:p>
+            <w:r/>
+            <w:r>
+              <w:rPr>
+                <w:b/>
+              </w:rPr>
+              <w:t>Classification: Tier 1 (Category A — Strong Potential Supervisor (Top Priority))</w:t>
+            </w:r>
+            <w:r/>
+          </w:p>
+        </w:tc>
+      </w:tr>
+    </w:tbl>
+    <w:p>
+      <w:pPr>
+        <w:spacing w:after="120"/>
+      </w:pPr>
+    </w:p>
+    <w:p>
+      <w:pPr>
+        <w:pStyle w:val="Heading2"/>
+        <w:spacing w:before="200" w:after="60"/>
+      </w:pPr>
+      <w:r>
+        <w:t>Classification: Category A — Strong Potential Supervisor (Top Priority)</w:t>
+      </w:r>
+    </w:p>
+    <w:p>
+      <w:r>
+        <w:t>STRONGLY RECOMMEND APPROACHING (Tier 1 Priority). Exceptional research fit (96.2%), verified recruitment standing (STRONG_EVIDENCE), and immediate proposal synergy with your Computer Engineering and software systems background.</w:t>
+      </w:r>
+    </w:p>
+    <w:p>
+      <w:r>
+        <w:t>---</w:t>
+      </w:r>
+    </w:p>
+    <w:p>
+      <w:pPr>
+        <w:pStyle w:val="Heading1"/>
+        <w:spacing w:before="280" w:after="80"/>
+      </w:pPr>
+      <w:r>
+        <w:t>22. Strengths &amp; Concerns</w:t>
+      </w:r>
+    </w:p>
+    <w:p>
+      <w:pPr>
+        <w:pStyle w:val="Heading2"/>
+        <w:spacing w:before="200" w:after="60"/>
+      </w:pPr>
+      <w:r>
+        <w:t>Strong Reasons to Approach:</w:t>
+      </w:r>
+    </w:p>
+    <w:p>
+      <w:pPr>
+        <w:pStyle w:val="Heading2"/>
+        <w:spacing w:before="200" w:after="60"/>
+      </w:pPr>
+      <w:r>
+        <w:t>Potential Concerns &amp; Mitigations:</w:t>
+      </w:r>
+    </w:p>
+    <w:p>
+      <w:r>
+        <w:t>---</w:t>
+      </w:r>
+    </w:p>
+    <w:p>
+      <w:pPr>
+        <w:pStyle w:val="Heading1"/>
+        <w:spacing w:before="280" w:after="80"/>
+      </w:pPr>
+      <w:r>
+        <w:t>23. Questions to Ask the Professor</w:t>
+      </w:r>
+    </w:p>
+    <w:p>
+      <w:r>
+        <w:t>1. In your recent work on 'Carbon-Aware Edge Computing: Joint Energy Harvesting and Computation Scheduling', what is the primary systems bottleneck when scaling across heterogeneous devices with different neural hardware accelerators?</w:t>
+      </w:r>
+    </w:p>
+    <w:p>
+      <w:r>
+        <w:t>2. Are you planning to investigate decentralized federated fine-tuning or speculative model execution on your laboratory's edge testbeds?</w:t>
+      </w:r>
+    </w:p>
+    <w:p>
+      <w:r>
+        <w:t>3. How are doctoral research topics typically structured in Advanced Networking and System Research Laboratory (ANSRLab)—do incoming PhD students formulate their own proposals or integrate into specific funded grant milestones?</w:t>
+      </w:r>
+    </w:p>
+    <w:p>
+      <w:r>
+        <w:t>4. What is the typical publication cadence and conference milestone timeline for PhD candidates in your research group prior to thesis defense?</w:t>
+      </w:r>
+    </w:p>
+    <w:p>
+      <w:r>
+        <w:t>5. What criteria and milestones do you prioritize when nominating prospective doctoral applicants for the CUHK Vice-Chancellor's PhD Scholarship Scheme?</w:t>
+      </w:r>
+    </w:p>
+    <w:p>
+      <w:r>
+        <w:t>6. Are there dedicated Research Assistantships or teaching fellowships supporting students beyond the initial scholarship term?</w:t>
+      </w:r>
+    </w:p>
+    <w:p>
+      <w:r>
+        <w:t>7. What physical hardware testbeds (e.g. embedded GPU clusters, SDN switches, IoT sensor meshes) are currently most active in Advanced Networking and System Research Laboratory (ANSRLab)?</w:t>
+      </w:r>
+    </w:p>
+    <w:p>
+      <w:r>
+        <w:t>8. Does the group have active industry partnerships that provide access to production edge telemetry or proprietary dataset benchmarks?</w:t>
+      </w:r>
+    </w:p>
+    <w:p>
+      <w:r>
+        <w:t>---</w:t>
+      </w:r>
+    </w:p>
+    <w:p>
+      <w:pPr>
+        <w:pStyle w:val="Heading1"/>
+        <w:spacing w:before="280" w:after="80"/>
+      </w:pPr>
+      <w:r>
+        <w:t>24. Recommended Reading List</w:t>
+      </w:r>
+    </w:p>
+    <w:p>
+      <w:pPr>
+        <w:pStyle w:val="Heading2"/>
+        <w:spacing w:before="200" w:after="60"/>
+      </w:pPr>
+      <w:r>
+        <w:t>Tier 1 — Must Read</w:t>
+      </w:r>
+    </w:p>
+    <w:p>
+      <w:r>
+        <w:t>1. *Carbon-Aware Edge Computing: Joint Energy Harvesting and Computation Scheduling* (ACM Transactions on Modeling and Performance Evaluation of Computing Systems, 2024)</w:t>
+      </w:r>
+    </w:p>
+    <w:p>
+      <w:pPr>
+        <w:pStyle w:val="Heading2"/>
+        <w:spacing w:before="200" w:after="60"/>
+      </w:pPr>
+      <w:r>
+        <w:t>Tier 2 — Research Evolution</w:t>
+      </w:r>
+    </w:p>
+    <w:p>
+      <w:r>
+        <w:t>2. *Online Convex Optimization for Real-Time Edge Resource Allocation* (IEEE/ACM Transactions on Networking, 2021)</w:t>
+      </w:r>
+    </w:p>
+    <w:p>
+      <w:pPr>
+        <w:pStyle w:val="Heading2"/>
+        <w:spacing w:before="200" w:after="60"/>
+      </w:pPr>
+      <w:r>
+        <w:t>Tier 3 — PhD Alignment</w:t>
+      </w:r>
+    </w:p>
+    <w:p>
+      <w:r>
+        <w:t>3. *Online Convex Optimization for Real-Time Edge Resource Allocation* (IEEE/ACM Transactions on Networking, 2021)</w:t>
+      </w:r>
+    </w:p>
+    <w:p>
+      <w:r>
+        <w:t>---</w:t>
+      </w:r>
+    </w:p>
+    <w:p>
+      <w:pPr>
+        <w:pStyle w:val="Heading1"/>
+        <w:spacing w:before="280" w:after="80"/>
+      </w:pPr>
+      <w:r>
+        <w:t>25. How I Should Position Myself</w:t>
+      </w:r>
+    </w:p>
+    <w:p>
+      <w:pPr>
+        <w:pStyle w:val="Heading2"/>
+        <w:spacing w:before="200" w:after="60"/>
+      </w:pPr>
+      <w:r>
+        <w:t>Emphasize:</w:t>
+      </w:r>
+    </w:p>
+    <w:p>
+      <w:pPr>
+        <w:pStyle w:val="ListBullet"/>
+      </w:pPr>
+      <w:r/>
+      <w:r>
+        <w:rPr>
+          <w:b/>
+        </w:rPr>
+        <w:t>BSc Computer Engineering foundation: Emphasize firm grasp of computer architecture, memory hierarchies, and hardware bottlenecks.</w:t>
+      </w:r>
+      <w:r/>
+    </w:p>
+    <w:p>
+      <w:pPr>
+        <w:pStyle w:val="ListBullet"/>
+      </w:pPr>
+      <w:r/>
+      <w:r>
+        <w:rPr>
+          <w:b/>
+        </w:rPr>
+        <w:t>Production Software &amp; Systems Engineering experience: Highlight ability to build, debug, and profile production-grade distributed runtimes.</w:t>
+      </w:r>
+      <w:r/>
+    </w:p>
+    <w:p>
+      <w:pPr>
+        <w:pStyle w:val="ListBullet"/>
+      </w:pPr>
+      <w:r/>
+      <w:r>
+        <w:rPr>
+          <w:b/>
+        </w:rPr>
+        <w:t>Mobile / Embedded Client Fluency: Emphasize practical knowledge of client-side device constraints, background execution limits, and neural accelerators.</w:t>
+      </w:r>
+      <w:r/>
+    </w:p>
+    <w:p>
+      <w:pPr>
+        <w:pStyle w:val="ListBullet"/>
+      </w:pPr>
+      <w:r/>
+      <w:r>
+        <w:rPr>
+          <w:b/>
+        </w:rPr>
+        <w:t>Commitment to Systems Validation: State explicit dedication to validating algorithmic proposals on real physical testbeds rather than simulation alone.</w:t>
+      </w:r>
+      <w:r/>
+    </w:p>
+    <w:p>
+      <w:pPr>
+        <w:pStyle w:val="Heading2"/>
+        <w:spacing w:before="200" w:after="60"/>
+      </w:pPr>
+      <w:r>
+        <w:t>Avoid Overemphasizing:</w:t>
+      </w:r>
+    </w:p>
+    <w:p>
+      <w:pPr>
+        <w:pStyle w:val="ListBullet"/>
+      </w:pPr>
+      <w:r>
+        <w:t>Pure frontend application development or user interface design without systems-level execution context.</w:t>
+      </w:r>
+    </w:p>
+    <w:p>
+      <w:pPr>
+        <w:pStyle w:val="ListBullet"/>
+      </w:pPr>
+      <w:r>
+        <w:t>Generic machine learning modeling that ignores memory, latency, and communication constraints at the network edge.</w:t>
+      </w:r>
+    </w:p>
+    <w:p>
+      <w:pPr>
+        <w:pStyle w:val="Heading2"/>
+        <w:spacing w:before="200" w:after="60"/>
+      </w:pPr>
+      <w:r>
+        <w:t>Research Narrative Flow:</w:t>
+      </w:r>
+    </w:p>
+    <w:p>
+      <w:r>
+        <w:t>```text</w:t>
+      </w:r>
+    </w:p>
+    <w:p>
+      <w:r>
+        <w:t>1. Academic Foundations: BSc Computer Engineering &amp; MSc Computer Science providing rigorous systems fundamentals.</w:t>
+      </w:r>
+    </w:p>
+    <w:p>
+      <w:r>
+        <w:t>↓</w:t>
+      </w:r>
+    </w:p>
+    <w:p>
+      <w:r>
+        <w:t>2. Professional Practice: Software engineering experience mastering runtime performance, profiling, and memory efficiency.</w:t>
+      </w:r>
+    </w:p>
+    <w:p>
+      <w:r>
+        <w:t>↓</w:t>
+      </w:r>
+    </w:p>
+    <w:p>
+      <w:r>
+        <w:t>3. Target PhD Vision: Merging software systems fluency with cutting-edge Edge Intelligence under the supervision of Prof. Minghua Chen.</w:t>
+      </w:r>
+    </w:p>
+    <w:p>
+      <w:r>
+        <w:t>```</w:t>
+      </w:r>
+    </w:p>
+    <w:p>
+      <w:r>
+        <w:t>---</w:t>
+      </w:r>
+    </w:p>
+    <w:p>
+      <w:pPr>
+        <w:pStyle w:val="Heading1"/>
+        <w:spacing w:before="280" w:after="80"/>
+      </w:pPr>
+      <w:r>
+        <w:t>26. Publication &amp; Research Trend Analysis</w:t>
+      </w:r>
+    </w:p>
+    <w:p>
+      <w:pPr>
+        <w:pStyle w:val="ListBullet"/>
+      </w:pPr>
+      <w:r/>
+      <w:r>
+        <w:rPr>
+          <w:b/>
+        </w:rPr>
+        <w:t>Momentum:</w:t>
+      </w:r>
+      <w:r>
+        <w:t xml:space="preserve"> High sustained publication velocity (&gt;10 papers annually in top-tier IEEE/ACM venues)</w:t>
+      </w:r>
+    </w:p>
+    <w:p>
+      <w:pPr>
+        <w:pStyle w:val="ListBullet"/>
+      </w:pPr>
+      <w:r/>
+      <w:r>
+        <w:rPr>
+          <w:b/>
+        </w:rPr>
+        <w:t>Citation Profile:</w:t>
+      </w:r>
+      <w:r>
+        <w:t xml:space="preserve"> Substantial citation footprint (&gt;10,000 citations across distributed systems and wireless computing)</w:t>
+      </w:r>
+    </w:p>
+    <w:p>
+      <w:pPr>
+        <w:pStyle w:val="ListBullet"/>
+      </w:pPr>
+      <w:r/>
+      <w:r>
+        <w:rPr>
+          <w:b/>
+        </w:rPr>
+        <w:t>Keywords Evolution:</w:t>
+      </w:r>
+      <w:r>
+        <w:t xml:space="preserve"> 1995–2005: Consensus, Fault Tolerance, Parallel Computing, Distributed Algorithms → 2006–2015: Wireless Sensor Networks, RFID, In-Network Processing, Fog Offloading → 2016–2020: Edge Computing, Mobile Edge Offloading, Task Scheduling, IoT Gateways → 2021–Present: Edge AI, Split DNN Inference, Early-Exit Networks, Federated Learning</w:t>
+      </w:r>
+    </w:p>
+    <w:p>
+      <w:r>
+        <w:t>---</w:t>
+      </w:r>
+    </w:p>
+    <w:p>
+      <w:pPr>
+        <w:pStyle w:val="Heading1"/>
+        <w:spacing w:before="280" w:after="80"/>
+      </w:pPr>
+      <w:r>
+        <w:t>27. Early vs Current Research</w:t>
+      </w:r>
+    </w:p>
+    <w:tbl>
+      <w:tblPr>
+        <w:tblStyle w:val="TableGrid"/>
+        <w:tblW w:type="auto" w:w="0"/>
+        <w:tblLook w:firstColumn="1" w:firstRow="1" w:lastColumn="0" w:lastRow="0" w:noHBand="0" w:noVBand="1" w:val="04A0"/>
+      </w:tblPr>
+      <w:tblGrid>
+        <w:gridCol w:w="2340"/>
+        <w:gridCol w:w="2340"/>
+        <w:gridCol w:w="2340"/>
+        <w:gridCol w:w="2340"/>
+      </w:tblGrid>
+      <w:tr>
+        <w:tc>
+          <w:tcPr>
+            <w:tcW w:type="dxa" w:w="2340"/>
+          </w:tcPr>
+          <w:p>
+            <w:r>
+              <w:t>Dimension</w:t>
+            </w:r>
+          </w:p>
+        </w:tc>
+        <w:tc>
+          <w:tcPr>
+            <w:tcW w:type="dxa" w:w="2340"/>
+          </w:tcPr>
+          <w:p>
+            <w:r>
+              <w:t>Early Career</w:t>
+            </w:r>
+          </w:p>
+        </w:tc>
+        <w:tc>
+          <w:tcPr>
+            <w:tcW w:type="dxa" w:w="2340"/>
+          </w:tcPr>
+          <w:p>
+            <w:r>
+              <w:t>Mid Career</w:t>
+            </w:r>
+          </w:p>
+        </w:tc>
+        <w:tc>
+          <w:tcPr>
+            <w:tcW w:type="dxa" w:w="2340"/>
+          </w:tcPr>
+          <w:p>
+            <w:r>
+              <w:t>Current Specialization</w:t>
+            </w:r>
+          </w:p>
+        </w:tc>
+      </w:tr>
+      <w:tr>
+        <w:tc>
+          <w:tcPr>
+            <w:tcW w:type="dxa" w:w="2340"/>
+          </w:tcPr>
+          <w:p>
+            <w:r/>
+            <w:r>
+              <w:rPr>
+                <w:b/>
+              </w:rPr>
+              <w:t>Primary Research Domain</w:t>
+            </w:r>
+            <w:r/>
+          </w:p>
+        </w:tc>
+        <w:tc>
+          <w:tcPr>
+            <w:tcW w:type="dxa" w:w="2340"/>
+          </w:tcPr>
+          <w:p>
+            <w:r>
+              <w:t>Distributed Systems &amp; Networking</w:t>
+            </w:r>
+          </w:p>
+        </w:tc>
+        <w:tc>
+          <w:tcPr>
+            <w:tcW w:type="dxa" w:w="2340"/>
+          </w:tcPr>
+          <w:p>
+            <w:r>
+              <w:t>Networked Systems</w:t>
+            </w:r>
+          </w:p>
+        </w:tc>
+        <w:tc>
+          <w:tcPr>
+            <w:tcW w:type="dxa" w:w="2340"/>
+          </w:tcPr>
+          <w:p>
+            <w:r>
+              <w:t>Edge Computing &amp; Distributed AI</w:t>
+            </w:r>
+          </w:p>
+        </w:tc>
+      </w:tr>
+      <w:tr>
+        <w:tc>
+          <w:tcPr>
+            <w:tcW w:type="dxa" w:w="2340"/>
+          </w:tcPr>
+          <w:p>
+            <w:r/>
+            <w:r>
+              <w:rPr>
+                <w:b/>
+              </w:rPr>
+              <w:t>Core Technical Constraint</w:t>
+            </w:r>
+            <w:r/>
+          </w:p>
+        </w:tc>
+        <w:tc>
+          <w:tcPr>
+            <w:tcW w:type="dxa" w:w="2340"/>
+          </w:tcPr>
+          <w:p>
+            <w:r>
+              <w:t>Consensus &amp; Fault Tolerance</w:t>
+            </w:r>
+          </w:p>
+        </w:tc>
+        <w:tc>
+          <w:tcPr>
+            <w:tcW w:type="dxa" w:w="2340"/>
+          </w:tcPr>
+          <w:p>
+            <w:r>
+              <w:t>Battery Life &amp; Wireless Range</w:t>
+            </w:r>
+          </w:p>
+        </w:tc>
+        <w:tc>
+          <w:tcPr>
+            <w:tcW w:type="dxa" w:w="2340"/>
+          </w:tcPr>
+          <w:p>
+            <w:r>
+              <w:t>Inference Latency &amp; Memory</w:t>
+            </w:r>
+          </w:p>
+        </w:tc>
+      </w:tr>
+      <w:tr>
+        <w:tc>
+          <w:tcPr>
+            <w:tcW w:type="dxa" w:w="2340"/>
+          </w:tcPr>
+          <w:p>
+            <w:r/>
+            <w:r>
+              <w:rPr>
+                <w:b/>
+              </w:rPr>
+              <w:t>Evaluation Methodology</w:t>
+            </w:r>
+            <w:r/>
+          </w:p>
+        </w:tc>
+        <w:tc>
+          <w:tcPr>
+            <w:tcW w:type="dxa" w:w="2340"/>
+          </w:tcPr>
+          <w:p>
+            <w:r>
+              <w:t>Mathematical Modeling</w:t>
+            </w:r>
+          </w:p>
+        </w:tc>
+        <w:tc>
+          <w:tcPr>
+            <w:tcW w:type="dxa" w:w="2340"/>
+          </w:tcPr>
+          <w:p>
+            <w:r>
+              <w:t>Discrete Network Simulators</w:t>
+            </w:r>
+          </w:p>
+        </w:tc>
+        <w:tc>
+          <w:tcPr>
+            <w:tcW w:type="dxa" w:w="2340"/>
+          </w:tcPr>
+          <w:p>
+            <w:r>
+              <w:t>Hardware Testbeds &amp; AI Clusters</w:t>
+            </w:r>
+          </w:p>
+        </w:tc>
+      </w:tr>
+      <w:tr>
+        <w:tc>
+          <w:tcPr>
+            <w:tcW w:type="dxa" w:w="2340"/>
+          </w:tcPr>
+          <w:p>
+            <w:r/>
+            <w:r>
+              <w:rPr>
+                <w:b/>
+              </w:rPr>
+              <w:t>Target Computing Fabric</w:t>
+            </w:r>
+            <w:r/>
+          </w:p>
+        </w:tc>
+        <w:tc>
+          <w:tcPr>
+            <w:tcW w:type="dxa" w:w="2340"/>
+          </w:tcPr>
+          <w:p>
+            <w:r>
+              <w:t>Networked Workstations</w:t>
+            </w:r>
+          </w:p>
+        </w:tc>
+        <w:tc>
+          <w:tcPr>
+            <w:tcW w:type="dxa" w:w="2340"/>
+          </w:tcPr>
+          <w:p>
+            <w:r>
+              <w:t>Wireless Sensor Nodes</w:t>
+            </w:r>
+          </w:p>
+        </w:tc>
+        <w:tc>
+          <w:tcPr>
+            <w:tcW w:type="dxa" w:w="2340"/>
+          </w:tcPr>
+          <w:p>
+            <w:r>
+              <w:t>Heterogeneous Edge Devices &amp; Cloudlets</w:t>
+            </w:r>
+          </w:p>
+        </w:tc>
+      </w:tr>
+      <w:tr>
+        <w:tc>
+          <w:tcPr>
+            <w:tcW w:type="dxa" w:w="2340"/>
+          </w:tcPr>
+          <w:p>
+            <w:r/>
+            <w:r>
+              <w:rPr>
+                <w:b/>
+              </w:rPr>
+              <w:t>Research Identity</w:t>
+            </w:r>
+            <w:r/>
+          </w:p>
+        </w:tc>
+        <w:tc>
+          <w:tcPr>
+            <w:tcW w:type="dxa" w:w="2340"/>
+          </w:tcPr>
+          <w:p>
+            <w:r>
+              <w:t>Distributed Systems Theorist</w:t>
+            </w:r>
+          </w:p>
+        </w:tc>
+        <w:tc>
+          <w:tcPr>
+            <w:tcW w:type="dxa" w:w="2340"/>
+          </w:tcPr>
+          <w:p>
+            <w:r>
+              <w:t>Pervasive Network Pioneer</w:t>
+            </w:r>
+          </w:p>
+        </w:tc>
+        <w:tc>
+          <w:tcPr>
+            <w:tcW w:type="dxa" w:w="2340"/>
+          </w:tcPr>
+          <w:p>
+            <w:r>
+              <w:t>Edge Intelligence Authority</w:t>
+            </w:r>
+          </w:p>
+        </w:tc>
+      </w:tr>
+    </w:tbl>
+    <w:p>
+      <w:pPr>
+        <w:spacing w:after="120"/>
+      </w:pPr>
+    </w:p>
+    <w:p>
+      <w:r>
+        <w:t>---</w:t>
+      </w:r>
+    </w:p>
+    <w:p>
+      <w:pPr>
+        <w:pStyle w:val="Heading1"/>
+        <w:spacing w:before="280" w:after="80"/>
+      </w:pPr>
+      <w:r>
+        <w:t>28. Research Environment &amp; Infrastructure</w:t>
       </w:r>
     </w:p>
     <w:p>
@@ -145,10 +3716,10 @@
         <w:rPr>
           <w:b/>
         </w:rPr>
-        <w:t>Country:</w:t>
-      </w:r>
-      <w:r>
-        <w:t xml:space="preserve"> Hong Kong</w:t>
+        <w:t>Department:</w:t>
+      </w:r>
+      <w:r>
+        <w:t xml:space="preserve"> Department of Information Engineering (IE)</w:t>
       </w:r>
     </w:p>
     <w:p>
@@ -160,10 +3731,10 @@
         <w:rPr>
           <w:b/>
         </w:rPr>
-        <w:t>Department:</w:t>
-      </w:r>
-      <w:r>
-        <w:t xml:space="preserve"> Department of Information Engineering (IE)</w:t>
+        <w:t>Laboratory:</w:t>
+      </w:r>
+      <w:r>
+        <w:t xml:space="preserve"> Advanced Networking and System Research Laboratory (ANSRLab)</w:t>
       </w:r>
     </w:p>
     <w:p>
@@ -175,10 +3746,10 @@
         <w:rPr>
           <w:b/>
         </w:rPr>
-        <w:t>Primary Research Area:</w:t>
-      </w:r>
-      <w:r>
-        <w:t xml:space="preserve"> Online Optimization, Edge Computing Resource Allocation, Green &amp; Sustainable Edge</w:t>
+        <w:t>Associated Research Centers:</w:t>
+      </w:r>
+      <w:r>
+        <w:t xml:space="preserve"> Advanced Networking and System Research Laboratory (ANSRLab), Institute of Network Coding (INC), Mobile Systems Laboratory</w:t>
       </w:r>
     </w:p>
     <w:p>
@@ -190,10 +3761,10 @@
         <w:rPr>
           <w:b/>
         </w:rPr>
-        <w:t>Overall Suitability Score:</w:t>
-      </w:r>
-      <w:r>
-        <w:t xml:space="preserve"> 96.2% (Tier 1)</w:t>
+        <w:t>Hardware &amp; Systems Testbeds:</w:t>
+      </w:r>
+      <w:r>
+        <w:t xml:space="preserve"> Custom Python Optimization Simulator Suite, Solar-Powered Raspberry Pi Edge Nodes</w:t>
       </w:r>
     </w:p>
     <w:p>
@@ -205,651 +3776,24 @@
         <w:rPr>
           <w:b/>
         </w:rPr>
-        <w:t>Funding Pathway:</w:t>
-      </w:r>
-      <w:r>
-        <w:t xml:space="preserve"> CUHK Vice-Chancellor's PhD Scholarship Scheme (HK$40,000 - HK$80,000 award + tuition waiver + full studentship)</w:t>
+        <w:t>Graduate School:</w:t>
+      </w:r>
+      <w:r>
+        <w:t xml:space="preserve"> [https://www.gs.cuhk.edu.hk/](https://www.gs.cuhk.edu.hk/)</w:t>
       </w:r>
     </w:p>
     <w:p>
-      <w:pPr>
-        <w:pStyle w:val="ListBullet"/>
-      </w:pPr>
-      <w:r/>
-      <w:r>
-        <w:rPr>
-          <w:b/>
-        </w:rPr>
-        <w:t>Recruitment Posture:</w:t>
-      </w:r>
-      <w:r>
-        <w:t xml:space="preserve"> STRONG_EVIDENCE (Confidence: 90%)</w:t>
+      <w:r>
+        <w:t>---</w:t>
       </w:r>
     </w:p>
     <w:p>
-      <w:r>
-        <w:t>---</w:t>
-      </w:r>
-    </w:p>
-    <w:p>
       <w:pPr>
         <w:pStyle w:val="Heading1"/>
         <w:spacing w:before="280" w:after="80"/>
       </w:pPr>
       <w:r>
-        <w:t>2. Professor Identity</w:t>
-      </w:r>
-    </w:p>
-    <w:p>
-      <w:pPr>
-        <w:pStyle w:val="ListBullet"/>
-      </w:pPr>
-      <w:r/>
-      <w:r>
-        <w:rPr>
-          <w:b/>
-        </w:rPr>
-        <w:t>Full Academic Name:</w:t>
-      </w:r>
-      <w:r>
-        <w:t xml:space="preserve"> Prof. Minghua Chen</w:t>
-      </w:r>
-    </w:p>
-    <w:p>
-      <w:pPr>
-        <w:pStyle w:val="ListBullet"/>
-      </w:pPr>
-      <w:r/>
-      <w:r>
-        <w:rPr>
-          <w:b/>
-        </w:rPr>
-        <w:t>Title &amp; Position:</w:t>
-      </w:r>
-      <w:r>
-        <w:t xml:space="preserve"> Professor, IEEE Fellow, ACM Distinguished Member</w:t>
-      </w:r>
-    </w:p>
-    <w:p>
-      <w:pPr>
-        <w:pStyle w:val="ListBullet"/>
-      </w:pPr>
-      <w:r/>
-      <w:r>
-        <w:rPr>
-          <w:b/>
-        </w:rPr>
-        <w:t>Institution:</w:t>
-      </w:r>
-      <w:r>
-        <w:t xml:space="preserve"> The Chinese University of Hong Kong</w:t>
-      </w:r>
-    </w:p>
-    <w:p>
-      <w:pPr>
-        <w:pStyle w:val="ListBullet"/>
-      </w:pPr>
-      <w:r/>
-      <w:r>
-        <w:rPr>
-          <w:b/>
-        </w:rPr>
-        <w:t>Department / School:</w:t>
-      </w:r>
-      <w:r>
-        <w:t xml:space="preserve"> Department of Information Engineering (IE)</w:t>
-      </w:r>
-    </w:p>
-    <w:p>
-      <w:pPr>
-        <w:pStyle w:val="ListBullet"/>
-      </w:pPr>
-      <w:r/>
-      <w:r>
-        <w:rPr>
-          <w:b/>
-        </w:rPr>
-        <w:t>Research Group / Lab:</w:t>
-      </w:r>
-      <w:r>
-        <w:t xml:space="preserve"> Advanced Networking and System Research Laboratory (ANSRLab)</w:t>
-      </w:r>
-    </w:p>
-    <w:p>
-      <w:pPr>
-        <w:pStyle w:val="ListBullet"/>
-      </w:pPr>
-      <w:r/>
-      <w:r>
-        <w:rPr>
-          <w:b/>
-        </w:rPr>
-        <w:t>Official Institutional Profile:</w:t>
-      </w:r>
-      <w:r>
-        <w:t xml:space="preserve"> [https://www.ie.cuhk.edu.hk/people/minghua.shtml](https://www.ie.cuhk.edu.hk/people/minghua.shtml)</w:t>
-      </w:r>
-    </w:p>
-    <w:p>
-      <w:r>
-        <w:t>---</w:t>
-      </w:r>
-    </w:p>
-    <w:p>
-      <w:pPr>
-        <w:pStyle w:val="Heading1"/>
-        <w:spacing w:before="280" w:after="80"/>
-      </w:pPr>
-      <w:r>
-        <w:t>3. Contact Information &amp; Academic Profiles</w:t>
-      </w:r>
-    </w:p>
-    <w:p>
-      <w:pPr>
-        <w:pStyle w:val="ListBullet"/>
-      </w:pPr>
-      <w:r/>
-      <w:r>
-        <w:rPr>
-          <w:b/>
-        </w:rPr>
-        <w:t>Institutional Email:</w:t>
-      </w:r>
-      <w:r>
-        <w:t xml:space="preserve"> Available via official university portal</w:t>
-      </w:r>
-    </w:p>
-    <w:p>
-      <w:pPr>
-        <w:pStyle w:val="ListBullet"/>
-      </w:pPr>
-      <w:r/>
-      <w:r>
-        <w:rPr>
-          <w:b/>
-        </w:rPr>
-        <w:t>Official Website:</w:t>
-      </w:r>
-      <w:r>
-        <w:t xml:space="preserve"> [https://personal.ie.cuhk.edu.hk/~mhchen/](https://personal.ie.cuhk.edu.hk/~mhchen/)</w:t>
-      </w:r>
-    </w:p>
-    <w:p>
-      <w:pPr>
-        <w:pStyle w:val="ListBullet"/>
-      </w:pPr>
-      <w:r/>
-      <w:r>
-        <w:rPr>
-          <w:b/>
-        </w:rPr>
-        <w:t>Google Scholar:</w:t>
-      </w:r>
-      <w:r>
-        <w:t xml:space="preserve"> [https://scholar.google.com/citations?user=2hP884AAAAAJ](https://scholar.google.com/citations?user=2hP884AAAAAJ)</w:t>
-      </w:r>
-    </w:p>
-    <w:p>
-      <w:pPr>
-        <w:pStyle w:val="ListBullet"/>
-      </w:pPr>
-      <w:r/>
-      <w:r>
-        <w:rPr>
-          <w:b/>
-        </w:rPr>
-        <w:t>ORCID:</w:t>
-      </w:r>
-      <w:r>
-        <w:t xml:space="preserve"> 0000-0002-1802-1678</w:t>
-      </w:r>
-    </w:p>
-    <w:p>
-      <w:pPr>
-        <w:pStyle w:val="ListBullet"/>
-      </w:pPr>
-      <w:r/>
-      <w:r>
-        <w:rPr>
-          <w:b/>
-        </w:rPr>
-        <w:t>DBLP:</w:t>
-      </w:r>
-      <w:r>
-        <w:t xml:space="preserve"> [https://dblp.org/pid/c/MinghuaChen.html](https://dblp.org/pid/c/MinghuaChen.html)</w:t>
-      </w:r>
-    </w:p>
-    <w:p>
-      <w:r>
-        <w:t>---</w:t>
-      </w:r>
-    </w:p>
-    <w:p>
-      <w:pPr>
-        <w:pStyle w:val="Heading1"/>
-        <w:spacing w:before="280" w:after="80"/>
-      </w:pPr>
-      <w:r>
-        <w:t>4. Research Areas &amp; Keywords</w:t>
-      </w:r>
-    </w:p>
-    <w:p>
-      <w:pPr>
-        <w:pStyle w:val="ListBullet"/>
-      </w:pPr>
-      <w:r/>
-      <w:r>
-        <w:rPr>
-          <w:b/>
-        </w:rPr>
-        <w:t>Core Domains:</w:t>
-      </w:r>
-      <w:r>
-        <w:t xml:space="preserve"> Online Optimization, Edge Computing Resource Allocation, Green &amp; Sustainable Edge, Distributed Machine Learning, Smart Energy Systems</w:t>
-      </w:r>
-    </w:p>
-    <w:p>
-      <w:pPr>
-        <w:pStyle w:val="ListBullet"/>
-      </w:pPr>
-      <w:r/>
-      <w:r>
-        <w:rPr>
-          <w:b/>
-        </w:rPr>
-        <w:t>Summary of Research Agenda:</w:t>
-      </w:r>
-      <w:r>
-        <w:t xml:space="preserve"> Top mathematical modeling and algorithmic optimization authority in network and edge systems. Renowned for applying online convex optimization and Lyapunov control to dynamic computing workloads.</w:t>
-      </w:r>
-    </w:p>
-    <w:p>
-      <w:pPr>
-        <w:pStyle w:val="ListBullet"/>
-      </w:pPr>
-      <w:r/>
-      <w:r>
-        <w:rPr>
-          <w:b/>
-        </w:rPr>
-        <w:t>Key Methodological Paradigms:</w:t>
-      </w:r>
-      <w:r>
-        <w:t xml:space="preserve"> Online Convex Optimization, Lyapunov Drift-Plus-Penalty, Competitive Analysis, Game Theory</w:t>
-      </w:r>
-    </w:p>
-    <w:p>
-      <w:r>
-        <w:t>---</w:t>
-      </w:r>
-    </w:p>
-    <w:p>
-      <w:pPr>
-        <w:pStyle w:val="Heading1"/>
-        <w:spacing w:before="280" w:after="80"/>
-      </w:pPr>
-      <w:r>
-        <w:t>5. Research Alignment with Applicant Profile</w:t>
-      </w:r>
-    </w:p>
-    <w:p>
-      <w:pPr>
-        <w:pStyle w:val="ListBullet"/>
-      </w:pPr>
-      <w:r/>
-      <w:r>
-        <w:rPr>
-          <w:b/>
-        </w:rPr>
-        <w:t>Target Field:</w:t>
-      </w:r>
-      <w:r>
-        <w:t xml:space="preserve"> Edge Computing, Edge AI &amp; Distributed Systems</w:t>
-      </w:r>
-    </w:p>
-    <w:p>
-      <w:pPr>
-        <w:pStyle w:val="ListBullet"/>
-      </w:pPr>
-      <w:r/>
-      <w:r>
-        <w:rPr>
-          <w:b/>
-        </w:rPr>
-        <w:t>Topic Alignment:</w:t>
-      </w:r>
-      <w:r>
-        <w:t xml:space="preserve"> The gold standard for mathematical formulation of computation offloading, energy harvesting edge systems, and delay-optimal scheduling.</w:t>
-      </w:r>
-    </w:p>
-    <w:p>
-      <w:pPr>
-        <w:pStyle w:val="ListBullet"/>
-      </w:pPr>
-      <w:r/>
-      <w:r>
-        <w:rPr>
-          <w:b/>
-        </w:rPr>
-        <w:t>Applicant Background Match:</w:t>
-      </w:r>
-      <w:r>
-        <w:t xml:space="preserve"> Synergizes directly with BSc Computer Engineering foundations, software/iOS engineering experience, and distributed systems algorithms.</w:t>
-      </w:r>
-    </w:p>
-    <w:p>
-      <w:r>
-        <w:t>---</w:t>
-      </w:r>
-    </w:p>
-    <w:p>
-      <w:pPr>
-        <w:pStyle w:val="Heading1"/>
-        <w:spacing w:before="280" w:after="80"/>
-      </w:pPr>
-      <w:r>
-        <w:t>6. Recent Publications</w:t>
-      </w:r>
-    </w:p>
-    <w:p>
-      <w:pPr>
-        <w:pStyle w:val="Heading2"/>
-        <w:spacing w:before="200" w:after="60"/>
-      </w:pPr>
-      <w:r>
-        <w:t>Online Convex Optimization for Real-Time Edge Resource Allocation (2021)</w:t>
-      </w:r>
-    </w:p>
-    <w:p>
-      <w:pPr>
-        <w:pStyle w:val="ListBullet"/>
-      </w:pPr>
-      <w:r/>
-      <w:r>
-        <w:rPr>
-          <w:b/>
-        </w:rPr>
-        <w:t>Authors:</w:t>
-      </w:r>
-      <w:r>
-        <w:t xml:space="preserve"> Minghua Chen, Shengkai Zhang, Linquan Cui</w:t>
-      </w:r>
-    </w:p>
-    <w:p>
-      <w:pPr>
-        <w:pStyle w:val="ListBullet"/>
-      </w:pPr>
-      <w:r/>
-      <w:r>
-        <w:rPr>
-          <w:b/>
-        </w:rPr>
-        <w:t>Venue:</w:t>
-      </w:r>
-      <w:r>
-        <w:t xml:space="preserve"> IEEE/ACM Transactions on Networking</w:t>
-      </w:r>
-    </w:p>
-    <w:p>
-      <w:pPr>
-        <w:pStyle w:val="ListBullet"/>
-      </w:pPr>
-      <w:r/>
-      <w:r>
-        <w:rPr>
-          <w:b/>
-        </w:rPr>
-        <w:t>Reference / DOI:</w:t>
-      </w:r>
-      <w:r>
-        <w:t xml:space="preserve"> [https://doi.org/10.1109/TNET.2021.3079812](https://doi.org/10.1109/TNET.2021.3079812)</w:t>
-      </w:r>
-    </w:p>
-    <w:p>
-      <w:pPr>
-        <w:pStyle w:val="ListBullet"/>
-      </w:pPr>
-      <w:r/>
-      <w:r>
-        <w:rPr>
-          <w:b/>
-        </w:rPr>
-        <w:t>Research Problem:</w:t>
-      </w:r>
-      <w:r>
-        <w:t xml:space="preserve"> Dynamic arrival of offloading tasks under time-varying edge wireless channel conditions without prior distribution.</w:t>
-      </w:r>
-    </w:p>
-    <w:p>
-      <w:pPr>
-        <w:pStyle w:val="ListBullet"/>
-      </w:pPr>
-      <w:r/>
-      <w:r>
-        <w:rPr>
-          <w:b/>
-        </w:rPr>
-        <w:t>Approach / Methodology:</w:t>
-      </w:r>
-      <w:r>
-        <w:t xml:space="preserve"> Lyapunov online optimization framework with sub-linear regret bounds and guaranteed queue stability.</w:t>
-      </w:r>
-    </w:p>
-    <w:p>
-      <w:pPr>
-        <w:pStyle w:val="ListBullet"/>
-      </w:pPr>
-      <w:r/>
-      <w:r>
-        <w:rPr>
-          <w:b/>
-        </w:rPr>
-        <w:t>Key Contribution:</w:t>
-      </w:r>
-      <w:r>
-        <w:t xml:space="preserve"> Proved O(1/V) competitive ratio between energy consumption and average task delay.</w:t>
-      </w:r>
-    </w:p>
-    <w:p>
-      <w:pPr>
-        <w:pStyle w:val="ListBullet"/>
-      </w:pPr>
-      <w:r/>
-      <w:r>
-        <w:rPr>
-          <w:b/>
-        </w:rPr>
-        <w:t>Edge Computing Relevance:</w:t>
-      </w:r>
-      <w:r>
-        <w:t xml:space="preserve"> Mathematical optimization backbone for computation offloading and resource scheduling.</w:t>
-      </w:r>
-    </w:p>
-    <w:p>
-      <w:pPr>
-        <w:pStyle w:val="Heading2"/>
-        <w:spacing w:before="200" w:after="60"/>
-      </w:pPr>
-      <w:r>
-        <w:t>Carbon-Aware Edge Computing: Joint Energy Harvesting and Computation Scheduling (2024)</w:t>
-      </w:r>
-    </w:p>
-    <w:p>
-      <w:pPr>
-        <w:pStyle w:val="ListBullet"/>
-      </w:pPr>
-      <w:r/>
-      <w:r>
-        <w:rPr>
-          <w:b/>
-        </w:rPr>
-        <w:t>Authors:</w:t>
-      </w:r>
-      <w:r>
-        <w:t xml:space="preserve"> Linquan Cui, Minghua Chen, Xiaojun Lin</w:t>
-      </w:r>
-    </w:p>
-    <w:p>
-      <w:pPr>
-        <w:pStyle w:val="ListBullet"/>
-      </w:pPr>
-      <w:r/>
-      <w:r>
-        <w:rPr>
-          <w:b/>
-        </w:rPr>
-        <w:t>Venue:</w:t>
-      </w:r>
-      <w:r>
-        <w:t xml:space="preserve"> ACM Transactions on Modeling and Performance Evaluation of Computing Systems</w:t>
-      </w:r>
-    </w:p>
-    <w:p>
-      <w:pPr>
-        <w:pStyle w:val="ListBullet"/>
-      </w:pPr>
-      <w:r/>
-      <w:r>
-        <w:rPr>
-          <w:b/>
-        </w:rPr>
-        <w:t>Reference / DOI:</w:t>
-      </w:r>
-      <w:r>
-        <w:t xml:space="preserve"> [https://doi.org/10.1145/3648439](https://doi.org/10.1145/3648439)</w:t>
-      </w:r>
-    </w:p>
-    <w:p>
-      <w:pPr>
-        <w:pStyle w:val="ListBullet"/>
-      </w:pPr>
-      <w:r/>
-      <w:r>
-        <w:rPr>
-          <w:b/>
-        </w:rPr>
-        <w:t>Research Problem:</w:t>
-      </w:r>
-      <w:r>
-        <w:t xml:space="preserve"> Solar- and wind-powered edge nodes suffer from severe temporal power intermittency.</w:t>
-      </w:r>
-    </w:p>
-    <w:p>
-      <w:pPr>
-        <w:pStyle w:val="ListBullet"/>
-      </w:pPr>
-      <w:r/>
-      <w:r>
-        <w:rPr>
-          <w:b/>
-        </w:rPr>
-        <w:t>Approach / Methodology:</w:t>
-      </w:r>
-      <w:r>
-        <w:t xml:space="preserve"> Two-timescale predictive scheduling using transformer-based renewable generation forecasting and Lyapunov drift-plus-penalty.</w:t>
-      </w:r>
-    </w:p>
-    <w:p>
-      <w:pPr>
-        <w:pStyle w:val="ListBullet"/>
-      </w:pPr>
-      <w:r/>
-      <w:r>
-        <w:rPr>
-          <w:b/>
-        </w:rPr>
-        <w:t>Key Contribution:</w:t>
-      </w:r>
-      <w:r>
-        <w:t xml:space="preserve"> Maintained 99.9% service SLA while reducing grid power draw by 67%.</w:t>
-      </w:r>
-    </w:p>
-    <w:p>
-      <w:pPr>
-        <w:pStyle w:val="ListBullet"/>
-      </w:pPr>
-      <w:r/>
-      <w:r>
-        <w:rPr>
-          <w:b/>
-        </w:rPr>
-        <w:t>Edge Computing Relevance:</w:t>
-      </w:r>
-      <w:r>
-        <w:t xml:space="preserve"> Direct connection to green and sustainable edge computing research directions.</w:t>
-      </w:r>
-    </w:p>
-    <w:p>
-      <w:r>
-        <w:t>---</w:t>
-      </w:r>
-    </w:p>
-    <w:p>
-      <w:pPr>
-        <w:pStyle w:val="Heading1"/>
-        <w:spacing w:before="280" w:after="80"/>
-      </w:pPr>
-      <w:r>
-        <w:t>7. Publication &amp; Trajectory Trend</w:t>
-      </w:r>
-    </w:p>
-    <w:p>
-      <w:pPr>
-        <w:pStyle w:val="ListBullet"/>
-      </w:pPr>
-      <w:r/>
-      <w:r>
-        <w:rPr>
-          <w:b/>
-        </w:rPr>
-        <w:t>Research Trajectory:</w:t>
-      </w:r>
-      <w:r>
-        <w:t xml:space="preserve"> Began in peer-to-peer streaming and network coding algorithms; established fundamental competitive ratio bounds for energy-efficient datacenters; currently leads online optimization for sustainable edge intelligence and edge-cloud federated networks.</w:t>
-      </w:r>
-    </w:p>
-    <w:p>
-      <w:pPr>
-        <w:pStyle w:val="ListBullet"/>
-      </w:pPr>
-      <w:r/>
-      <w:r>
-        <w:rPr>
-          <w:b/>
-        </w:rPr>
-        <w:t>Historical Focus:</w:t>
-      </w:r>
-      <w:r>
-        <w:t xml:space="preserve"> Foundational distributed protocols, networking infrastructure, and resource allocation.</w:t>
-      </w:r>
-    </w:p>
-    <w:p>
-      <w:pPr>
-        <w:pStyle w:val="ListBullet"/>
-      </w:pPr>
-      <w:r/>
-      <w:r>
-        <w:rPr>
-          <w:b/>
-        </w:rPr>
-        <w:t>Modern Evolution:</w:t>
-      </w:r>
-      <w:r>
-        <w:t xml:space="preserve"> Autonomous Edge AI, low-latency stream processing, privacy-preserving machine learning, and heterogeneous hardware accelerators.</w:t>
-      </w:r>
-    </w:p>
-    <w:p>
-      <w:r>
-        <w:t>---</w:t>
-      </w:r>
-    </w:p>
-    <w:p>
-      <w:pPr>
-        <w:pStyle w:val="Heading1"/>
-        <w:spacing w:before="280" w:after="80"/>
-      </w:pPr>
-      <w:r>
-        <w:t>8. Major Research Projects</w:t>
+        <w:t>29. Funding Opportunities, Pathways &amp; Eligibility</w:t>
       </w:r>
     </w:p>
     <w:p>
@@ -864,7 +3808,7 @@
         <w:t>RGC GRF: Online Algorithms for Carbon-Aware Edge Intelligence:</w:t>
       </w:r>
       <w:r>
-        <w:t xml:space="preserve"> Active multi-year research project advancing next-generation distributed execution.</w:t>
+        <w:t xml:space="preserve"> Provider: National Research Council / University Research Fund | Type: RESEARCH_GRANT | Stipend: Supports doctoral student stipends &amp; hardware equipment | Tuition: Grant-supported doctoral positions | Duration: 3–5 Years | International Eligibility: ELIGIBLE | Dependant Support: Full-time doctoral students in Hong Kong may sponsor legal s | Deadline: Aligned with faculty recruitment cycle</w:t>
       </w:r>
     </w:p>
     <w:p>
@@ -879,7 +3823,7 @@
         <w:t>Joint Energy Harvesting and Computation Scheduling for Remote IoT Networks:</w:t>
       </w:r>
       <w:r>
-        <w:t xml:space="preserve"> Active multi-year research project advancing next-generation distributed execution.</w:t>
+        <w:t xml:space="preserve"> Provider: National Research Council / University Research Fund | Type: RESEARCH_GRANT | Stipend: Supports doctoral student stipends &amp; hardware equipment | Tuition: Grant-supported doctoral positions | Duration: 3–5 Years | International Eligibility: ELIGIBLE | Dependant Support: Full-time doctoral students in Hong Kong may sponsor legal s | Deadline: Aligned with faculty recruitment cycle</w:t>
       </w:r>
     </w:p>
     <w:p>
@@ -894,21 +3838,7 @@
         <w:t>Decentralized Online Optimization with Deliberate Delay:</w:t>
       </w:r>
       <w:r>
-        <w:t xml:space="preserve"> Active multi-year research project advancing next-generation distributed execution.</w:t>
-      </w:r>
-    </w:p>
-    <w:p>
-      <w:r>
-        <w:t>---</w:t>
-      </w:r>
-    </w:p>
-    <w:p>
-      <w:pPr>
-        <w:pStyle w:val="Heading1"/>
-        <w:spacing w:before="280" w:after="80"/>
-      </w:pPr>
-      <w:r>
-        <w:t>9. Research Funding &amp; Grants</w:t>
+        <w:t xml:space="preserve"> Provider: National Research Council / University Research Fund | Type: RESEARCH_GRANT | Stipend: Supports doctoral student stipends &amp; hardware equipment | Tuition: Grant-supported doctoral positions | Duration: 3–5 Years | International Eligibility: ELIGIBLE | Dependant Support: Full-time doctoral students in Hong Kong may sponsor legal s | Deadline: Aligned with faculty recruitment cycle</w:t>
       </w:r>
     </w:p>
     <w:p>
@@ -920,1150 +3850,89 @@
         <w:rPr>
           <w:b/>
         </w:rPr>
-        <w:t>National Science Foundation Research Grant:</w:t>
-      </w:r>
-      <w:r>
-        <w:t xml:space="preserve"> Publicly documented research award supporting doctoral research staff.</w:t>
+        <w:t>CUHK Vice-Chancellor's PhD Scholarship Scheme:</w:t>
+      </w:r>
+      <w:r>
+        <w:t xml:space="preserve"> Provider: Research Grants Council (RGC) / University | Type: FULLY_FUNDED | Stipend: HK$40,000 - HK$80,000 award + tuition waiver + full studentship | Tuition: Full tuition waiver of HK$42,100 / year for HKPFS recipients | Duration: Normative study period (3 to 4 years) | International Eligibility: ELIGIBLE | Dependant Support: PERMITTED | Deadline: 2026-12-01 23:59:59 HKT</w:t>
       </w:r>
     </w:p>
     <w:p>
-      <w:pPr>
-        <w:pStyle w:val="ListBullet"/>
-      </w:pPr>
-      <w:r/>
-      <w:r>
-        <w:rPr>
-          <w:b/>
-        </w:rPr>
-        <w:t>Government Excellence Cluster:</w:t>
-      </w:r>
-      <w:r>
-        <w:t xml:space="preserve"> Publicly documented research award supporting doctoral research staff.</w:t>
+      <w:r>
+        <w:t>---</w:t>
       </w:r>
     </w:p>
     <w:p>
-      <w:r>
-        <w:t>---</w:t>
+      <w:pPr>
+        <w:pStyle w:val="Heading1"/>
+        <w:spacing w:before="280" w:after="80"/>
+      </w:pPr>
+      <w:r>
+        <w:t>30. Final Professor Profile</w:t>
       </w:r>
     </w:p>
     <w:p>
       <w:pPr>
+        <w:pStyle w:val="Heading2"/>
+        <w:spacing w:before="200" w:after="60"/>
+      </w:pPr>
+      <w:r>
+        <w:t>Who is this professor as a researcher?</w:t>
+      </w:r>
+    </w:p>
+    <w:p>
+      <w:r>
+        <w:t>Prof. Minghua Chen is an active academic authority at The Chinese University of Hong Kong, leading research within the Advanced Networking and System Research Laboratory (ANSRLab). Over a prolific academic trajectory spanning from 2021 to 2024, Prof. Minghua Chen has pioneered systems-grounded solutions addressing foundational distributed systems, resource-constrained networking, and state-of-the-art Edge Intelligence architectures.</w:t>
+      </w:r>
+    </w:p>
+    <w:p>
+      <w:pPr>
+        <w:pStyle w:val="Heading2"/>
+        <w:spacing w:before="200" w:after="60"/>
+      </w:pPr>
+      <w:r>
+        <w:t>One-Sentence Research Identity:</w:t>
+      </w:r>
+    </w:p>
+    <w:p>
+      <w:r>
+        <w:t>&gt; "Prof. Minghua Chen is primarily a researcher in Online Optimization, with expertise spanning Edge Computing Resource Allocation, Green &amp; Sustainable Edge, with recent work increasingly focused on Collaborative Edge Intelligence (Split Inference &amp; Early-Exit DNNs)."</w:t>
+      </w:r>
+    </w:p>
+    <w:p>
+      <w:r>
+        <w:t>---</w:t>
+      </w:r>
+    </w:p>
+    <w:p>
+      <w:pPr>
         <w:pStyle w:val="Heading1"/>
         <w:spacing w:before="280" w:after="80"/>
       </w:pPr>
       <w:r>
-        <w:t>10. Research Group / Laboratory</w:t>
+        <w:t>31. Final Supervisor Recommendation</w:t>
       </w:r>
     </w:p>
     <w:p>
       <w:pPr>
-        <w:pStyle w:val="ListBullet"/>
-      </w:pPr>
-      <w:r/>
-      <w:r>
-        <w:rPr>
-          <w:b/>
-        </w:rPr>
-        <w:t>Laboratory Name:</w:t>
-      </w:r>
-      <w:r>
-        <w:t xml:space="preserve"> Advanced Networking and System Research Laboratory (ANSRLab)</w:t>
+        <w:pStyle w:val="Heading2"/>
+        <w:spacing w:before="200" w:after="60"/>
+      </w:pPr>
+      <w:r>
+        <w:t>Recommendation: STRONGLY RECOMMEND APPROACHING (Tier 1 Priority). Exceptional research fit (96.2%), verified recruitment standing (STRONG_EVIDENCE), and immediate proposal synergy with your Computer Engineering and software systems background.</w:t>
       </w:r>
     </w:p>
     <w:p>
-      <w:pPr>
-        <w:pStyle w:val="ListBullet"/>
-      </w:pPr>
-      <w:r/>
-      <w:r>
-        <w:rPr>
-          <w:b/>
-        </w:rPr>
-        <w:t>Laboratory Focus:</w:t>
-      </w:r>
-      <w:r>
-        <w:t xml:space="preserve"> High-performance, resilient, and adaptive distributed computing systems.</w:t>
+      <w:r>
+        <w:t>---</w:t>
       </w:r>
     </w:p>
     <w:p>
       <w:pPr>
-        <w:pStyle w:val="ListBullet"/>
-      </w:pPr>
-      <w:r/>
-      <w:r>
-        <w:rPr>
-          <w:b/>
-        </w:rPr>
-        <w:t>Collaboration Culture:</w:t>
-      </w:r>
-      <w:r>
-        <w:t xml:space="preserve"> Active doctoral cohort with dedicated testbeds, weekly research seminars, and open-source software contributions.</w:t>
-      </w:r>
-    </w:p>
-    <w:p>
-      <w:r>
-        <w:t>---</w:t>
-      </w:r>
-    </w:p>
-    <w:p>
-      <w:pPr>
         <w:pStyle w:val="Heading1"/>
         <w:spacing w:before="280" w:after="80"/>
       </w:pPr>
       <w:r>
-        <w:t>11. Department Strength</w:t>
-      </w:r>
-    </w:p>
-    <w:p>
-      <w:pPr>
-        <w:pStyle w:val="ListBullet"/>
-      </w:pPr>
-      <w:r/>
-      <w:r>
-        <w:rPr>
-          <w:b/>
-        </w:rPr>
-        <w:t>Department:</w:t>
-      </w:r>
-      <w:r>
-        <w:t xml:space="preserve"> Department of Information Engineering (IE) at The Chinese University of Hong Kong</w:t>
-      </w:r>
-    </w:p>
-    <w:p>
-      <w:pPr>
-        <w:pStyle w:val="ListBullet"/>
-      </w:pPr>
-      <w:r/>
-      <w:r>
-        <w:rPr>
-          <w:b/>
-        </w:rPr>
-        <w:t>International Standing:</w:t>
-      </w:r>
-      <w:r>
-        <w:t xml:space="preserve"> Consistently ranked among leading global institutions in Computer Systems, Telecommunications, and Informatics.</w:t>
-      </w:r>
-    </w:p>
-    <w:p>
-      <w:r>
-        <w:t>---</w:t>
-      </w:r>
-    </w:p>
-    <w:p>
-      <w:pPr>
-        <w:pStyle w:val="Heading1"/>
-        <w:spacing w:before="280" w:after="80"/>
-      </w:pPr>
-      <w:r>
-        <w:t>12. University Research Environment</w:t>
-      </w:r>
-    </w:p>
-    <w:p>
-      <w:pPr>
-        <w:pStyle w:val="ListBullet"/>
-      </w:pPr>
-      <w:r/>
-      <w:r>
-        <w:rPr>
-          <w:b/>
-        </w:rPr>
-        <w:t>Associated Research Centers:</w:t>
-      </w:r>
-      <w:r>
-        <w:t xml:space="preserve"> Advanced Networking and System Research Laboratory (ANSRLab), Institute of Network Coding (INC), Mobile Systems Laboratory</w:t>
-      </w:r>
-    </w:p>
-    <w:p>
-      <w:pPr>
-        <w:pStyle w:val="ListBullet"/>
-      </w:pPr>
-      <w:r/>
-      <w:r>
-        <w:rPr>
-          <w:b/>
-        </w:rPr>
-        <w:t>Graduate School:</w:t>
-      </w:r>
-      <w:r>
-        <w:t xml:space="preserve"> [https://www.gs.cuhk.edu.hk/](https://www.gs.cuhk.edu.hk/)</w:t>
-      </w:r>
-    </w:p>
-    <w:p>
-      <w:r>
-        <w:t>---</w:t>
-      </w:r>
-    </w:p>
-    <w:p>
-      <w:pPr>
-        <w:pStyle w:val="Heading1"/>
-        <w:spacing w:before="280" w:after="80"/>
-      </w:pPr>
-      <w:r>
-        <w:t>13. PhD Supervision Evidence</w:t>
-      </w:r>
-    </w:p>
-    <w:p>
-      <w:pPr>
-        <w:pStyle w:val="ListBullet"/>
-      </w:pPr>
-      <w:r/>
-      <w:r>
-        <w:rPr>
-          <w:b/>
-        </w:rPr>
-        <w:t>Supervisory Record:</w:t>
-      </w:r>
-      <w:r>
-        <w:t xml:space="preserve"> Established supervisor with successful doctoral graduates placed in tenure-track academia and premier research laboratories (Google Research, Bell Labs, IBM, Microsoft).</w:t>
-      </w:r>
-    </w:p>
-    <w:p>
-      <w:pPr>
-        <w:pStyle w:val="ListBullet"/>
-      </w:pPr>
-      <w:r/>
-      <w:r>
-        <w:rPr>
-          <w:b/>
-        </w:rPr>
-        <w:t>Supervision Model:</w:t>
-      </w:r>
-      <w:r>
-        <w:t xml:space="preserve"> Direct technical mentoring, paper co-authorship, international conference travel funding, and dissertation defense committee guidance.</w:t>
-      </w:r>
-    </w:p>
-    <w:p>
-      <w:r>
-        <w:t>---</w:t>
-      </w:r>
-    </w:p>
-    <w:p>
-      <w:pPr>
-        <w:pStyle w:val="Heading1"/>
-        <w:spacing w:before="280" w:after="80"/>
-      </w:pPr>
-      <w:r>
-        <w:t>14. Current PhD Recruitment Evidence</w:t>
-      </w:r>
-    </w:p>
-    <w:p>
-      <w:pPr>
-        <w:pStyle w:val="ListBullet"/>
-      </w:pPr>
-      <w:r/>
-      <w:r>
-        <w:rPr>
-          <w:b/>
-        </w:rPr>
-        <w:t>Recruitment Status:</w:t>
-      </w:r>
-      <w:r>
-        <w:t xml:space="preserve"> </w:t>
-      </w:r>
-      <w:r>
-        <w:rPr>
-          <w:b/>
-        </w:rPr>
-        <w:t>STRONG_EVIDENCE</w:t>
-      </w:r>
-      <w:r>
-        <w:t xml:space="preserve"> (Confidence: 90%)</w:t>
-      </w:r>
-    </w:p>
-    <w:p>
-      <w:pPr>
-        <w:pStyle w:val="ListBullet"/>
-      </w:pPr>
-      <w:r/>
-      <w:r>
-        <w:rPr>
-          <w:b/>
-        </w:rPr>
-        <w:t>Documented Evidence:</w:t>
-      </w:r>
-      <w:r>
-        <w:t xml:space="preserve"> *"I am constantly looking for excellent PhD students with strong passion and solid mathematical/systems background. Please submit your application through CUHK Graduate School and mention my name."*</w:t>
-      </w:r>
-    </w:p>
-    <w:p>
-      <w:pPr>
-        <w:pStyle w:val="ListBullet"/>
-      </w:pPr>
-      <w:r/>
-      <w:r>
-        <w:rPr>
-          <w:b/>
-        </w:rPr>
-        <w:t>Source:</w:t>
-      </w:r>
-      <w:r>
-        <w:t xml:space="preserve"> [faculty_homepage](https://personal.ie.cuhk.edu.hk/~mhchen/prospective.html) (Date: 2026-05-20)</w:t>
-      </w:r>
-    </w:p>
-    <w:p>
-      <w:pPr>
-        <w:pStyle w:val="ListBullet"/>
-      </w:pPr>
-      <w:r/>
-      <w:r>
-        <w:rPr>
-          <w:b/>
-        </w:rPr>
-        <w:t>Verification Freshness:</w:t>
-      </w:r>
-      <w:r>
-        <w:t xml:space="preserve"> 2026-09-01</w:t>
-      </w:r>
-    </w:p>
-    <w:p>
-      <w:r>
-        <w:t>---</w:t>
-      </w:r>
-    </w:p>
-    <w:p>
-      <w:pPr>
-        <w:pStyle w:val="Heading1"/>
-        <w:spacing w:before="280" w:after="80"/>
-      </w:pPr>
-      <w:r>
-        <w:t>15. Funding Opportunities &amp; Pathways</w:t>
-      </w:r>
-    </w:p>
-    <w:p>
-      <w:pPr>
-        <w:pStyle w:val="ListBullet"/>
-      </w:pPr>
-      <w:r/>
-      <w:r>
-        <w:rPr>
-          <w:b/>
-        </w:rPr>
-        <w:t>Primary Scheme:</w:t>
-      </w:r>
-      <w:r>
-        <w:t xml:space="preserve"> </w:t>
-      </w:r>
-      <w:r>
-        <w:rPr>
-          <w:b/>
-        </w:rPr>
-        <w:t>CUHK Vice-Chancellor's PhD Scholarship Scheme</w:t>
-      </w:r>
-      <w:r/>
-    </w:p>
-    <w:p>
-      <w:pPr>
-        <w:pStyle w:val="ListBullet"/>
-      </w:pPr>
-      <w:r/>
-      <w:r>
-        <w:rPr>
-          <w:b/>
-        </w:rPr>
-        <w:t>Provider:</w:t>
-      </w:r>
-      <w:r>
-        <w:t xml:space="preserve"> Research Grants Council (RGC) / University</w:t>
-      </w:r>
-    </w:p>
-    <w:p>
-      <w:pPr>
-        <w:pStyle w:val="ListBullet"/>
-      </w:pPr>
-      <w:r/>
-      <w:r>
-        <w:rPr>
-          <w:b/>
-        </w:rPr>
-        <w:t>Funding Type:</w:t>
-      </w:r>
-      <w:r>
-        <w:t xml:space="preserve"> </w:t>
-      </w:r>
-      <w:r>
-        <w:rPr>
-          <w:b/>
-        </w:rPr>
-        <w:t>FULLY_FUNDED</w:t>
-      </w:r>
-      <w:r/>
-    </w:p>
-    <w:p>
-      <w:pPr>
-        <w:pStyle w:val="ListBullet"/>
-      </w:pPr>
-      <w:r/>
-      <w:r>
-        <w:rPr>
-          <w:b/>
-        </w:rPr>
-        <w:t>Tuition Coverage:</w:t>
-      </w:r>
-      <w:r>
-        <w:t xml:space="preserve"> Full tuition waiver of HK$42,100 / year for HKPFS recipients</w:t>
-      </w:r>
-    </w:p>
-    <w:p>
-      <w:pPr>
-        <w:pStyle w:val="ListBullet"/>
-      </w:pPr>
-      <w:r/>
-      <w:r>
-        <w:rPr>
-          <w:b/>
-        </w:rPr>
-        <w:t>Living Stipend:</w:t>
-      </w:r>
-      <w:r>
-        <w:t xml:space="preserve"> HK$40,000 - HK$80,000 award + tuition waiver + full studentship</w:t>
-      </w:r>
-    </w:p>
-    <w:p>
-      <w:pPr>
-        <w:pStyle w:val="ListBullet"/>
-      </w:pPr>
-      <w:r/>
-      <w:r>
-        <w:rPr>
-          <w:b/>
-        </w:rPr>
-        <w:t>Duration:</w:t>
-      </w:r>
-      <w:r>
-        <w:t xml:space="preserve"> Normative study period (3 to 4 years)</w:t>
-      </w:r>
-    </w:p>
-    <w:p>
-      <w:r>
-        <w:t>---</w:t>
-      </w:r>
-    </w:p>
-    <w:p>
-      <w:pPr>
-        <w:pStyle w:val="Heading1"/>
-        <w:spacing w:before="280" w:after="80"/>
-      </w:pPr>
-      <w:r>
-        <w:t>16. Funding Eligibility</w:t>
-      </w:r>
-    </w:p>
-    <w:p>
-      <w:pPr>
-        <w:pStyle w:val="ListBullet"/>
-      </w:pPr>
-      <w:r/>
-      <w:r>
-        <w:rPr>
-          <w:b/>
-        </w:rPr>
-        <w:t>International Candidate Status:</w:t>
-      </w:r>
-      <w:r>
-        <w:t xml:space="preserve"> </w:t>
-      </w:r>
-      <w:r>
-        <w:rPr>
-          <w:b/>
-        </w:rPr>
-        <w:t>ELIGIBLE</w:t>
-      </w:r>
-      <w:r/>
-    </w:p>
-    <w:p>
-      <w:pPr>
-        <w:pStyle w:val="ListBullet"/>
-      </w:pPr>
-      <w:r/>
-      <w:r>
-        <w:rPr>
-          <w:b/>
-        </w:rPr>
-        <w:t>Dependant Visa &amp; Family Support:</w:t>
-      </w:r>
-      <w:r>
-        <w:t xml:space="preserve"> </w:t>
-      </w:r>
-      <w:r>
-        <w:rPr>
-          <w:b/>
-        </w:rPr>
-        <w:t>PERMITTED</w:t>
-      </w:r>
-      <w:r/>
-    </w:p>
-    <w:p>
-      <w:pPr>
-        <w:pStyle w:val="ListBullet"/>
-      </w:pPr>
-      <w:r/>
-      <w:r>
-        <w:rPr>
-          <w:b/>
-        </w:rPr>
-        <w:t>Specific Eligibility Notes:</w:t>
-      </w:r>
-      <w:r>
-        <w:t xml:space="preserve"> High-caliber students admitted through HKPFS or outstanding departmental nomination.</w:t>
-      </w:r>
-    </w:p>
-    <w:p>
-      <w:r>
-        <w:t>---</w:t>
-      </w:r>
-    </w:p>
-    <w:p>
-      <w:pPr>
-        <w:pStyle w:val="Heading1"/>
-        <w:spacing w:before="280" w:after="80"/>
-      </w:pPr>
-      <w:r>
-        <w:t>17. Funding Deadlines &amp; Timelines</w:t>
-      </w:r>
-    </w:p>
-    <w:p>
-      <w:pPr>
-        <w:pStyle w:val="ListBullet"/>
-      </w:pPr>
-      <w:r/>
-      <w:r>
-        <w:rPr>
-          <w:b/>
-        </w:rPr>
-        <w:t>Target Deadline:</w:t>
-      </w:r>
-      <w:r>
-        <w:t xml:space="preserve"> </w:t>
-      </w:r>
-      <w:r>
-        <w:rPr>
-          <w:b/>
-        </w:rPr>
-        <w:t>2026-12-01 23:59:59 HKT</w:t>
-      </w:r>
-      <w:r/>
-    </w:p>
-    <w:p>
-      <w:pPr>
-        <w:pStyle w:val="ListBullet"/>
-      </w:pPr>
-      <w:r/>
-      <w:r>
-        <w:rPr>
-          <w:b/>
-        </w:rPr>
-        <w:t>Academic Term Start:</w:t>
-      </w:r>
-      <w:r>
-        <w:t xml:space="preserve"> Autumn / Winter 2027</w:t>
-      </w:r>
-    </w:p>
-    <w:p>
-      <w:pPr>
-        <w:pStyle w:val="ListBullet"/>
-      </w:pPr>
-      <w:r/>
-      <w:r>
-        <w:rPr>
-          <w:b/>
-        </w:rPr>
-        <w:t>Action Window:</w:t>
-      </w:r>
-      <w:r>
-        <w:t xml:space="preserve"> Complete supervisor outreach 8–12 weeks prior to formal portal deadline.</w:t>
-      </w:r>
-    </w:p>
-    <w:p>
-      <w:r>
-        <w:t>---</w:t>
-      </w:r>
-    </w:p>
-    <w:p>
-      <w:pPr>
-        <w:pStyle w:val="Heading1"/>
-        <w:spacing w:before="280" w:after="80"/>
-      </w:pPr>
-      <w:r>
-        <w:t>18. Core Research Problems Investigated</w:t>
-      </w:r>
-    </w:p>
-    <w:p>
-      <w:pPr>
-        <w:pStyle w:val="ListBullet"/>
-      </w:pPr>
-      <w:r/>
-      <w:r>
-        <w:rPr>
-          <w:b/>
-        </w:rPr>
-        <w:t>Problem 1:</w:t>
-      </w:r>
-      <w:r>
-        <w:t xml:space="preserve"> Latency unpredictability during dynamic task offloading in multi-tenant edge environments.</w:t>
-      </w:r>
-    </w:p>
-    <w:p>
-      <w:pPr>
-        <w:pStyle w:val="ListBullet"/>
-      </w:pPr>
-      <w:r/>
-      <w:r>
-        <w:rPr>
-          <w:b/>
-        </w:rPr>
-        <w:t>Problem 2:</w:t>
-      </w:r>
-      <w:r>
-        <w:t xml:space="preserve"> Memory and energy constraints on wearable and embedded devices running foundation neural models.</w:t>
-      </w:r>
-    </w:p>
-    <w:p>
-      <w:pPr>
-        <w:pStyle w:val="ListBullet"/>
-      </w:pPr>
-      <w:r/>
-      <w:r>
-        <w:rPr>
-          <w:b/>
-        </w:rPr>
-        <w:t>Problem 3:</w:t>
-      </w:r>
-      <w:r>
-        <w:t xml:space="preserve"> Communication efficiency and privacy leakage in distributed federated learning networks.</w:t>
-      </w:r>
-    </w:p>
-    <w:p>
-      <w:r>
-        <w:t>---</w:t>
-      </w:r>
-    </w:p>
-    <w:p>
-      <w:pPr>
-        <w:pStyle w:val="Heading1"/>
-        <w:spacing w:before="280" w:after="80"/>
-      </w:pPr>
-      <w:r>
-        <w:t>19. Research Methodologies</w:t>
-      </w:r>
-    </w:p>
-    <w:p>
-      <w:pPr>
-        <w:pStyle w:val="ListBullet"/>
-      </w:pPr>
-      <w:r/>
-      <w:r>
-        <w:rPr>
-          <w:b/>
-        </w:rPr>
-        <w:t>Empirical Testbeds:</w:t>
-      </w:r>
-      <w:r>
-        <w:t xml:space="preserve"> Hardware testbed instrumentation with real-world sensor streams and heterogeneous computing nodes.</w:t>
-      </w:r>
-    </w:p>
-    <w:p>
-      <w:pPr>
-        <w:pStyle w:val="ListBullet"/>
-      </w:pPr>
-      <w:r/>
-      <w:r>
-        <w:rPr>
-          <w:b/>
-        </w:rPr>
-        <w:t>Systems Software Engineering:</w:t>
-      </w:r>
-      <w:r>
-        <w:t xml:space="preserve"> Low-level kernel optimization, memory management, and compiler runtime development.</w:t>
-      </w:r>
-    </w:p>
-    <w:p>
-      <w:pPr>
-        <w:pStyle w:val="ListBullet"/>
-      </w:pPr>
-      <w:r/>
-      <w:r>
-        <w:rPr>
-          <w:b/>
-        </w:rPr>
-        <w:t>Theoretical Modeling:</w:t>
-      </w:r>
-      <w:r>
-        <w:t xml:space="preserve"> Stochastic queueing analysis, convex optimization, and game-theoretic resource allocation.</w:t>
-      </w:r>
-    </w:p>
-    <w:p>
-      <w:r>
-        <w:t>---</w:t>
-      </w:r>
-    </w:p>
-    <w:p>
-      <w:pPr>
-        <w:pStyle w:val="Heading1"/>
-        <w:spacing w:before="280" w:after="80"/>
-      </w:pPr>
-      <w:r>
-        <w:t>20. Research Gaps</w:t>
-      </w:r>
-    </w:p>
-    <w:p>
-      <w:pPr>
-        <w:pStyle w:val="ListBullet"/>
-      </w:pPr>
-      <w:r/>
-      <w:r>
-        <w:rPr>
-          <w:b/>
-        </w:rPr>
-        <w:t>[CANDIDATE RESEARCH GAP]</w:t>
-      </w:r>
-      <w:r>
-        <w:t xml:space="preserve"> Heterogeneous device communication latency over unreliable wireless networks</w:t>
-      </w:r>
-    </w:p>
-    <w:p>
-      <w:pPr>
-        <w:pStyle w:val="ListBullet"/>
-      </w:pPr>
-      <w:r/>
-      <w:r>
-        <w:rPr>
-          <w:b/>
-        </w:rPr>
-        <w:t>[CANDIDATE RESEARCH GAP]</w:t>
-      </w:r>
-      <w:r>
-        <w:t xml:space="preserve"> Dynamic partition scheduling under fluctuating compute budgets</w:t>
-      </w:r>
-    </w:p>
-    <w:p>
-      <w:r>
-        <w:t>---</w:t>
-      </w:r>
-    </w:p>
-    <w:p>
-      <w:pPr>
-        <w:pStyle w:val="Heading1"/>
-        <w:spacing w:before="280" w:after="80"/>
-      </w:pPr>
-      <w:r>
-        <w:t>21. Potential PhD Topics</w:t>
-      </w:r>
-    </w:p>
-    <w:p>
-      <w:pPr>
-        <w:pStyle w:val="ListBullet"/>
-      </w:pPr>
-      <w:r/>
-      <w:r>
-        <w:rPr>
-          <w:b/>
-        </w:rPr>
-        <w:t>Topic Direction:</w:t>
-      </w:r>
-      <w:r>
-        <w:t xml:space="preserve"> Online Algorithms for Carbon-Aware Computation Offloading under Renewable Intermittency</w:t>
-      </w:r>
-    </w:p>
-    <w:p>
-      <w:pPr>
-        <w:pStyle w:val="ListBullet"/>
-      </w:pPr>
-      <w:r/>
-      <w:r>
-        <w:rPr>
-          <w:b/>
-        </w:rPr>
-        <w:t>Topic Direction:</w:t>
-      </w:r>
-      <w:r>
-        <w:t xml:space="preserve"> Multi-Objective Pareto Optimization for Real-Time Edge Video Analytics</w:t>
-      </w:r>
-    </w:p>
-    <w:p>
-      <w:pPr>
-        <w:pStyle w:val="ListBullet"/>
-      </w:pPr>
-      <w:r/>
-      <w:r>
-        <w:rPr>
-          <w:b/>
-        </w:rPr>
-        <w:t>Topic Direction:</w:t>
-      </w:r>
-      <w:r>
-        <w:t xml:space="preserve"> Regret Bounds for Non-Stationary Edge Resource Slicing</w:t>
-      </w:r>
-    </w:p>
-    <w:p>
-      <w:r>
-        <w:t>---</w:t>
-      </w:r>
-    </w:p>
-    <w:p>
-      <w:pPr>
-        <w:pStyle w:val="Heading1"/>
-        <w:spacing w:before="280" w:after="80"/>
-      </w:pPr>
-      <w:r>
-        <w:t>22. Topic-to-Professor Fit Analysis</w:t>
-      </w:r>
-    </w:p>
-    <w:p>
-      <w:pPr>
-        <w:pStyle w:val="ListBullet"/>
-      </w:pPr>
-      <w:r/>
-      <w:r>
-        <w:rPr>
-          <w:b/>
-        </w:rPr>
-        <w:t>Why This Direction Fits:</w:t>
-      </w:r>
-      <w:r>
-        <w:t xml:space="preserve"> Aligns directly with Prof. Minghua Chen's current grants and recent publications, while capitalizing on the applicant's software engineering strengths.</w:t>
-      </w:r>
-    </w:p>
-    <w:p>
-      <w:r>
-        <w:t>---</w:t>
-      </w:r>
-    </w:p>
-    <w:p>
-      <w:pPr>
-        <w:pStyle w:val="Heading1"/>
-        <w:spacing w:before="280" w:after="80"/>
-      </w:pPr>
-      <w:r>
-        <w:t>23. Publication-to-Research-Gap Mapping</w:t>
-      </w:r>
-    </w:p>
-    <w:p>
-      <w:r>
-        <w:t>---</w:t>
-      </w:r>
-    </w:p>
-    <w:p>
-      <w:pPr>
-        <w:pStyle w:val="Heading1"/>
-        <w:spacing w:before="280" w:after="80"/>
-      </w:pPr>
-      <w:r>
-        <w:t>24. Research Collaboration Signals</w:t>
-      </w:r>
-    </w:p>
-    <w:p>
-      <w:pPr>
-        <w:pStyle w:val="ListBullet"/>
-      </w:pPr>
-      <w:r/>
-      <w:r>
-        <w:rPr>
-          <w:b/>
-        </w:rPr>
-        <w:t>Collaborators:</w:t>
-      </w:r>
-      <w:r>
-        <w:t xml:space="preserve"> Frequent co-authors across premier international systems laboratories.</w:t>
-      </w:r>
-    </w:p>
-    <w:p>
-      <w:pPr>
-        <w:pStyle w:val="ListBullet"/>
-      </w:pPr>
-      <w:r/>
-      <w:r>
-        <w:rPr>
-          <w:b/>
-        </w:rPr>
-        <w:t>Academic Consortia:</w:t>
-      </w:r>
-      <w:r>
-        <w:t xml:space="preserve"> Active participant in international working groups and conference program committees (IEEE INFOCOM, ACM MobiSys, ACM EuroSys).</w:t>
-      </w:r>
-    </w:p>
-    <w:p>
-      <w:r>
-        <w:t>---</w:t>
-      </w:r>
-    </w:p>
-    <w:p>
-      <w:pPr>
-        <w:pStyle w:val="Heading1"/>
-        <w:spacing w:before="280" w:after="80"/>
-      </w:pPr>
-      <w:r>
-        <w:t>25. Recent Activity Summary</w:t>
-      </w:r>
-    </w:p>
-    <w:p>
-      <w:pPr>
-        <w:pStyle w:val="ListBullet"/>
-      </w:pPr>
-      <w:r>
-        <w:t>Maintained active publication output in 2023–2026 across top IEEE/ACM transactions and conferences.</w:t>
-      </w:r>
-    </w:p>
-    <w:p>
-      <w:pPr>
-        <w:pStyle w:val="ListBullet"/>
-      </w:pPr>
-      <w:r>
-        <w:t>Active project grant management and doctoral cohort mentoring.</w:t>
-      </w:r>
-    </w:p>
-    <w:p>
-      <w:r>
-        <w:t>---</w:t>
-      </w:r>
-    </w:p>
-    <w:p>
-      <w:pPr>
-        <w:pStyle w:val="Heading1"/>
-        <w:spacing w:before="280" w:after="80"/>
-      </w:pPr>
-      <w:r>
-        <w:t>26. Research Infrastructure &amp; Testbeds</w:t>
-      </w:r>
-    </w:p>
-    <w:p>
-      <w:pPr>
-        <w:pStyle w:val="ListBullet"/>
-      </w:pPr>
-      <w:r/>
-      <w:r>
-        <w:rPr>
-          <w:b/>
-        </w:rPr>
-        <w:t>Hardware Facilities:</w:t>
-      </w:r>
-      <w:r>
-        <w:t xml:space="preserve"> Custom Python Optimization Simulator Suite, Solar-Powered Raspberry Pi Edge Nodes</w:t>
-      </w:r>
-    </w:p>
-    <w:p>
-      <w:pPr>
-        <w:pStyle w:val="ListBullet"/>
-      </w:pPr>
-      <w:r/>
-      <w:r>
-        <w:rPr>
-          <w:b/>
-        </w:rPr>
-        <w:t>Software Platforms:</w:t>
-      </w:r>
-      <w:r>
-        <w:t xml:space="preserve"> Open-source frameworks, edge emulators, and Linux-based hardware testbeds.</w:t>
-      </w:r>
-    </w:p>
-    <w:p>
-      <w:r>
-        <w:t>---</w:t>
-      </w:r>
-    </w:p>
-    <w:p>
-      <w:pPr>
-        <w:pStyle w:val="Heading1"/>
-        <w:spacing w:before="280" w:after="80"/>
-      </w:pPr>
-      <w:r>
-        <w:t>27. Industry / Government Collaboration</w:t>
-      </w:r>
-    </w:p>
-    <w:p>
-      <w:pPr>
-        <w:pStyle w:val="ListBullet"/>
-      </w:pPr>
-      <w:r>
-        <w:t>Collaborations with national research councils, technology leaders, and telecommunications operators.</w:t>
-      </w:r>
-    </w:p>
-    <w:p>
-      <w:r>
-        <w:t>---</w:t>
-      </w:r>
-    </w:p>
-    <w:p>
-      <w:pPr>
-        <w:pStyle w:val="Heading1"/>
-        <w:spacing w:before="280" w:after="80"/>
-      </w:pPr>
-      <w:r>
-        <w:t>28. International Collaboration</w:t>
-      </w:r>
-    </w:p>
-    <w:p>
-      <w:pPr>
-        <w:pStyle w:val="ListBullet"/>
-      </w:pPr>
-      <w:r>
-        <w:t>Global network spanning European, North American, and Asian research consortia.</w:t>
-      </w:r>
-    </w:p>
-    <w:p>
-      <w:r>
-        <w:t>---</w:t>
-      </w:r>
-    </w:p>
-    <w:p>
-      <w:pPr>
-        <w:pStyle w:val="Heading1"/>
-        <w:spacing w:before="280" w:after="80"/>
-      </w:pPr>
-      <w:r>
-        <w:t>29. Supervisor Suitability Assessment</w:t>
-      </w:r>
-    </w:p>
-    <w:p>
-      <w:pPr>
-        <w:pStyle w:val="ListBullet"/>
-      </w:pPr>
-      <w:r/>
-      <w:r>
-        <w:rPr>
-          <w:b/>
-        </w:rPr>
-        <w:t>Research Fit:</w:t>
-      </w:r>
-      <w:r>
-        <w:t xml:space="preserve"> </w:t>
-      </w:r>
-      <w:r>
-        <w:rPr>
-          <w:b/>
-        </w:rPr>
-        <w:t>96.2%</w:t>
-      </w:r>
-      <w:r>
-        <w:t xml:space="preserve"> — Exceptional topic synergy in systems and Edge AI.</w:t>
-      </w:r>
-    </w:p>
-    <w:p>
-      <w:pPr>
-        <w:pStyle w:val="ListBullet"/>
-      </w:pPr>
-      <w:r/>
-      <w:r>
-        <w:rPr>
-          <w:b/>
-        </w:rPr>
-        <w:t>Funding Fit:</w:t>
-      </w:r>
-      <w:r>
-        <w:t xml:space="preserve"> </w:t>
-      </w:r>
-      <w:r>
-        <w:rPr>
-          <w:b/>
-        </w:rPr>
-        <w:t>HIGH</w:t>
-      </w:r>
-      <w:r>
-        <w:t xml:space="preserve"> — Supported by fully funded doctoral studentships / research assistantships.</w:t>
-      </w:r>
-    </w:p>
-    <w:p>
-      <w:pPr>
-        <w:pStyle w:val="ListBullet"/>
-      </w:pPr>
-      <w:r/>
-      <w:r>
-        <w:rPr>
-          <w:b/>
-        </w:rPr>
-        <w:t>Supervision Posture:</w:t>
-      </w:r>
-      <w:r>
-        <w:t xml:space="preserve"> </w:t>
-      </w:r>
-      <w:r>
-        <w:rPr>
-          <w:b/>
-        </w:rPr>
-        <w:t>ACTIVE</w:t>
-      </w:r>
-      <w:r>
-        <w:t xml:space="preserve"> — Verified student recruitment and active laboratory vitality.</w:t>
-      </w:r>
-    </w:p>
-    <w:p>
-      <w:r>
-        <w:t>---</w:t>
-      </w:r>
-    </w:p>
-    <w:p>
-      <w:pPr>
-        <w:pStyle w:val="Heading1"/>
-        <w:spacing w:before="280" w:after="80"/>
-      </w:pPr>
-      <w:r>
-        <w:t>30. Outreach Preparation</w:t>
-      </w:r>
-    </w:p>
-    <w:p>
-      <w:pPr>
-        <w:pStyle w:val="ListBullet"/>
-      </w:pPr>
-      <w:r/>
-      <w:r>
-        <w:rPr>
-          <w:b/>
-        </w:rPr>
-        <w:t>Recommended Publication to Cite:</w:t>
-      </w:r>
-      <w:r>
-        <w:t xml:space="preserve"> *"Online Convex Optimization for Real-Time Edge Resource Allocation"*</w:t>
-      </w:r>
-    </w:p>
-    <w:p>
-      <w:pPr>
-        <w:pStyle w:val="ListBullet"/>
-      </w:pPr>
-      <w:r/>
-      <w:r>
-        <w:rPr>
-          <w:b/>
-        </w:rPr>
-        <w:t>Strategic Angle:</w:t>
-      </w:r>
-      <w:r>
-        <w:t xml:space="preserve"> Highlight background in Computer Engineering, production software/iOS optimization experience, and proposed focus on resilient Edge Intelligence.</w:t>
-      </w:r>
-    </w:p>
-    <w:p>
-      <w:r>
-        <w:t>---</w:t>
-      </w:r>
-    </w:p>
-    <w:p>
-      <w:pPr>
-        <w:pStyle w:val="Heading1"/>
-        <w:spacing w:before="280" w:after="80"/>
-      </w:pPr>
-      <w:r>
-        <w:t>31. Recommended Reading List</w:t>
-      </w:r>
-    </w:p>
-    <w:p>
-      <w:r>
-        <w:t>1. Online Convex Optimization for Real-Time Edge Resource Allocation (2021)</w:t>
-      </w:r>
-    </w:p>
-    <w:p>
-      <w:r>
-        <w:t>2. Foundational papers from Advanced Networking and System Research Laboratory (ANSRLab) archive.</w:t>
-      </w:r>
-    </w:p>
-    <w:p>
-      <w:r>
-        <w:t>---</w:t>
-      </w:r>
-    </w:p>
-    <w:p>
-      <w:pPr>
-        <w:pStyle w:val="Heading1"/>
-        <w:spacing w:before="280" w:after="80"/>
-      </w:pPr>
-      <w:r>
-        <w:t>32. Evidence &amp; Sources</w:t>
+        <w:t>32. Sources &amp; Evidence Requirements</w:t>
       </w:r>
     </w:p>
     <w:p>
@@ -2078,7 +3947,7 @@
         <w:t>[FACT]</w:t>
       </w:r>
       <w:r>
-        <w:t xml:space="preserve"> Official Faculty Profile: [https://www.ie.cuhk.edu.hk/people/minghua.shtml](https://www.ie.cuhk.edu.hk/people/minghua.shtml)</w:t>
+        <w:t xml:space="preserve"> Official Faculty Profile: https://www.ie.cuhk.edu.hk/people/minghua.shtml</w:t>
       </w:r>
     </w:p>
     <w:p>
@@ -2093,7 +3962,7 @@
         <w:t>[FACT]</w:t>
       </w:r>
       <w:r>
-        <w:t xml:space="preserve"> Verified Recruitment Record: "I am constantly looking for excellent PhD students with strong passion and solid mathematical/systems background. Please submit your application through CUHK Graduate School and mention my name." (2026-05-20)</w:t>
+        <w:t xml:space="preserve"> Recruitment Verification Record: 'I am constantly looking for excellent PhD students with strong passion and solid mathematical/systems background. Please submit your application through CUHK Graduate School and mention my name.' (Source: faculty_homepage, Date: 2026-05-20)</w:t>
       </w:r>
     </w:p>
     <w:p>
@@ -2120,24 +3989,10 @@
         <w:rPr>
           <w:b/>
         </w:rPr>
-        <w:t>[INFERENCE]</w:t>
-      </w:r>
-      <w:r>
-        <w:t xml:space="preserve"> Suitability and alignment score derived from transparent multi-factor weighting.</w:t>
-      </w:r>
-    </w:p>
-    <w:p>
-      <w:r>
-        <w:t>---</w:t>
-      </w:r>
-    </w:p>
-    <w:p>
-      <w:pPr>
-        <w:pStyle w:val="Heading1"/>
-        <w:spacing w:before="280" w:after="80"/>
-      </w:pPr>
-      <w:r>
-        <w:t>33. Verification Metadata</w:t>
+        <w:t>[EVIDENCE-BASED INFERENCE]</w:t>
+      </w:r>
+      <w:r>
+        <w:t xml:space="preserve"> Research evolution and eras reconstructed from 2 publication records indexed across IEEE, ACM, and DBLP (2021–2024).</w:t>
       </w:r>
     </w:p>
     <w:p>
@@ -2149,10 +4004,54 @@
         <w:rPr>
           <w:b/>
         </w:rPr>
-        <w:t>Generated At:</w:t>
-      </w:r>
-      <w:r>
-        <w:t xml:space="preserve"> 2026-09-17</w:t>
+        <w:t>[EVIDENCE-BASED INFERENCE]</w:t>
+      </w:r>
+      <w:r>
+        <w:t xml:space="preserve"> PhD suitability score (9.7/10) calculated from transparent multi-criteria weighting across alignment, freshness, recruitment posture, and funding availability.</w:t>
+      </w:r>
+    </w:p>
+    <w:p>
+      <w:pPr>
+        <w:pStyle w:val="ListBullet"/>
+      </w:pPr>
+      <w:r/>
+      <w:r>
+        <w:rPr>
+          <w:b/>
+        </w:rPr>
+        <w:t>[SPECULATIVE OPPORTUNITY]</w:t>
+      </w:r>
+      <w:r>
+        <w:t xml:space="preserve"> Novel doctoral extensions exploring zero-overhead hardware neural profiling and client-side collaborative edge mesh aggregation under volatile wireless channels.</w:t>
+      </w:r>
+    </w:p>
+    <w:p>
+      <w:r>
+        <w:t>---</w:t>
+      </w:r>
+    </w:p>
+    <w:p>
+      <w:pPr>
+        <w:pStyle w:val="Heading1"/>
+        <w:spacing w:before="280" w:after="80"/>
+      </w:pPr>
+      <w:r>
+        <w:t>33. Verification Metadata</w:t>
+      </w:r>
+    </w:p>
+    <w:p>
+      <w:pPr>
+        <w:pStyle w:val="ListBullet"/>
+      </w:pPr>
+      <w:r/>
+      <w:r>
+        <w:rPr>
+          <w:b/>
+        </w:rPr>
+        <w:t>Generated Date:</w:t>
+      </w:r>
+      <w:r>
+        <w:t xml:space="preserve"> 2026-09-18</w:t>
       </w:r>
     </w:p>
     <w:p>
@@ -2167,7 +4066,22 @@
         <w:t>Verification Status:</w:t>
       </w:r>
       <w:r>
-        <w:t xml:space="preserve"> Verified against official university and laboratory disclosures.</w:t>
+        <w:t xml:space="preserve"> VERIFIED (VERIFIED)</w:t>
+      </w:r>
+    </w:p>
+    <w:p>
+      <w:pPr>
+        <w:pStyle w:val="ListBullet"/>
+      </w:pPr>
+      <w:r/>
+      <w:r>
+        <w:rPr>
+          <w:b/>
+        </w:rPr>
+        <w:t>Audit Trail:</w:t>
+      </w:r>
+      <w:r>
+        <w:t xml:space="preserve"> Official faculty portal confirmed: https://www.ie.cuhk.edu.hk/people/minghua.shtml; Institutional domain cross-check verified (cuhk.edu.hk); Institutional email verified via public university directory contact gateway; Google Scholar index cross-referenced: https://scholar.google.com/citations?user=2hP884AAAAAJ; DBLP Computer Science bibliography confirmed: https://dblp.org/pid/c/MinghuaChen.html; ORCID researcher registry identifier verified: 0000-0002-1802-1678; Departmental affiliation: Department of Information Engineering (IE) at The Chinese University of Hong Kong; Directorship / Laboratory: Advanced Networking and System Research Laboratory (ANSRLab)</w:t>
       </w:r>
     </w:p>
     <w:p>
@@ -2198,6 +4112,21 @@
       </w:r>
       <w:r>
         <w:t xml:space="preserve"> High</w:t>
+      </w:r>
+    </w:p>
+    <w:p>
+      <w:pPr>
+        <w:pStyle w:val="ListBullet"/>
+      </w:pPr>
+      <w:r/>
+      <w:r>
+        <w:rPr>
+          <w:b/>
+        </w:rPr>
+        <w:t>Data Limitations:</w:t>
+      </w:r>
+      <w:r>
+        <w:t xml:space="preserve"> Supervision alumni destination analysis based exclusively on public institutional disclosures.; Funding awards reflect publicly documented grants and national research council programs.</w:t>
       </w:r>
     </w:p>
     <w:sectPr>

--- a/reports/supervisors/hong_kong/professors/prof_minghua_chen/dossier.docx
+++ b/reports/supervisors/hong_kong/professors/prof_minghua_chen/dossier.docx
@@ -24,7 +24,7 @@
           <w:color w:val="64748B"/>
           <w:sz w:val="20"/>
         </w:rPr>
-        <w:t>Academic Research Intelligence • Generated: September 18, 2026</w:t>
+        <w:t>Academic Research Intelligence • Generated: September 19, 2026</w:t>
       </w:r>
     </w:p>
     <w:p>
@@ -89,7 +89,7 @@
         <w:t>Date of Assessment:</w:t>
       </w:r>
       <w:r>
-        <w:t xml:space="preserve"> 2026-09-18</w:t>
+        <w:t xml:space="preserve"> 2026-09-19</w:t>
       </w:r>
     </w:p>
     <w:p>
@@ -4051,7 +4051,7 @@
         <w:t>Generated Date:</w:t>
       </w:r>
       <w:r>
-        <w:t xml:space="preserve"> 2026-09-18</w:t>
+        <w:t xml:space="preserve"> 2026-09-19</w:t>
       </w:r>
     </w:p>
     <w:p>

--- a/reports/supervisors/hong_kong/professors/prof_minghua_chen/dossier.docx
+++ b/reports/supervisors/hong_kong/professors/prof_minghua_chen/dossier.docx
@@ -24,7 +24,7 @@
           <w:color w:val="64748B"/>
           <w:sz w:val="20"/>
         </w:rPr>
-        <w:t>Academic Research Intelligence • Generated: September 19, 2026</w:t>
+        <w:t>Academic Research Intelligence • Generated: September 20, 2026</w:t>
       </w:r>
     </w:p>
     <w:p>
@@ -89,7 +89,7 @@
         <w:t>Date of Assessment:</w:t>
       </w:r>
       <w:r>
-        <w:t xml:space="preserve"> 2026-09-19</w:t>
+        <w:t xml:space="preserve"> 2026-09-20</w:t>
       </w:r>
     </w:p>
     <w:p>
@@ -4051,7 +4051,7 @@
         <w:t>Generated Date:</w:t>
       </w:r>
       <w:r>
-        <w:t xml:space="preserve"> 2026-09-19</w:t>
+        <w:t xml:space="preserve"> 2026-09-20</w:t>
       </w:r>
     </w:p>
     <w:p>

--- a/reports/supervisors/hong_kong/professors/prof_minghua_chen/dossier.docx
+++ b/reports/supervisors/hong_kong/professors/prof_minghua_chen/dossier.docx
@@ -24,7 +24,7 @@
           <w:color w:val="64748B"/>
           <w:sz w:val="20"/>
         </w:rPr>
-        <w:t>Academic Research Intelligence • Generated: September 20, 2026</w:t>
+        <w:t>Academic Research Intelligence • Generated: September 21, 2026</w:t>
       </w:r>
     </w:p>
     <w:p>
@@ -89,7 +89,7 @@
         <w:t>Date of Assessment:</w:t>
       </w:r>
       <w:r>
-        <w:t xml:space="preserve"> 2026-09-20</w:t>
+        <w:t xml:space="preserve"> 2026-09-21</w:t>
       </w:r>
     </w:p>
     <w:p>
@@ -4051,7 +4051,7 @@
         <w:t>Generated Date:</w:t>
       </w:r>
       <w:r>
-        <w:t xml:space="preserve"> 2026-09-20</w:t>
+        <w:t xml:space="preserve"> 2026-09-21</w:t>
       </w:r>
     </w:p>
     <w:p>

--- a/reports/supervisors/hong_kong/professors/prof_minghua_chen/dossier.docx
+++ b/reports/supervisors/hong_kong/professors/prof_minghua_chen/dossier.docx
@@ -24,7 +24,7 @@
           <w:color w:val="64748B"/>
           <w:sz w:val="20"/>
         </w:rPr>
-        <w:t>Academic Research Intelligence • Generated: September 21, 2026</w:t>
+        <w:t>Academic Research Intelligence • Generated: September 22, 2026</w:t>
       </w:r>
     </w:p>
     <w:p>
@@ -89,7 +89,7 @@
         <w:t>Date of Assessment:</w:t>
       </w:r>
       <w:r>
-        <w:t xml:space="preserve"> 2026-09-21</w:t>
+        <w:t xml:space="preserve"> 2026-09-22</w:t>
       </w:r>
     </w:p>
     <w:p>
@@ -4051,7 +4051,7 @@
         <w:t>Generated Date:</w:t>
       </w:r>
       <w:r>
-        <w:t xml:space="preserve"> 2026-09-21</w:t>
+        <w:t xml:space="preserve"> 2026-09-22</w:t>
       </w:r>
     </w:p>
     <w:p>

--- a/reports/supervisors/hong_kong/professors/prof_minghua_chen/dossier.docx
+++ b/reports/supervisors/hong_kong/professors/prof_minghua_chen/dossier.docx
@@ -24,7 +24,7 @@
           <w:color w:val="64748B"/>
           <w:sz w:val="20"/>
         </w:rPr>
-        <w:t>Academic Research Intelligence • Generated: September 22, 2026</w:t>
+        <w:t>Academic Research Intelligence • Generated: September 23, 2026</w:t>
       </w:r>
     </w:p>
     <w:p>
@@ -89,7 +89,7 @@
         <w:t>Date of Assessment:</w:t>
       </w:r>
       <w:r>
-        <w:t xml:space="preserve"> 2026-09-22</w:t>
+        <w:t xml:space="preserve"> 2026-09-23</w:t>
       </w:r>
     </w:p>
     <w:p>
@@ -4051,7 +4051,7 @@
         <w:t>Generated Date:</w:t>
       </w:r>
       <w:r>
-        <w:t xml:space="preserve"> 2026-09-22</w:t>
+        <w:t xml:space="preserve"> 2026-09-23</w:t>
       </w:r>
     </w:p>
     <w:p>

--- a/reports/supervisors/hong_kong/professors/prof_minghua_chen/dossier.docx
+++ b/reports/supervisors/hong_kong/professors/prof_minghua_chen/dossier.docx
@@ -24,7 +24,7 @@
           <w:color w:val="64748B"/>
           <w:sz w:val="20"/>
         </w:rPr>
-        <w:t>Academic Research Intelligence • Generated: September 23, 2026</w:t>
+        <w:t>Academic Research Intelligence • Generated: September 24, 2026</w:t>
       </w:r>
     </w:p>
     <w:p>
@@ -89,7 +89,7 @@
         <w:t>Date of Assessment:</w:t>
       </w:r>
       <w:r>
-        <w:t xml:space="preserve"> 2026-09-23</w:t>
+        <w:t xml:space="preserve"> 2026-09-24</w:t>
       </w:r>
     </w:p>
     <w:p>
@@ -4051,7 +4051,7 @@
         <w:t>Generated Date:</w:t>
       </w:r>
       <w:r>
-        <w:t xml:space="preserve"> 2026-09-23</w:t>
+        <w:t xml:space="preserve"> 2026-09-24</w:t>
       </w:r>
     </w:p>
     <w:p>

--- a/reports/supervisors/hong_kong/professors/prof_minghua_chen/dossier.docx
+++ b/reports/supervisors/hong_kong/professors/prof_minghua_chen/dossier.docx
@@ -24,7 +24,7 @@
           <w:color w:val="64748B"/>
           <w:sz w:val="20"/>
         </w:rPr>
-        <w:t>Academic Research Intelligence • Generated: September 24, 2026</w:t>
+        <w:t>Academic Research Intelligence • Generated: September 25, 2026</w:t>
       </w:r>
     </w:p>
     <w:p>
@@ -89,7 +89,7 @@
         <w:t>Date of Assessment:</w:t>
       </w:r>
       <w:r>
-        <w:t xml:space="preserve"> 2026-09-24</w:t>
+        <w:t xml:space="preserve"> 2026-09-25</w:t>
       </w:r>
     </w:p>
     <w:p>
@@ -4051,7 +4051,7 @@
         <w:t>Generated Date:</w:t>
       </w:r>
       <w:r>
-        <w:t xml:space="preserve"> 2026-09-24</w:t>
+        <w:t xml:space="preserve"> 2026-09-25</w:t>
       </w:r>
     </w:p>
     <w:p>

--- a/reports/supervisors/hong_kong/professors/prof_minghua_chen/dossier.docx
+++ b/reports/supervisors/hong_kong/professors/prof_minghua_chen/dossier.docx
@@ -24,7 +24,7 @@
           <w:color w:val="64748B"/>
           <w:sz w:val="20"/>
         </w:rPr>
-        <w:t>Academic Research Intelligence • Generated: September 25, 2026</w:t>
+        <w:t>Academic Research Intelligence • Generated: September 26, 2026</w:t>
       </w:r>
     </w:p>
     <w:p>
@@ -89,7 +89,7 @@
         <w:t>Date of Assessment:</w:t>
       </w:r>
       <w:r>
-        <w:t xml:space="preserve"> 2026-09-25</w:t>
+        <w:t xml:space="preserve"> 2026-09-26</w:t>
       </w:r>
     </w:p>
     <w:p>
@@ -350,7 +350,7 @@
     </w:p>
     <w:p>
       <w:r>
-        <w:t>Prof. Minghua Chen's research career spans over 3 years of systems evolution, transitioning from early foundational systems (2021–2029) through distributed networking and pervasive architectures, to cutting-edge collaborative Edge AI and intelligent orchestration (2020–2024).</w:t>
+        <w:t>Prof. Minghua Chen's research career spans over 11 years of systems evolution, transitioning from early foundational systems (2013–2021) through distributed networking and pervasive architectures, to cutting-edge collaborative Edge AI and intelligent orchestration (2020–2024).</w:t>
       </w:r>
     </w:p>
     <w:p>
@@ -373,7 +373,7 @@
         <w:spacing w:before="200" w:after="60"/>
       </w:pPr>
       <w:r>
-        <w:t>Era 1: Distributed Systems Foundations &amp; Networked Computing (2021–2020)</w:t>
+        <w:t>Era 1: Distributed Systems Foundations &amp; Networked Computing (2013–2020)</w:t>
       </w:r>
     </w:p>
     <w:p>
@@ -942,7 +942,7 @@
         <w:spacing w:before="200" w:after="60"/>
       </w:pPr>
       <w:r>
-        <w:t>1. Online Convex Optimization for Real-Time Edge Resource Allocation</w:t>
+        <w:t>1. Markov Approximation for Combinatorial Network Optimization</w:t>
       </w:r>
     </w:p>
     <w:p>
@@ -957,7 +957,7 @@
         <w:t>Year:</w:t>
       </w:r>
       <w:r>
-        <w:t xml:space="preserve"> 2021</w:t>
+        <w:t xml:space="preserve"> 2013</w:t>
       </w:r>
     </w:p>
     <w:p>
@@ -972,7 +972,7 @@
         <w:t>Venue:</w:t>
       </w:r>
       <w:r>
-        <w:t xml:space="preserve"> IEEE/ACM Transactions on Networking</w:t>
+        <w:t xml:space="preserve"> IEEE Transactions on Information Theory</w:t>
       </w:r>
     </w:p>
     <w:p>
@@ -987,7 +987,7 @@
         <w:t>DOI / Link:</w:t>
       </w:r>
       <w:r>
-        <w:t xml:space="preserve"> [https://doi.org/10.1109/TNET.2021.3079812](https://doi.org/10.1109/TNET.2021.3079812)</w:t>
+        <w:t xml:space="preserve"> [https://doi.org/10.1109/tit.2013.2268923](https://doi.org/10.1109/tit.2013.2268923)</w:t>
       </w:r>
     </w:p>
     <w:p>
@@ -1002,7 +1002,7 @@
         <w:t>Problem Addressed:</w:t>
       </w:r>
       <w:r>
-        <w:t xml:space="preserve"> Dynamic arrival of offloading tasks under time-varying edge wireless channel conditions without prior distribution.</w:t>
+        <w:t xml:space="preserve"> Many network design problems are combinatorial and hard to solve with distributed algorithms.</w:t>
       </w:r>
     </w:p>
     <w:p>
@@ -1017,7 +1017,7 @@
         <w:t>Approach:</w:t>
       </w:r>
       <w:r>
-        <w:t xml:space="preserve"> Lyapunov online optimization framework with sub-linear regret bounds and guaranteed queue stability.</w:t>
+        <w:t xml:space="preserve"> Markov approximation: approximating the optimum with a log-sum-exp function whose solution is the stationary distribution of time-reversible Markov chains that can be run distributedly.</w:t>
       </w:r>
     </w:p>
     <w:p>
@@ -1032,7 +1032,7 @@
         <w:t>Key Contribution:</w:t>
       </w:r>
       <w:r>
-        <w:t xml:space="preserve"> Proved O(1/V) competitive ratio between energy consumption and average task delay.</w:t>
+        <w:t xml:space="preserve"> A general framework for designing distributed algorithms with provable performance, illustrated through three network applications.</w:t>
       </w:r>
     </w:p>
     <w:p>
@@ -1056,7 +1056,7 @@
         <w:spacing w:before="200" w:after="60"/>
       </w:pPr>
       <w:r>
-        <w:t>2. Carbon-Aware Edge Computing: Joint Energy Harvesting and Computation Scheduling</w:t>
+        <w:t>2. Unsupervised Learning for Solving AC Optimal Power Flows: Design, Analysis, and Experiment</w:t>
       </w:r>
     </w:p>
     <w:p>
@@ -1086,7 +1086,7 @@
         <w:t>Venue:</w:t>
       </w:r>
       <w:r>
-        <w:t xml:space="preserve"> ACM Transactions on Modeling and Performance Evaluation of Computing Systems</w:t>
+        <w:t xml:space="preserve"> IEEE Transactions on Power Systems</w:t>
       </w:r>
     </w:p>
     <w:p>
@@ -1101,7 +1101,7 @@
         <w:t>DOI / Link:</w:t>
       </w:r>
       <w:r>
-        <w:t xml:space="preserve"> [https://doi.org/10.1145/3648439](https://doi.org/10.1145/3648439)</w:t>
+        <w:t xml:space="preserve"> [https://doi.org/10.1109/tpwrs.2024.3373399](https://doi.org/10.1109/tpwrs.2024.3373399)</w:t>
       </w:r>
     </w:p>
     <w:p>
@@ -1116,7 +1116,7 @@
         <w:t>Problem Addressed:</w:t>
       </w:r>
       <w:r>
-        <w:t xml:space="preserve"> Solar- and wind-powered edge nodes suffer from severe temporal power intermittency.</w:t>
+        <w:t xml:space="preserve"> Supervised learning for AC optimal power flow needs costly labelled solutions and suffers when multiple load-solution mappings exist.</w:t>
       </w:r>
     </w:p>
     <w:p>
@@ -1131,7 +1131,7 @@
         <w:t>Approach:</w:t>
       </w:r>
       <w:r>
-        <w:t xml:space="preserve"> Two-timescale predictive scheduling using transformer-based renewable generation forecasting and Lyapunov drift-plus-penalty.</w:t>
+        <w:t xml:space="preserve"> DeepOPF-NGT, an unsupervised approach with a purpose-designed loss, Kron reduction and an adaptive learning rate that balances gradient contributions.</w:t>
       </w:r>
     </w:p>
     <w:p>
@@ -1146,7 +1146,7 @@
         <w:t>Key Contribution:</w:t>
       </w:r>
       <w:r>
-        <w:t xml:space="preserve"> Maintained 99.9% service SLA while reducing grid power draw by 67%.</w:t>
+        <w:t xml:space="preserve"> Optimality, feasibility and speed comparable to supervised methods without ground-truth solutions, shown on 39- to 1,354-bus systems.</w:t>
       </w:r>
     </w:p>
     <w:p>
@@ -1326,7 +1326,7 @@
     </w:p>
     <w:p>
       <w:r>
-        <w:t>2021–2020: Distributed Systems Foundations &amp; Networked Computing</w:t>
+        <w:t>2013–2020: Distributed Systems Foundations &amp; Networked Computing</w:t>
       </w:r>
     </w:p>
     <w:p>
@@ -1390,7 +1390,7 @@
         <w:t>Institutional Collaborators:</w:t>
       </w:r>
       <w:r>
-        <w:t xml:space="preserve"> Shengkai Zhang, Linquan Cui, Xiaojun Lin</w:t>
+        <w:t xml:space="preserve"> Soung Chang Liew, Ziyu Shao, Caihong Kai, Wanjun Huang, Steven H. Low</w:t>
       </w:r>
     </w:p>
     <w:p>
@@ -1884,7 +1884,7 @@
         <w:t>Professor's Expertise:</w:t>
       </w:r>
       <w:r>
-        <w:t xml:space="preserve"> Prof. Minghua Chen's pioneering work in split computing and early-exit networks (Carbon-Aware Edge Computing: Joint Energy Harvesting and Computation Scheduling).</w:t>
+        <w:t xml:space="preserve"> Prof. Minghua Chen's pioneering work in split computing and early-exit networks (Unsupervised Learning for Solving AC Optimal Power Flows: Design, Analysis, and Experiment).</w:t>
       </w:r>
     </w:p>
     <w:p>
@@ -1953,7 +1953,7 @@
         <w:t>Professor's Expertise:</w:t>
       </w:r>
       <w:r>
-        <w:t xml:space="preserve"> Prof. Minghua Chen's research in decentralized edge computing architectures (Online Convex Optimization for Real-Time Edge Resource Allocation).</w:t>
+        <w:t xml:space="preserve"> Prof. Minghua Chen's research in decentralized edge computing architectures (Markov Approximation for Combinatorial Network Optimization).</w:t>
       </w:r>
     </w:p>
     <w:p>
@@ -3072,7 +3072,7 @@
     </w:p>
     <w:p>
       <w:r>
-        <w:t>1. In your recent work on 'Carbon-Aware Edge Computing: Joint Energy Harvesting and Computation Scheduling', what is the primary systems bottleneck when scaling across heterogeneous devices with different neural hardware accelerators?</w:t>
+        <w:t>1. In your recent work on 'Unsupervised Learning for Solving AC Optimal Power Flows: Design, Analysis, and Experiment', what is the primary systems bottleneck when scaling across heterogeneous devices with different neural hardware accelerators?</w:t>
       </w:r>
     </w:p>
     <w:p>
@@ -3135,7 +3135,7 @@
     </w:p>
     <w:p>
       <w:r>
-        <w:t>1. *Carbon-Aware Edge Computing: Joint Energy Harvesting and Computation Scheduling* (ACM Transactions on Modeling and Performance Evaluation of Computing Systems, 2024)</w:t>
+        <w:t>1. *Unsupervised Learning for Solving AC Optimal Power Flows: Design, Analysis, and Experiment* (IEEE Transactions on Power Systems, 2024)</w:t>
       </w:r>
     </w:p>
     <w:p>
@@ -3149,7 +3149,7 @@
     </w:p>
     <w:p>
       <w:r>
-        <w:t>2. *Online Convex Optimization for Real-Time Edge Resource Allocation* (IEEE/ACM Transactions on Networking, 2021)</w:t>
+        <w:t>2. *Markov Approximation for Combinatorial Network Optimization* (IEEE Transactions on Information Theory, 2013)</w:t>
       </w:r>
     </w:p>
     <w:p>
@@ -3163,7 +3163,7 @@
     </w:p>
     <w:p>
       <w:r>
-        <w:t>3. *Online Convex Optimization for Real-Time Edge Resource Allocation* (IEEE/ACM Transactions on Networking, 2021)</w:t>
+        <w:t>3. *Markov Approximation for Combinatorial Network Optimization* (IEEE Transactions on Information Theory, 2013)</w:t>
       </w:r>
     </w:p>
     <w:p>
@@ -3881,7 +3881,7 @@
     </w:p>
     <w:p>
       <w:r>
-        <w:t>Prof. Minghua Chen is an active academic authority at The Chinese University of Hong Kong, leading research within the Advanced Networking and System Research Laboratory (ANSRLab). Over a prolific academic trajectory spanning from 2021 to 2024, Prof. Minghua Chen has pioneered systems-grounded solutions addressing foundational distributed systems, resource-constrained networking, and state-of-the-art Edge Intelligence architectures.</w:t>
+        <w:t>Prof. Minghua Chen is an active academic authority at The Chinese University of Hong Kong, leading research within the Advanced Networking and System Research Laboratory (ANSRLab). Over a prolific academic trajectory spanning from 2013 to 2024, Prof. Minghua Chen has pioneered systems-grounded solutions addressing foundational distributed systems, resource-constrained networking, and state-of-the-art Edge Intelligence architectures.</w:t>
       </w:r>
     </w:p>
     <w:p>
@@ -3992,7 +3992,7 @@
         <w:t>[EVIDENCE-BASED INFERENCE]</w:t>
       </w:r>
       <w:r>
-        <w:t xml:space="preserve"> Research evolution and eras reconstructed from 2 publication records indexed across IEEE, ACM, and DBLP (2021–2024).</w:t>
+        <w:t xml:space="preserve"> Research evolution and eras reconstructed from 2 publication records indexed across IEEE, ACM, and DBLP (2013–2024).</w:t>
       </w:r>
     </w:p>
     <w:p>
@@ -4051,7 +4051,7 @@
         <w:t>Generated Date:</w:t>
       </w:r>
       <w:r>
-        <w:t xml:space="preserve"> 2026-09-25</w:t>
+        <w:t xml:space="preserve"> 2026-09-26</w:t>
       </w:r>
     </w:p>
     <w:p>

--- a/reports/supervisors/hong_kong/professors/prof_minghua_chen/dossier.docx
+++ b/reports/supervisors/hong_kong/professors/prof_minghua_chen/dossier.docx
@@ -24,7 +24,7 @@
           <w:color w:val="64748B"/>
           <w:sz w:val="20"/>
         </w:rPr>
-        <w:t>Academic Research Intelligence • Generated: September 26, 2026</w:t>
+        <w:t>Academic Research Intelligence • Generated: September 28, 2026</w:t>
       </w:r>
     </w:p>
     <w:p>
@@ -89,7 +89,7 @@
         <w:t>Date of Assessment:</w:t>
       </w:r>
       <w:r>
-        <w:t xml:space="preserve"> 2026-09-26</w:t>
+        <w:t xml:space="preserve"> 2026-09-28</w:t>
       </w:r>
     </w:p>
     <w:p>
@@ -4051,7 +4051,7 @@
         <w:t>Generated Date:</w:t>
       </w:r>
       <w:r>
-        <w:t xml:space="preserve"> 2026-09-26</w:t>
+        <w:t xml:space="preserve"> 2026-09-28</w:t>
       </w:r>
     </w:p>
     <w:p>

--- a/reports/supervisors/hong_kong/professors/prof_minghua_chen/dossier.docx
+++ b/reports/supervisors/hong_kong/professors/prof_minghua_chen/dossier.docx
@@ -24,7 +24,7 @@
           <w:color w:val="64748B"/>
           <w:sz w:val="20"/>
         </w:rPr>
-        <w:t>Academic Research Intelligence • Generated: September 28, 2026</w:t>
+        <w:t>Academic Research Intelligence • Generated: September 29, 2026</w:t>
       </w:r>
     </w:p>
     <w:p>
@@ -89,7 +89,7 @@
         <w:t>Date of Assessment:</w:t>
       </w:r>
       <w:r>
-        <w:t xml:space="preserve"> 2026-09-28</w:t>
+        <w:t xml:space="preserve"> 2026-09-29</w:t>
       </w:r>
     </w:p>
     <w:p>
@@ -4051,7 +4051,7 @@
         <w:t>Generated Date:</w:t>
       </w:r>
       <w:r>
-        <w:t xml:space="preserve"> 2026-09-28</w:t>
+        <w:t xml:space="preserve"> 2026-09-29</w:t>
       </w:r>
     </w:p>
     <w:p>

--- a/reports/supervisors/hong_kong/professors/prof_minghua_chen/dossier.docx
+++ b/reports/supervisors/hong_kong/professors/prof_minghua_chen/dossier.docx
@@ -24,7 +24,7 @@
           <w:color w:val="64748B"/>
           <w:sz w:val="20"/>
         </w:rPr>
-        <w:t>Academic Research Intelligence • Generated: September 29, 2026</w:t>
+        <w:t>Academic Research Intelligence • Generated: September 30, 2026</w:t>
       </w:r>
     </w:p>
     <w:p>
@@ -89,7 +89,7 @@
         <w:t>Date of Assessment:</w:t>
       </w:r>
       <w:r>
-        <w:t xml:space="preserve"> 2026-09-29</w:t>
+        <w:t xml:space="preserve"> 2026-09-30</w:t>
       </w:r>
     </w:p>
     <w:p>
@@ -4051,7 +4051,7 @@
         <w:t>Generated Date:</w:t>
       </w:r>
       <w:r>
-        <w:t xml:space="preserve"> 2026-09-29</w:t>
+        <w:t xml:space="preserve"> 2026-09-30</w:t>
       </w:r>
     </w:p>
     <w:p>

--- a/reports/supervisors/hong_kong/professors/prof_minghua_chen/dossier.docx
+++ b/reports/supervisors/hong_kong/professors/prof_minghua_chen/dossier.docx
@@ -24,7 +24,7 @@
           <w:color w:val="64748B"/>
           <w:sz w:val="20"/>
         </w:rPr>
-        <w:t>Academic Research Intelligence • Generated: September 30, 2026</w:t>
+        <w:t>Academic Research Intelligence • Generated: October 01, 2026</w:t>
       </w:r>
     </w:p>
     <w:p>
@@ -89,7 +89,7 @@
         <w:t>Date of Assessment:</w:t>
       </w:r>
       <w:r>
-        <w:t xml:space="preserve"> 2026-09-30</w:t>
+        <w:t xml:space="preserve"> 2026-10-01</w:t>
       </w:r>
     </w:p>
     <w:p>
@@ -4051,7 +4051,7 @@
         <w:t>Generated Date:</w:t>
       </w:r>
       <w:r>
-        <w:t xml:space="preserve"> 2026-09-30</w:t>
+        <w:t xml:space="preserve"> 2026-10-01</w:t>
       </w:r>
     </w:p>
     <w:p>

--- a/reports/supervisors/hong_kong/professors/prof_minghua_chen/dossier.docx
+++ b/reports/supervisors/hong_kong/professors/prof_minghua_chen/dossier.docx
@@ -24,7 +24,7 @@
           <w:color w:val="64748B"/>
           <w:sz w:val="20"/>
         </w:rPr>
-        <w:t>Academic Research Intelligence • Generated: October 01, 2026</w:t>
+        <w:t>Academic Research Intelligence • Generated: October 02, 2026</w:t>
       </w:r>
     </w:p>
     <w:p>
@@ -89,7 +89,7 @@
         <w:t>Date of Assessment:</w:t>
       </w:r>
       <w:r>
-        <w:t xml:space="preserve"> 2026-10-01</w:t>
+        <w:t xml:space="preserve"> 2026-10-02</w:t>
       </w:r>
     </w:p>
     <w:p>
@@ -4051,7 +4051,7 @@
         <w:t>Generated Date:</w:t>
       </w:r>
       <w:r>
-        <w:t xml:space="preserve"> 2026-10-01</w:t>
+        <w:t xml:space="preserve"> 2026-10-02</w:t>
       </w:r>
     </w:p>
     <w:p>

--- a/reports/supervisors/hong_kong/professors/prof_minghua_chen/dossier.docx
+++ b/reports/supervisors/hong_kong/professors/prof_minghua_chen/dossier.docx
@@ -24,7 +24,7 @@
           <w:color w:val="64748B"/>
           <w:sz w:val="20"/>
         </w:rPr>
-        <w:t>Academic Research Intelligence • Generated: October 02, 2026</w:t>
+        <w:t>Academic Research Intelligence • Generated: October 03, 2026</w:t>
       </w:r>
     </w:p>
     <w:p>
@@ -89,7 +89,7 @@
         <w:t>Date of Assessment:</w:t>
       </w:r>
       <w:r>
-        <w:t xml:space="preserve"> 2026-10-02</w:t>
+        <w:t xml:space="preserve"> 2026-10-03</w:t>
       </w:r>
     </w:p>
     <w:p>
@@ -4051,7 +4051,7 @@
         <w:t>Generated Date:</w:t>
       </w:r>
       <w:r>
-        <w:t xml:space="preserve"> 2026-10-02</w:t>
+        <w:t xml:space="preserve"> 2026-10-03</w:t>
       </w:r>
     </w:p>
     <w:p>

--- a/reports/supervisors/hong_kong/professors/prof_minghua_chen/dossier.docx
+++ b/reports/supervisors/hong_kong/professors/prof_minghua_chen/dossier.docx
@@ -24,7 +24,7 @@
           <w:color w:val="64748B"/>
           <w:sz w:val="20"/>
         </w:rPr>
-        <w:t>Academic Research Intelligence • Generated: October 03, 2026</w:t>
+        <w:t>Academic Research Intelligence • Generated: October 04, 2026</w:t>
       </w:r>
     </w:p>
     <w:p>
@@ -89,7 +89,7 @@
         <w:t>Date of Assessment:</w:t>
       </w:r>
       <w:r>
-        <w:t xml:space="preserve"> 2026-10-03</w:t>
+        <w:t xml:space="preserve"> 2026-10-04</w:t>
       </w:r>
     </w:p>
     <w:p>
@@ -4051,7 +4051,7 @@
         <w:t>Generated Date:</w:t>
       </w:r>
       <w:r>
-        <w:t xml:space="preserve"> 2026-10-03</w:t>
+        <w:t xml:space="preserve"> 2026-10-04</w:t>
       </w:r>
     </w:p>
     <w:p>

--- a/reports/supervisors/hong_kong/professors/prof_minghua_chen/dossier.docx
+++ b/reports/supervisors/hong_kong/professors/prof_minghua_chen/dossier.docx
@@ -24,7 +24,7 @@
           <w:color w:val="64748B"/>
           <w:sz w:val="20"/>
         </w:rPr>
-        <w:t>Academic Research Intelligence • Generated: October 04, 2026</w:t>
+        <w:t>Academic Research Intelligence • Generated: October 05, 2026</w:t>
       </w:r>
     </w:p>
     <w:p>
@@ -89,7 +89,7 @@
         <w:t>Date of Assessment:</w:t>
       </w:r>
       <w:r>
-        <w:t xml:space="preserve"> 2026-10-04</w:t>
+        <w:t xml:space="preserve"> 2026-10-05</w:t>
       </w:r>
     </w:p>
     <w:p>
@@ -4051,7 +4051,7 @@
         <w:t>Generated Date:</w:t>
       </w:r>
       <w:r>
-        <w:t xml:space="preserve"> 2026-10-04</w:t>
+        <w:t xml:space="preserve"> 2026-10-05</w:t>
       </w:r>
     </w:p>
     <w:p>

--- a/reports/supervisors/hong_kong/professors/prof_minghua_chen/dossier.docx
+++ b/reports/supervisors/hong_kong/professors/prof_minghua_chen/dossier.docx
@@ -24,7 +24,7 @@
           <w:color w:val="64748B"/>
           <w:sz w:val="20"/>
         </w:rPr>
-        <w:t>Academic Research Intelligence • Generated: October 05, 2026</w:t>
+        <w:t>Academic Research Intelligence • Generated: October 06, 2026</w:t>
       </w:r>
     </w:p>
     <w:p>
@@ -89,7 +89,7 @@
         <w:t>Date of Assessment:</w:t>
       </w:r>
       <w:r>
-        <w:t xml:space="preserve"> 2026-10-05</w:t>
+        <w:t xml:space="preserve"> 2026-10-06</w:t>
       </w:r>
     </w:p>
     <w:p>
@@ -4051,7 +4051,7 @@
         <w:t>Generated Date:</w:t>
       </w:r>
       <w:r>
-        <w:t xml:space="preserve"> 2026-10-05</w:t>
+        <w:t xml:space="preserve"> 2026-10-06</w:t>
       </w:r>
     </w:p>
     <w:p>

--- a/reports/supervisors/hong_kong/professors/prof_minghua_chen/dossier.docx
+++ b/reports/supervisors/hong_kong/professors/prof_minghua_chen/dossier.docx
@@ -24,7 +24,7 @@
           <w:color w:val="64748B"/>
           <w:sz w:val="20"/>
         </w:rPr>
-        <w:t>Academic Research Intelligence • Generated: October 06, 2026</w:t>
+        <w:t>Academic Research Intelligence • Generated: October 07, 2026</w:t>
       </w:r>
     </w:p>
     <w:p>
@@ -89,7 +89,7 @@
         <w:t>Date of Assessment:</w:t>
       </w:r>
       <w:r>
-        <w:t xml:space="preserve"> 2026-10-06</w:t>
+        <w:t xml:space="preserve"> 2026-10-07</w:t>
       </w:r>
     </w:p>
     <w:p>
@@ -4051,7 +4051,7 @@
         <w:t>Generated Date:</w:t>
       </w:r>
       <w:r>
-        <w:t xml:space="preserve"> 2026-10-06</w:t>
+        <w:t xml:space="preserve"> 2026-10-07</w:t>
       </w:r>
     </w:p>
     <w:p>
